--- a/Confluence/product_page_collateralized_funding_view.docx
+++ b/Confluence/product_page_collateralized_funding_view.docx
@@ -15,7 +15,7 @@
           <w:sz w:val="40"/>
           <w:szCs w:val="40"/>
         </w:rPr>
-        <w:t xml:space="preserve">Collateralized Funding View</w:t>
+        <w:t xml:space="preserve">Derived — Collateralized Funding View</w:t>
       </w:r>
     </w:p>
     <w:p>
@@ -76,7 +76,7 @@
                 <w:sz w:val="22"/>
                 <w:szCs w:val="22"/>
               </w:rPr>
-              <w:t xml:space="preserve">Daily view of liquidity buffer adjusted for collateral encumbrance. Joins LCR Buffer with Collateral Exposure to show unencumbered liquidity by currency and business date.</w:t>
+              <w:t xml:space="preserve">Daily view of liquidity buffer adjusted for collateral encumbrance. Joins LCR Buffer with Collateral Exposure, reconciling FX source and asset taxonomy differences between the upstream foundational products.</w:t>
             </w:r>
           </w:p>
         </w:tc>
@@ -330,6 +330,66 @@
                 <w:sz w:val="20"/>
                 <w:szCs w:val="20"/>
               </w:rPr>
+              <w:t xml:space="preserve">Built from</w:t>
+            </w:r>
+          </w:p>
+        </w:tc>
+        <w:tc>
+          <w:tcPr>
+            <w:tcW w:type="dxa" w:w="6560"/>
+            <w:tcBorders>
+              <w:top w:val="single" w:color="BFBFBF" w:sz="4"/>
+              <w:left w:val="single" w:color="BFBFBF" w:sz="4"/>
+              <w:bottom w:val="single" w:color="BFBFBF" w:sz="4"/>
+              <w:right w:val="single" w:color="BFBFBF" w:sz="4"/>
+            </w:tcBorders>
+            <w:tcMar>
+              <w:top w:type="dxa" w:w="100"/>
+              <w:left w:type="dxa" w:w="140"/>
+              <w:bottom w:type="dxa" w:w="100"/>
+              <w:right w:type="dxa" w:w="140"/>
+            </w:tcMar>
+            <w:vAlign w:val="top"/>
+          </w:tcPr>
+          <w:p>
+            <w:r>
+              <w:rPr>
+                <w:sz w:val="20"/>
+                <w:szCs w:val="20"/>
+              </w:rPr>
+              <w:t xml:space="preserve">collateral_exposure (CMOS) + lcr_buffer (ALFA)</w:t>
+            </w:r>
+          </w:p>
+        </w:tc>
+      </w:tr>
+      <w:tr>
+        <w:tc>
+          <w:tcPr>
+            <w:tcW w:type="dxa" w:w="2800"/>
+            <w:tcBorders>
+              <w:top w:val="single" w:color="BFBFBF" w:sz="4"/>
+              <w:left w:val="single" w:color="BFBFBF" w:sz="4"/>
+              <w:bottom w:val="single" w:color="BFBFBF" w:sz="4"/>
+              <w:right w:val="single" w:color="BFBFBF" w:sz="4"/>
+            </w:tcBorders>
+            <w:shd w:fill="D9E8F5" w:color="auto" w:val="clear"/>
+            <w:tcMar>
+              <w:top w:type="dxa" w:w="100"/>
+              <w:left w:type="dxa" w:w="140"/>
+              <w:bottom w:type="dxa" w:w="100"/>
+              <w:right w:type="dxa" w:w="140"/>
+            </w:tcMar>
+            <w:vAlign w:val="top"/>
+          </w:tcPr>
+          <w:p>
+            <w:r>
+              <w:rPr>
+                <w:b/>
+                <w:bCs/>
+                <w:color w:val="1F4E78"/>
+                <w:sz w:val="20"/>
+                <w:szCs w:val="20"/>
+              </w:rPr>
               <w:t xml:space="preserve">Grain</w:t>
             </w:r>
           </w:p>
@@ -640,20 +700,7 @@
           <w:sz w:val="22"/>
           <w:szCs w:val="22"/>
         </w:rPr>
-        <w:t xml:space="preserve">Implemented as a materialized table — Databricks refreshes it automatically when the upstream products change. Consumers query it like any regular table; performance is the same as querying a physical table.</w:t>
-      </w:r>
-    </w:p>
-    <w:p>
-      <w:pPr>
-        <w:spacing w:after="80" w:before="80"/>
-      </w:pPr>
-      <w:r>
-        <w:rPr>
-          <w:rFonts w:ascii="Arial" w:cs="Arial" w:eastAsia="Arial" w:hAnsi="Arial"/>
-          <w:sz w:val="22"/>
-          <w:szCs w:val="22"/>
-        </w:rPr>
-        <w:t xml:space="preserve">Subscribe via the link at the bottom of this page to register your team as a consumer. Subscription ensures you receive notifications when the contract changes or the product is deprecated.</w:t>
+        <w:t xml:space="preserve">Implemented as a materialized table — Databricks refreshes it automatically when the upstream products change. Consumers query it like any regular table.</w:t>
       </w:r>
     </w:p>
     <w:p>
@@ -698,9 +745,9 @@
         </w:tblBorders>
       </w:tblPr>
       <w:tblGrid>
-        <w:gridCol w:w="2400"/>
+        <w:gridCol w:w="2900"/>
         <w:gridCol w:w="1700"/>
-        <w:gridCol w:w="5260"/>
+        <w:gridCol w:w="4760"/>
       </w:tblGrid>
       <w:tr>
         <w:trPr>
@@ -708,7 +755,7 @@
         </w:trPr>
         <w:tc>
           <w:tcPr>
-            <w:tcW w:type="dxa" w:w="2400"/>
+            <w:tcW w:type="dxa" w:w="2900"/>
             <w:tcBorders>
               <w:top w:val="single" w:color="BFBFBF" w:sz="4"/>
               <w:left w:val="single" w:color="BFBFBF" w:sz="4"/>
@@ -770,7 +817,7 @@
         </w:tc>
         <w:tc>
           <w:tcPr>
-            <w:tcW w:type="dxa" w:w="5260"/>
+            <w:tcW w:type="dxa" w:w="4760"/>
             <w:tcBorders>
               <w:top w:val="single" w:color="BFBFBF" w:sz="4"/>
               <w:left w:val="single" w:color="BFBFBF" w:sz="4"/>
@@ -803,7 +850,7 @@
       <w:tr>
         <w:tc>
           <w:tcPr>
-            <w:tcW w:type="dxa" w:w="2400"/>
+            <w:tcW w:type="dxa" w:w="2900"/>
             <w:tcBorders>
               <w:top w:val="single" w:color="BFBFBF" w:sz="4"/>
               <w:left w:val="single" w:color="BFBFBF" w:sz="4"/>
@@ -857,7 +904,7 @@
         </w:tc>
         <w:tc>
           <w:tcPr>
-            <w:tcW w:type="dxa" w:w="5260"/>
+            <w:tcW w:type="dxa" w:w="4760"/>
             <w:tcBorders>
               <w:top w:val="single" w:color="BFBFBF" w:sz="4"/>
               <w:left w:val="single" w:color="BFBFBF" w:sz="4"/>
@@ -886,7 +933,7 @@
       <w:tr>
         <w:tc>
           <w:tcPr>
-            <w:tcW w:type="dxa" w:w="2400"/>
+            <w:tcW w:type="dxa" w:w="2900"/>
             <w:tcBorders>
               <w:top w:val="single" w:color="BFBFBF" w:sz="4"/>
               <w:left w:val="single" w:color="BFBFBF" w:sz="4"/>
@@ -940,7 +987,7 @@
         </w:tc>
         <w:tc>
           <w:tcPr>
-            <w:tcW w:type="dxa" w:w="5260"/>
+            <w:tcW w:type="dxa" w:w="4760"/>
             <w:tcBorders>
               <w:top w:val="single" w:color="BFBFBF" w:sz="4"/>
               <w:left w:val="single" w:color="BFBFBF" w:sz="4"/>
@@ -969,7 +1016,7 @@
       <w:tr>
         <w:tc>
           <w:tcPr>
-            <w:tcW w:type="dxa" w:w="2400"/>
+            <w:tcW w:type="dxa" w:w="2900"/>
             <w:tcBorders>
               <w:top w:val="single" w:color="BFBFBF" w:sz="4"/>
               <w:left w:val="single" w:color="BFBFBF" w:sz="4"/>
@@ -1023,28 +1070,28 @@
         </w:tc>
         <w:tc>
           <w:tcPr>
-            <w:tcW w:type="dxa" w:w="5260"/>
-            <w:tcBorders>
-              <w:top w:val="single" w:color="BFBFBF" w:sz="4"/>
-              <w:left w:val="single" w:color="BFBFBF" w:sz="4"/>
-              <w:bottom w:val="single" w:color="BFBFBF" w:sz="4"/>
-              <w:right w:val="single" w:color="BFBFBF" w:sz="4"/>
-            </w:tcBorders>
-            <w:tcMar>
-              <w:top w:type="dxa" w:w="100"/>
-              <w:left w:type="dxa" w:w="140"/>
-              <w:bottom w:type="dxa" w:w="100"/>
-              <w:right w:type="dxa" w:w="140"/>
-            </w:tcMar>
-            <w:vAlign w:val="top"/>
-          </w:tcPr>
-          <w:p>
-            <w:r>
-              <w:rPr>
-                <w:sz w:val="20"/>
-                <w:szCs w:val="20"/>
-              </w:rPr>
-              <w:t xml:space="preserve">Total High-Quality Liquid Assets from LCR Buffer, in native currency</w:t>
+            <w:tcW w:type="dxa" w:w="4760"/>
+            <w:tcBorders>
+              <w:top w:val="single" w:color="BFBFBF" w:sz="4"/>
+              <w:left w:val="single" w:color="BFBFBF" w:sz="4"/>
+              <w:bottom w:val="single" w:color="BFBFBF" w:sz="4"/>
+              <w:right w:val="single" w:color="BFBFBF" w:sz="4"/>
+            </w:tcBorders>
+            <w:tcMar>
+              <w:top w:type="dxa" w:w="100"/>
+              <w:left w:type="dxa" w:w="140"/>
+              <w:bottom w:type="dxa" w:w="100"/>
+              <w:right w:type="dxa" w:w="140"/>
+            </w:tcMar>
+            <w:vAlign w:val="top"/>
+          </w:tcPr>
+          <w:p>
+            <w:r>
+              <w:rPr>
+                <w:sz w:val="20"/>
+                <w:szCs w:val="20"/>
+              </w:rPr>
+              <w:t xml:space="preserve">HQLA in native currency from LCR Buffer</w:t>
             </w:r>
           </w:p>
         </w:tc>
@@ -1052,7 +1099,7 @@
       <w:tr>
         <w:tc>
           <w:tcPr>
-            <w:tcW w:type="dxa" w:w="2400"/>
+            <w:tcW w:type="dxa" w:w="2900"/>
             <w:tcBorders>
               <w:top w:val="single" w:color="BFBFBF" w:sz="4"/>
               <w:left w:val="single" w:color="BFBFBF" w:sz="4"/>
@@ -1106,28 +1153,28 @@
         </w:tc>
         <w:tc>
           <w:tcPr>
-            <w:tcW w:type="dxa" w:w="5260"/>
-            <w:tcBorders>
-              <w:top w:val="single" w:color="BFBFBF" w:sz="4"/>
-              <w:left w:val="single" w:color="BFBFBF" w:sz="4"/>
-              <w:bottom w:val="single" w:color="BFBFBF" w:sz="4"/>
-              <w:right w:val="single" w:color="BFBFBF" w:sz="4"/>
-            </w:tcBorders>
-            <w:tcMar>
-              <w:top w:type="dxa" w:w="100"/>
-              <w:left w:type="dxa" w:w="140"/>
-              <w:bottom w:type="dxa" w:w="100"/>
-              <w:right w:type="dxa" w:w="140"/>
-            </w:tcMar>
-            <w:vAlign w:val="top"/>
-          </w:tcPr>
-          <w:p>
-            <w:r>
-              <w:rPr>
-                <w:sz w:val="20"/>
-                <w:szCs w:val="20"/>
-              </w:rPr>
-              <w:t xml:space="preserve">Collateral posted (encumbered), in native currency</w:t>
+            <w:tcW w:type="dxa" w:w="4760"/>
+            <w:tcBorders>
+              <w:top w:val="single" w:color="BFBFBF" w:sz="4"/>
+              <w:left w:val="single" w:color="BFBFBF" w:sz="4"/>
+              <w:bottom w:val="single" w:color="BFBFBF" w:sz="4"/>
+              <w:right w:val="single" w:color="BFBFBF" w:sz="4"/>
+            </w:tcBorders>
+            <w:tcMar>
+              <w:top w:type="dxa" w:w="100"/>
+              <w:left w:type="dxa" w:w="140"/>
+              <w:bottom w:type="dxa" w:w="100"/>
+              <w:right w:type="dxa" w:w="140"/>
+            </w:tcMar>
+            <w:vAlign w:val="top"/>
+          </w:tcPr>
+          <w:p>
+            <w:r>
+              <w:rPr>
+                <w:sz w:val="20"/>
+                <w:szCs w:val="20"/>
+              </w:rPr>
+              <w:t xml:space="preserve">Collateral posted in native currency from Collateral Exposure</w:t>
             </w:r>
           </w:p>
         </w:tc>
@@ -1135,7 +1182,7 @@
       <w:tr>
         <w:tc>
           <w:tcPr>
-            <w:tcW w:type="dxa" w:w="2400"/>
+            <w:tcW w:type="dxa" w:w="2900"/>
             <w:tcBorders>
               <w:top w:val="single" w:color="BFBFBF" w:sz="4"/>
               <w:left w:val="single" w:color="BFBFBF" w:sz="4"/>
@@ -1189,28 +1236,28 @@
         </w:tc>
         <w:tc>
           <w:tcPr>
-            <w:tcW w:type="dxa" w:w="5260"/>
-            <w:tcBorders>
-              <w:top w:val="single" w:color="BFBFBF" w:sz="4"/>
-              <w:left w:val="single" w:color="BFBFBF" w:sz="4"/>
-              <w:bottom w:val="single" w:color="BFBFBF" w:sz="4"/>
-              <w:right w:val="single" w:color="BFBFBF" w:sz="4"/>
-            </w:tcBorders>
-            <w:tcMar>
-              <w:top w:type="dxa" w:w="100"/>
-              <w:left w:type="dxa" w:w="140"/>
-              <w:bottom w:type="dxa" w:w="100"/>
-              <w:right w:type="dxa" w:w="140"/>
-            </w:tcMar>
-            <w:vAlign w:val="top"/>
-          </w:tcPr>
-          <w:p>
-            <w:r>
-              <w:rPr>
-                <w:sz w:val="20"/>
-                <w:szCs w:val="20"/>
-              </w:rPr>
-              <w:t xml:space="preserve">hqla_amount minus pledged_collateral_amount, in native currency</w:t>
+            <w:tcW w:type="dxa" w:w="4760"/>
+            <w:tcBorders>
+              <w:top w:val="single" w:color="BFBFBF" w:sz="4"/>
+              <w:left w:val="single" w:color="BFBFBF" w:sz="4"/>
+              <w:bottom w:val="single" w:color="BFBFBF" w:sz="4"/>
+              <w:right w:val="single" w:color="BFBFBF" w:sz="4"/>
+            </w:tcBorders>
+            <w:tcMar>
+              <w:top w:type="dxa" w:w="100"/>
+              <w:left w:type="dxa" w:w="140"/>
+              <w:bottom w:type="dxa" w:w="100"/>
+              <w:right w:type="dxa" w:w="140"/>
+            </w:tcMar>
+            <w:vAlign w:val="top"/>
+          </w:tcPr>
+          <w:p>
+            <w:r>
+              <w:rPr>
+                <w:sz w:val="20"/>
+                <w:szCs w:val="20"/>
+              </w:rPr>
+              <w:t xml:space="preserve">hqla_amount minus pledged_collateral_amount</w:t>
             </w:r>
           </w:p>
         </w:tc>
@@ -1218,7 +1265,7 @@
       <w:tr>
         <w:tc>
           <w:tcPr>
-            <w:tcW w:type="dxa" w:w="2400"/>
+            <w:tcW w:type="dxa" w:w="2900"/>
             <w:tcBorders>
               <w:top w:val="single" w:color="BFBFBF" w:sz="4"/>
               <w:left w:val="single" w:color="BFBFBF" w:sz="4"/>
@@ -1272,28 +1319,111 @@
         </w:tc>
         <w:tc>
           <w:tcPr>
-            <w:tcW w:type="dxa" w:w="5260"/>
-            <w:tcBorders>
-              <w:top w:val="single" w:color="BFBFBF" w:sz="4"/>
-              <w:left w:val="single" w:color="BFBFBF" w:sz="4"/>
-              <w:bottom w:val="single" w:color="BFBFBF" w:sz="4"/>
-              <w:right w:val="single" w:color="BFBFBF" w:sz="4"/>
-            </w:tcBorders>
-            <w:tcMar>
-              <w:top w:type="dxa" w:w="100"/>
-              <w:left w:type="dxa" w:w="140"/>
-              <w:bottom w:type="dxa" w:w="100"/>
-              <w:right w:type="dxa" w:w="140"/>
-            </w:tcMar>
-            <w:vAlign w:val="top"/>
-          </w:tcPr>
-          <w:p>
-            <w:r>
-              <w:rPr>
-                <w:sz w:val="20"/>
-                <w:szCs w:val="20"/>
-              </w:rPr>
-              <w:t xml:space="preserve">Unencumbered liquidity divided by HQLA (0.0 to 1.0)</w:t>
+            <w:tcW w:type="dxa" w:w="4760"/>
+            <w:tcBorders>
+              <w:top w:val="single" w:color="BFBFBF" w:sz="4"/>
+              <w:left w:val="single" w:color="BFBFBF" w:sz="4"/>
+              <w:bottom w:val="single" w:color="BFBFBF" w:sz="4"/>
+              <w:right w:val="single" w:color="BFBFBF" w:sz="4"/>
+            </w:tcBorders>
+            <w:tcMar>
+              <w:top w:type="dxa" w:w="100"/>
+              <w:left w:type="dxa" w:w="140"/>
+              <w:bottom w:type="dxa" w:w="100"/>
+              <w:right w:type="dxa" w:w="140"/>
+            </w:tcMar>
+            <w:vAlign w:val="top"/>
+          </w:tcPr>
+          <w:p>
+            <w:r>
+              <w:rPr>
+                <w:sz w:val="20"/>
+                <w:szCs w:val="20"/>
+              </w:rPr>
+              <w:t xml:space="preserve">Unencumbered liquidity divided by HQLA</w:t>
+            </w:r>
+          </w:p>
+        </w:tc>
+      </w:tr>
+      <w:tr>
+        <w:tc>
+          <w:tcPr>
+            <w:tcW w:type="dxa" w:w="2900"/>
+            <w:tcBorders>
+              <w:top w:val="single" w:color="BFBFBF" w:sz="4"/>
+              <w:left w:val="single" w:color="BFBFBF" w:sz="4"/>
+              <w:bottom w:val="single" w:color="BFBFBF" w:sz="4"/>
+              <w:right w:val="single" w:color="BFBFBF" w:sz="4"/>
+            </w:tcBorders>
+            <w:tcMar>
+              <w:top w:type="dxa" w:w="100"/>
+              <w:left w:type="dxa" w:w="140"/>
+              <w:bottom w:type="dxa" w:w="100"/>
+              <w:right w:type="dxa" w:w="140"/>
+            </w:tcMar>
+            <w:vAlign w:val="top"/>
+          </w:tcPr>
+          <w:p>
+            <w:r>
+              <w:rPr>
+                <w:sz w:val="20"/>
+                <w:szCs w:val="20"/>
+              </w:rPr>
+              <w:t xml:space="preserve">usd_unencumbered_liquidity</w:t>
+            </w:r>
+          </w:p>
+        </w:tc>
+        <w:tc>
+          <w:tcPr>
+            <w:tcW w:type="dxa" w:w="1700"/>
+            <w:tcBorders>
+              <w:top w:val="single" w:color="BFBFBF" w:sz="4"/>
+              <w:left w:val="single" w:color="BFBFBF" w:sz="4"/>
+              <w:bottom w:val="single" w:color="BFBFBF" w:sz="4"/>
+              <w:right w:val="single" w:color="BFBFBF" w:sz="4"/>
+            </w:tcBorders>
+            <w:tcMar>
+              <w:top w:type="dxa" w:w="100"/>
+              <w:left w:type="dxa" w:w="140"/>
+              <w:bottom w:type="dxa" w:w="100"/>
+              <w:right w:type="dxa" w:w="140"/>
+            </w:tcMar>
+            <w:vAlign w:val="top"/>
+          </w:tcPr>
+          <w:p>
+            <w:r>
+              <w:rPr>
+                <w:sz w:val="20"/>
+                <w:szCs w:val="20"/>
+              </w:rPr>
+              <w:t xml:space="preserve">DECIMAL(18,2)</w:t>
+            </w:r>
+          </w:p>
+        </w:tc>
+        <w:tc>
+          <w:tcPr>
+            <w:tcW w:type="dxa" w:w="4760"/>
+            <w:tcBorders>
+              <w:top w:val="single" w:color="BFBFBF" w:sz="4"/>
+              <w:left w:val="single" w:color="BFBFBF" w:sz="4"/>
+              <w:bottom w:val="single" w:color="BFBFBF" w:sz="4"/>
+              <w:right w:val="single" w:color="BFBFBF" w:sz="4"/>
+            </w:tcBorders>
+            <w:tcMar>
+              <w:top w:type="dxa" w:w="100"/>
+              <w:left w:type="dxa" w:w="140"/>
+              <w:bottom w:type="dxa" w:w="100"/>
+              <w:right w:type="dxa" w:w="140"/>
+            </w:tcMar>
+            <w:vAlign w:val="top"/>
+          </w:tcPr>
+          <w:p>
+            <w:r>
+              <w:rPr>
+                <w:sz w:val="20"/>
+                <w:szCs w:val="20"/>
+              </w:rPr>
+              <w:t xml:space="preserve">USD-converted using conformed FX (core.fx_rate)</w:t>
             </w:r>
           </w:p>
         </w:tc>
@@ -1383,7 +1513,7 @@
           <w:sz w:val="22"/>
           <w:szCs w:val="22"/>
         </w:rPr>
-        <w:t xml:space="preserve">These dimensions appear in upstream products but should NOT be used as slicers at this grain — they will produce wrong answers:</w:t>
+        <w:t xml:space="preserve">These dimensions exist in upstream products but should NOT be used at this grain:</w:t>
       </w:r>
     </w:p>
     <w:p>
@@ -1449,10 +1579,10 @@
         </w:tblBorders>
       </w:tblPr>
       <w:tblGrid>
+        <w:gridCol w:w="2900"/>
+        <w:gridCol w:w="2100"/>
         <w:gridCol w:w="2700"/>
-        <w:gridCol w:w="2200"/>
-        <w:gridCol w:w="2700"/>
-        <w:gridCol w:w="1760"/>
+        <w:gridCol w:w="1660"/>
       </w:tblGrid>
       <w:tr>
         <w:trPr>
@@ -1460,7 +1590,7 @@
         </w:trPr>
         <w:tc>
           <w:tcPr>
-            <w:tcW w:type="dxa" w:w="2700"/>
+            <w:tcW w:type="dxa" w:w="2900"/>
             <w:tcBorders>
               <w:top w:val="single" w:color="BFBFBF" w:sz="4"/>
               <w:left w:val="single" w:color="BFBFBF" w:sz="4"/>
@@ -1491,7 +1621,7 @@
         </w:tc>
         <w:tc>
           <w:tcPr>
-            <w:tcW w:type="dxa" w:w="2200"/>
+            <w:tcW w:type="dxa" w:w="2100"/>
             <w:tcBorders>
               <w:top w:val="single" w:color="BFBFBF" w:sz="4"/>
               <w:left w:val="single" w:color="BFBFBF" w:sz="4"/>
@@ -1553,7 +1683,7 @@
         </w:tc>
         <w:tc>
           <w:tcPr>
-            <w:tcW w:type="dxa" w:w="1760"/>
+            <w:tcW w:type="dxa" w:w="1660"/>
             <w:tcBorders>
               <w:top w:val="single" w:color="BFBFBF" w:sz="4"/>
               <w:left w:val="single" w:color="BFBFBF" w:sz="4"/>
@@ -1586,6 +1716,60 @@
       <w:tr>
         <w:tc>
           <w:tcPr>
+            <w:tcW w:type="dxa" w:w="2900"/>
+            <w:tcBorders>
+              <w:top w:val="single" w:color="BFBFBF" w:sz="4"/>
+              <w:left w:val="single" w:color="BFBFBF" w:sz="4"/>
+              <w:bottom w:val="single" w:color="BFBFBF" w:sz="4"/>
+              <w:right w:val="single" w:color="BFBFBF" w:sz="4"/>
+            </w:tcBorders>
+            <w:tcMar>
+              <w:top w:type="dxa" w:w="100"/>
+              <w:left w:type="dxa" w:w="140"/>
+              <w:bottom w:type="dxa" w:w="100"/>
+              <w:right w:type="dxa" w:w="140"/>
+            </w:tcMar>
+            <w:vAlign w:val="top"/>
+          </w:tcPr>
+          <w:p>
+            <w:r>
+              <w:rPr>
+                <w:sz w:val="20"/>
+                <w:szCs w:val="20"/>
+              </w:rPr>
+              <w:t xml:space="preserve">hqla_amount</w:t>
+            </w:r>
+          </w:p>
+        </w:tc>
+        <w:tc>
+          <w:tcPr>
+            <w:tcW w:type="dxa" w:w="2100"/>
+            <w:tcBorders>
+              <w:top w:val="single" w:color="BFBFBF" w:sz="4"/>
+              <w:left w:val="single" w:color="BFBFBF" w:sz="4"/>
+              <w:bottom w:val="single" w:color="BFBFBF" w:sz="4"/>
+              <w:right w:val="single" w:color="BFBFBF" w:sz="4"/>
+            </w:tcBorders>
+            <w:tcMar>
+              <w:top w:type="dxa" w:w="100"/>
+              <w:left w:type="dxa" w:w="140"/>
+              <w:bottom w:type="dxa" w:w="100"/>
+              <w:right w:type="dxa" w:w="140"/>
+            </w:tcMar>
+            <w:vAlign w:val="top"/>
+          </w:tcPr>
+          <w:p>
+            <w:r>
+              <w:rPr>
+                <w:sz w:val="20"/>
+                <w:szCs w:val="20"/>
+              </w:rPr>
+              <w:t xml:space="preserve">Additive</w:t>
+            </w:r>
+          </w:p>
+        </w:tc>
+        <w:tc>
+          <w:tcPr>
             <w:tcW w:type="dxa" w:w="2700"/>
             <w:tcBorders>
               <w:top w:val="single" w:color="BFBFBF" w:sz="4"/>
@@ -1607,67 +1791,13 @@
                 <w:sz w:val="20"/>
                 <w:szCs w:val="20"/>
               </w:rPr>
-              <w:t xml:space="preserve">hqla_amount</w:t>
-            </w:r>
-          </w:p>
-        </w:tc>
-        <w:tc>
-          <w:tcPr>
-            <w:tcW w:type="dxa" w:w="2200"/>
-            <w:tcBorders>
-              <w:top w:val="single" w:color="BFBFBF" w:sz="4"/>
-              <w:left w:val="single" w:color="BFBFBF" w:sz="4"/>
-              <w:bottom w:val="single" w:color="BFBFBF" w:sz="4"/>
-              <w:right w:val="single" w:color="BFBFBF" w:sz="4"/>
-            </w:tcBorders>
-            <w:tcMar>
-              <w:top w:type="dxa" w:w="100"/>
-              <w:left w:type="dxa" w:w="140"/>
-              <w:bottom w:type="dxa" w:w="100"/>
-              <w:right w:type="dxa" w:w="140"/>
-            </w:tcMar>
-            <w:vAlign w:val="top"/>
-          </w:tcPr>
-          <w:p>
-            <w:r>
-              <w:rPr>
-                <w:sz w:val="20"/>
-                <w:szCs w:val="20"/>
-              </w:rPr>
-              <w:t xml:space="preserve">Additive</w:t>
-            </w:r>
-          </w:p>
-        </w:tc>
-        <w:tc>
-          <w:tcPr>
-            <w:tcW w:type="dxa" w:w="2700"/>
-            <w:tcBorders>
-              <w:top w:val="single" w:color="BFBFBF" w:sz="4"/>
-              <w:left w:val="single" w:color="BFBFBF" w:sz="4"/>
-              <w:bottom w:val="single" w:color="BFBFBF" w:sz="4"/>
-              <w:right w:val="single" w:color="BFBFBF" w:sz="4"/>
-            </w:tcBorders>
-            <w:tcMar>
-              <w:top w:type="dxa" w:w="100"/>
-              <w:left w:type="dxa" w:w="140"/>
-              <w:bottom w:type="dxa" w:w="100"/>
-              <w:right w:type="dxa" w:w="140"/>
-            </w:tcMar>
-            <w:vAlign w:val="top"/>
-          </w:tcPr>
-          <w:p>
-            <w:r>
-              <w:rPr>
-                <w:sz w:val="20"/>
-                <w:szCs w:val="20"/>
-              </w:rPr>
               <w:t xml:space="preserve">currency</w:t>
             </w:r>
           </w:p>
         </w:tc>
         <w:tc>
           <w:tcPr>
-            <w:tcW w:type="dxa" w:w="1760"/>
+            <w:tcW w:type="dxa" w:w="1660"/>
             <w:tcBorders>
               <w:top w:val="single" w:color="BFBFBF" w:sz="4"/>
               <w:left w:val="single" w:color="BFBFBF" w:sz="4"/>
@@ -1696,6 +1826,60 @@
       <w:tr>
         <w:tc>
           <w:tcPr>
+            <w:tcW w:type="dxa" w:w="2900"/>
+            <w:tcBorders>
+              <w:top w:val="single" w:color="BFBFBF" w:sz="4"/>
+              <w:left w:val="single" w:color="BFBFBF" w:sz="4"/>
+              <w:bottom w:val="single" w:color="BFBFBF" w:sz="4"/>
+              <w:right w:val="single" w:color="BFBFBF" w:sz="4"/>
+            </w:tcBorders>
+            <w:tcMar>
+              <w:top w:type="dxa" w:w="100"/>
+              <w:left w:type="dxa" w:w="140"/>
+              <w:bottom w:type="dxa" w:w="100"/>
+              <w:right w:type="dxa" w:w="140"/>
+            </w:tcMar>
+            <w:vAlign w:val="top"/>
+          </w:tcPr>
+          <w:p>
+            <w:r>
+              <w:rPr>
+                <w:sz w:val="20"/>
+                <w:szCs w:val="20"/>
+              </w:rPr>
+              <w:t xml:space="preserve">pledged_collateral_amount</w:t>
+            </w:r>
+          </w:p>
+        </w:tc>
+        <w:tc>
+          <w:tcPr>
+            <w:tcW w:type="dxa" w:w="2100"/>
+            <w:tcBorders>
+              <w:top w:val="single" w:color="BFBFBF" w:sz="4"/>
+              <w:left w:val="single" w:color="BFBFBF" w:sz="4"/>
+              <w:bottom w:val="single" w:color="BFBFBF" w:sz="4"/>
+              <w:right w:val="single" w:color="BFBFBF" w:sz="4"/>
+            </w:tcBorders>
+            <w:tcMar>
+              <w:top w:type="dxa" w:w="100"/>
+              <w:left w:type="dxa" w:w="140"/>
+              <w:bottom w:type="dxa" w:w="100"/>
+              <w:right w:type="dxa" w:w="140"/>
+            </w:tcMar>
+            <w:vAlign w:val="top"/>
+          </w:tcPr>
+          <w:p>
+            <w:r>
+              <w:rPr>
+                <w:sz w:val="20"/>
+                <w:szCs w:val="20"/>
+              </w:rPr>
+              <w:t xml:space="preserve">Additive</w:t>
+            </w:r>
+          </w:p>
+        </w:tc>
+        <w:tc>
+          <w:tcPr>
             <w:tcW w:type="dxa" w:w="2700"/>
             <w:tcBorders>
               <w:top w:val="single" w:color="BFBFBF" w:sz="4"/>
@@ -1717,67 +1901,13 @@
                 <w:sz w:val="20"/>
                 <w:szCs w:val="20"/>
               </w:rPr>
-              <w:t xml:space="preserve">pledged_collateral_amount</w:t>
-            </w:r>
-          </w:p>
-        </w:tc>
-        <w:tc>
-          <w:tcPr>
-            <w:tcW w:type="dxa" w:w="2200"/>
-            <w:tcBorders>
-              <w:top w:val="single" w:color="BFBFBF" w:sz="4"/>
-              <w:left w:val="single" w:color="BFBFBF" w:sz="4"/>
-              <w:bottom w:val="single" w:color="BFBFBF" w:sz="4"/>
-              <w:right w:val="single" w:color="BFBFBF" w:sz="4"/>
-            </w:tcBorders>
-            <w:tcMar>
-              <w:top w:type="dxa" w:w="100"/>
-              <w:left w:type="dxa" w:w="140"/>
-              <w:bottom w:type="dxa" w:w="100"/>
-              <w:right w:type="dxa" w:w="140"/>
-            </w:tcMar>
-            <w:vAlign w:val="top"/>
-          </w:tcPr>
-          <w:p>
-            <w:r>
-              <w:rPr>
-                <w:sz w:val="20"/>
-                <w:szCs w:val="20"/>
-              </w:rPr>
-              <w:t xml:space="preserve">Additive</w:t>
-            </w:r>
-          </w:p>
-        </w:tc>
-        <w:tc>
-          <w:tcPr>
-            <w:tcW w:type="dxa" w:w="2700"/>
-            <w:tcBorders>
-              <w:top w:val="single" w:color="BFBFBF" w:sz="4"/>
-              <w:left w:val="single" w:color="BFBFBF" w:sz="4"/>
-              <w:bottom w:val="single" w:color="BFBFBF" w:sz="4"/>
-              <w:right w:val="single" w:color="BFBFBF" w:sz="4"/>
-            </w:tcBorders>
-            <w:tcMar>
-              <w:top w:type="dxa" w:w="100"/>
-              <w:left w:type="dxa" w:w="140"/>
-              <w:bottom w:type="dxa" w:w="100"/>
-              <w:right w:type="dxa" w:w="140"/>
-            </w:tcMar>
-            <w:vAlign w:val="top"/>
-          </w:tcPr>
-          <w:p>
-            <w:r>
-              <w:rPr>
-                <w:sz w:val="20"/>
-                <w:szCs w:val="20"/>
-              </w:rPr>
               <w:t xml:space="preserve">currency</w:t>
             </w:r>
           </w:p>
         </w:tc>
         <w:tc>
           <w:tcPr>
-            <w:tcW w:type="dxa" w:w="1760"/>
+            <w:tcW w:type="dxa" w:w="1660"/>
             <w:tcBorders>
               <w:top w:val="single" w:color="BFBFBF" w:sz="4"/>
               <w:left w:val="single" w:color="BFBFBF" w:sz="4"/>
@@ -1806,6 +1936,60 @@
       <w:tr>
         <w:tc>
           <w:tcPr>
+            <w:tcW w:type="dxa" w:w="2900"/>
+            <w:tcBorders>
+              <w:top w:val="single" w:color="BFBFBF" w:sz="4"/>
+              <w:left w:val="single" w:color="BFBFBF" w:sz="4"/>
+              <w:bottom w:val="single" w:color="BFBFBF" w:sz="4"/>
+              <w:right w:val="single" w:color="BFBFBF" w:sz="4"/>
+            </w:tcBorders>
+            <w:tcMar>
+              <w:top w:type="dxa" w:w="100"/>
+              <w:left w:type="dxa" w:w="140"/>
+              <w:bottom w:type="dxa" w:w="100"/>
+              <w:right w:type="dxa" w:w="140"/>
+            </w:tcMar>
+            <w:vAlign w:val="top"/>
+          </w:tcPr>
+          <w:p>
+            <w:r>
+              <w:rPr>
+                <w:sz w:val="20"/>
+                <w:szCs w:val="20"/>
+              </w:rPr>
+              <w:t xml:space="preserve">unencumbered_liquidity</w:t>
+            </w:r>
+          </w:p>
+        </w:tc>
+        <w:tc>
+          <w:tcPr>
+            <w:tcW w:type="dxa" w:w="2100"/>
+            <w:tcBorders>
+              <w:top w:val="single" w:color="BFBFBF" w:sz="4"/>
+              <w:left w:val="single" w:color="BFBFBF" w:sz="4"/>
+              <w:bottom w:val="single" w:color="BFBFBF" w:sz="4"/>
+              <w:right w:val="single" w:color="BFBFBF" w:sz="4"/>
+            </w:tcBorders>
+            <w:tcMar>
+              <w:top w:type="dxa" w:w="100"/>
+              <w:left w:type="dxa" w:w="140"/>
+              <w:bottom w:type="dxa" w:w="100"/>
+              <w:right w:type="dxa" w:w="140"/>
+            </w:tcMar>
+            <w:vAlign w:val="top"/>
+          </w:tcPr>
+          <w:p>
+            <w:r>
+              <w:rPr>
+                <w:sz w:val="20"/>
+                <w:szCs w:val="20"/>
+              </w:rPr>
+              <w:t xml:space="preserve">Additive</w:t>
+            </w:r>
+          </w:p>
+        </w:tc>
+        <w:tc>
+          <w:tcPr>
             <w:tcW w:type="dxa" w:w="2700"/>
             <w:tcBorders>
               <w:top w:val="single" w:color="BFBFBF" w:sz="4"/>
@@ -1827,67 +2011,13 @@
                 <w:sz w:val="20"/>
                 <w:szCs w:val="20"/>
               </w:rPr>
-              <w:t xml:space="preserve">unencumbered_liquidity</w:t>
-            </w:r>
-          </w:p>
-        </w:tc>
-        <w:tc>
-          <w:tcPr>
-            <w:tcW w:type="dxa" w:w="2200"/>
-            <w:tcBorders>
-              <w:top w:val="single" w:color="BFBFBF" w:sz="4"/>
-              <w:left w:val="single" w:color="BFBFBF" w:sz="4"/>
-              <w:bottom w:val="single" w:color="BFBFBF" w:sz="4"/>
-              <w:right w:val="single" w:color="BFBFBF" w:sz="4"/>
-            </w:tcBorders>
-            <w:tcMar>
-              <w:top w:type="dxa" w:w="100"/>
-              <w:left w:type="dxa" w:w="140"/>
-              <w:bottom w:type="dxa" w:w="100"/>
-              <w:right w:type="dxa" w:w="140"/>
-            </w:tcMar>
-            <w:vAlign w:val="top"/>
-          </w:tcPr>
-          <w:p>
-            <w:r>
-              <w:rPr>
-                <w:sz w:val="20"/>
-                <w:szCs w:val="20"/>
-              </w:rPr>
-              <w:t xml:space="preserve">Additive</w:t>
-            </w:r>
-          </w:p>
-        </w:tc>
-        <w:tc>
-          <w:tcPr>
-            <w:tcW w:type="dxa" w:w="2700"/>
-            <w:tcBorders>
-              <w:top w:val="single" w:color="BFBFBF" w:sz="4"/>
-              <w:left w:val="single" w:color="BFBFBF" w:sz="4"/>
-              <w:bottom w:val="single" w:color="BFBFBF" w:sz="4"/>
-              <w:right w:val="single" w:color="BFBFBF" w:sz="4"/>
-            </w:tcBorders>
-            <w:tcMar>
-              <w:top w:type="dxa" w:w="100"/>
-              <w:left w:type="dxa" w:w="140"/>
-              <w:bottom w:type="dxa" w:w="100"/>
-              <w:right w:type="dxa" w:w="140"/>
-            </w:tcMar>
-            <w:vAlign w:val="top"/>
-          </w:tcPr>
-          <w:p>
-            <w:r>
-              <w:rPr>
-                <w:sz w:val="20"/>
-                <w:szCs w:val="20"/>
-              </w:rPr>
               <w:t xml:space="preserve">currency</w:t>
             </w:r>
           </w:p>
         </w:tc>
         <w:tc>
           <w:tcPr>
-            <w:tcW w:type="dxa" w:w="1760"/>
+            <w:tcW w:type="dxa" w:w="1660"/>
             <w:tcBorders>
               <w:top w:val="single" w:color="BFBFBF" w:sz="4"/>
               <w:left w:val="single" w:color="BFBFBF" w:sz="4"/>
@@ -1916,6 +2046,60 @@
       <w:tr>
         <w:tc>
           <w:tcPr>
+            <w:tcW w:type="dxa" w:w="2900"/>
+            <w:tcBorders>
+              <w:top w:val="single" w:color="BFBFBF" w:sz="4"/>
+              <w:left w:val="single" w:color="BFBFBF" w:sz="4"/>
+              <w:bottom w:val="single" w:color="BFBFBF" w:sz="4"/>
+              <w:right w:val="single" w:color="BFBFBF" w:sz="4"/>
+            </w:tcBorders>
+            <w:tcMar>
+              <w:top w:type="dxa" w:w="100"/>
+              <w:left w:type="dxa" w:w="140"/>
+              <w:bottom w:type="dxa" w:w="100"/>
+              <w:right w:type="dxa" w:w="140"/>
+            </w:tcMar>
+            <w:vAlign w:val="top"/>
+          </w:tcPr>
+          <w:p>
+            <w:r>
+              <w:rPr>
+                <w:sz w:val="20"/>
+                <w:szCs w:val="20"/>
+              </w:rPr>
+              <w:t xml:space="preserve">coverage_ratio</w:t>
+            </w:r>
+          </w:p>
+        </w:tc>
+        <w:tc>
+          <w:tcPr>
+            <w:tcW w:type="dxa" w:w="2100"/>
+            <w:tcBorders>
+              <w:top w:val="single" w:color="BFBFBF" w:sz="4"/>
+              <w:left w:val="single" w:color="BFBFBF" w:sz="4"/>
+              <w:bottom w:val="single" w:color="BFBFBF" w:sz="4"/>
+              <w:right w:val="single" w:color="BFBFBF" w:sz="4"/>
+            </w:tcBorders>
+            <w:tcMar>
+              <w:top w:type="dxa" w:w="100"/>
+              <w:left w:type="dxa" w:w="140"/>
+              <w:bottom w:type="dxa" w:w="100"/>
+              <w:right w:type="dxa" w:w="140"/>
+            </w:tcMar>
+            <w:vAlign w:val="top"/>
+          </w:tcPr>
+          <w:p>
+            <w:r>
+              <w:rPr>
+                <w:sz w:val="20"/>
+                <w:szCs w:val="20"/>
+              </w:rPr>
+              <w:t xml:space="preserve">Non-additive ratio</w:t>
+            </w:r>
+          </w:p>
+        </w:tc>
+        <w:tc>
+          <w:tcPr>
             <w:tcW w:type="dxa" w:w="2700"/>
             <w:tcBorders>
               <w:top w:val="single" w:color="BFBFBF" w:sz="4"/>
@@ -1937,34 +2121,90 @@
                 <w:sz w:val="20"/>
                 <w:szCs w:val="20"/>
               </w:rPr>
-              <w:t xml:space="preserve">coverage_ratio</w:t>
-            </w:r>
-          </w:p>
-        </w:tc>
-        <w:tc>
-          <w:tcPr>
-            <w:tcW w:type="dxa" w:w="2200"/>
-            <w:tcBorders>
-              <w:top w:val="single" w:color="BFBFBF" w:sz="4"/>
-              <w:left w:val="single" w:color="BFBFBF" w:sz="4"/>
-              <w:bottom w:val="single" w:color="BFBFBF" w:sz="4"/>
-              <w:right w:val="single" w:color="BFBFBF" w:sz="4"/>
-            </w:tcBorders>
-            <w:tcMar>
-              <w:top w:type="dxa" w:w="100"/>
-              <w:left w:type="dxa" w:w="140"/>
-              <w:bottom w:type="dxa" w:w="100"/>
-              <w:right w:type="dxa" w:w="140"/>
-            </w:tcMar>
-            <w:vAlign w:val="top"/>
-          </w:tcPr>
-          <w:p>
-            <w:r>
-              <w:rPr>
-                <w:sz w:val="20"/>
-                <w:szCs w:val="20"/>
-              </w:rPr>
-              <w:t xml:space="preserve">Non-additive ratio</w:t>
+              <w:t xml:space="preserve">Do not aggregate across currencies</w:t>
+            </w:r>
+          </w:p>
+        </w:tc>
+        <w:tc>
+          <w:tcPr>
+            <w:tcW w:type="dxa" w:w="1660"/>
+            <w:tcBorders>
+              <w:top w:val="single" w:color="BFBFBF" w:sz="4"/>
+              <w:left w:val="single" w:color="BFBFBF" w:sz="4"/>
+              <w:bottom w:val="single" w:color="BFBFBF" w:sz="4"/>
+              <w:right w:val="single" w:color="BFBFBF" w:sz="4"/>
+            </w:tcBorders>
+            <w:tcMar>
+              <w:top w:type="dxa" w:w="100"/>
+              <w:left w:type="dxa" w:w="140"/>
+              <w:bottom w:type="dxa" w:w="100"/>
+              <w:right w:type="dxa" w:w="140"/>
+            </w:tcMar>
+            <w:vAlign w:val="top"/>
+          </w:tcPr>
+          <w:p>
+            <w:r>
+              <w:rPr>
+                <w:sz w:val="20"/>
+                <w:szCs w:val="20"/>
+              </w:rPr>
+              <w:t xml:space="preserve">Ratio (0-1)</w:t>
+            </w:r>
+          </w:p>
+        </w:tc>
+      </w:tr>
+      <w:tr>
+        <w:tc>
+          <w:tcPr>
+            <w:tcW w:type="dxa" w:w="2900"/>
+            <w:tcBorders>
+              <w:top w:val="single" w:color="BFBFBF" w:sz="4"/>
+              <w:left w:val="single" w:color="BFBFBF" w:sz="4"/>
+              <w:bottom w:val="single" w:color="BFBFBF" w:sz="4"/>
+              <w:right w:val="single" w:color="BFBFBF" w:sz="4"/>
+            </w:tcBorders>
+            <w:tcMar>
+              <w:top w:type="dxa" w:w="100"/>
+              <w:left w:type="dxa" w:w="140"/>
+              <w:bottom w:type="dxa" w:w="100"/>
+              <w:right w:type="dxa" w:w="140"/>
+            </w:tcMar>
+            <w:vAlign w:val="top"/>
+          </w:tcPr>
+          <w:p>
+            <w:r>
+              <w:rPr>
+                <w:sz w:val="20"/>
+                <w:szCs w:val="20"/>
+              </w:rPr>
+              <w:t xml:space="preserve">usd_unencumbered_liquidity</w:t>
+            </w:r>
+          </w:p>
+        </w:tc>
+        <w:tc>
+          <w:tcPr>
+            <w:tcW w:type="dxa" w:w="2100"/>
+            <w:tcBorders>
+              <w:top w:val="single" w:color="BFBFBF" w:sz="4"/>
+              <w:left w:val="single" w:color="BFBFBF" w:sz="4"/>
+              <w:bottom w:val="single" w:color="BFBFBF" w:sz="4"/>
+              <w:right w:val="single" w:color="BFBFBF" w:sz="4"/>
+            </w:tcBorders>
+            <w:tcMar>
+              <w:top w:type="dxa" w:w="100"/>
+              <w:left w:type="dxa" w:w="140"/>
+              <w:bottom w:type="dxa" w:w="100"/>
+              <w:right w:type="dxa" w:w="140"/>
+            </w:tcMar>
+            <w:vAlign w:val="top"/>
+          </w:tcPr>
+          <w:p>
+            <w:r>
+              <w:rPr>
+                <w:sz w:val="20"/>
+                <w:szCs w:val="20"/>
+              </w:rPr>
+              <w:t xml:space="preserve">Additive (conformed FX basis)</w:t>
             </w:r>
           </w:p>
         </w:tc>
@@ -1991,34 +2231,34 @@
                 <w:sz w:val="20"/>
                 <w:szCs w:val="20"/>
               </w:rPr>
-              <w:t xml:space="preserve">Do not aggregate across currencies</w:t>
-            </w:r>
-          </w:p>
-        </w:tc>
-        <w:tc>
-          <w:tcPr>
-            <w:tcW w:type="dxa" w:w="1760"/>
-            <w:tcBorders>
-              <w:top w:val="single" w:color="BFBFBF" w:sz="4"/>
-              <w:left w:val="single" w:color="BFBFBF" w:sz="4"/>
-              <w:bottom w:val="single" w:color="BFBFBF" w:sz="4"/>
-              <w:right w:val="single" w:color="BFBFBF" w:sz="4"/>
-            </w:tcBorders>
-            <w:tcMar>
-              <w:top w:type="dxa" w:w="100"/>
-              <w:left w:type="dxa" w:w="140"/>
-              <w:bottom w:type="dxa" w:w="100"/>
-              <w:right w:type="dxa" w:w="140"/>
-            </w:tcMar>
-            <w:vAlign w:val="top"/>
-          </w:tcPr>
-          <w:p>
-            <w:r>
-              <w:rPr>
-                <w:sz w:val="20"/>
-                <w:szCs w:val="20"/>
-              </w:rPr>
-              <w:t xml:space="preserve">Ratio (0-1)</w:t>
+              <w:t xml:space="preserve">(safe across currencies)</w:t>
+            </w:r>
+          </w:p>
+        </w:tc>
+        <w:tc>
+          <w:tcPr>
+            <w:tcW w:type="dxa" w:w="1660"/>
+            <w:tcBorders>
+              <w:top w:val="single" w:color="BFBFBF" w:sz="4"/>
+              <w:left w:val="single" w:color="BFBFBF" w:sz="4"/>
+              <w:bottom w:val="single" w:color="BFBFBF" w:sz="4"/>
+              <w:right w:val="single" w:color="BFBFBF" w:sz="4"/>
+            </w:tcBorders>
+            <w:tcMar>
+              <w:top w:type="dxa" w:w="100"/>
+              <w:left w:type="dxa" w:w="140"/>
+              <w:bottom w:type="dxa" w:w="100"/>
+              <w:right w:type="dxa" w:w="140"/>
+            </w:tcMar>
+            <w:vAlign w:val="top"/>
+          </w:tcPr>
+          <w:p>
+            <w:r>
+              <w:rPr>
+                <w:sz w:val="20"/>
+                <w:szCs w:val="20"/>
+              </w:rPr>
+              <w:t xml:space="preserve">USD via core.fx_rate</w:t>
             </w:r>
           </w:p>
         </w:tc>
@@ -2045,7 +2285,7 @@
           <w:sz w:val="26"/>
           <w:szCs w:val="26"/>
         </w:rPr>
-        <w:t xml:space="preserve">Lineage</w:t>
+        <w:t xml:space="preserve">Reference dependencies</w:t>
       </w:r>
     </w:p>
     <w:p>
@@ -2058,7 +2298,7 @@
           <w:sz w:val="22"/>
           <w:szCs w:val="22"/>
         </w:rPr>
-        <w:t xml:space="preserve">This product is built from two upstream products:</w:t>
+        <w:t xml:space="preserve">This product applies conformed reference data when reconciling upstream divergences. Compare with the upstream foundational products — collateral_exposure and lcr_buffer — which carry non-conformed FX and asset-taxonomy dependencies.</w:t>
       </w:r>
     </w:p>
     <w:tbl>
@@ -2074,9 +2314,10 @@
         </w:tblBorders>
       </w:tblPr>
       <w:tblGrid>
-        <w:gridCol w:w="3200"/>
-        <w:gridCol w:w="1800"/>
-        <w:gridCol w:w="4360"/>
+        <w:gridCol w:w="2200"/>
+        <w:gridCol w:w="2400"/>
+        <w:gridCol w:w="1400"/>
+        <w:gridCol w:w="3360"/>
       </w:tblGrid>
       <w:tr>
         <w:trPr>
@@ -2084,7 +2325,7 @@
         </w:trPr>
         <w:tc>
           <w:tcPr>
-            <w:tcW w:type="dxa" w:w="3200"/>
+            <w:tcW w:type="dxa" w:w="2200"/>
             <w:tcBorders>
               <w:top w:val="single" w:color="BFBFBF" w:sz="4"/>
               <w:left w:val="single" w:color="BFBFBF" w:sz="4"/>
@@ -2109,13 +2350,13 @@
                 <w:sz w:val="20"/>
                 <w:szCs w:val="20"/>
               </w:rPr>
-              <w:t xml:space="preserve">Upstream product</w:t>
-            </w:r>
-          </w:p>
-        </w:tc>
-        <w:tc>
-          <w:tcPr>
-            <w:tcW w:type="dxa" w:w="1800"/>
+              <w:t xml:space="preserve">What</w:t>
+            </w:r>
+          </w:p>
+        </w:tc>
+        <w:tc>
+          <w:tcPr>
+            <w:tcW w:type="dxa" w:w="2400"/>
             <w:tcBorders>
               <w:top w:val="single" w:color="BFBFBF" w:sz="4"/>
               <w:left w:val="single" w:color="BFBFBF" w:sz="4"/>
@@ -2140,13 +2381,13 @@
                 <w:sz w:val="20"/>
                 <w:szCs w:val="20"/>
               </w:rPr>
-              <w:t xml:space="preserve">Version</w:t>
-            </w:r>
-          </w:p>
-        </w:tc>
-        <w:tc>
-          <w:tcPr>
-            <w:tcW w:type="dxa" w:w="4360"/>
+              <w:t xml:space="preserve">Source</w:t>
+            </w:r>
+          </w:p>
+        </w:tc>
+        <w:tc>
+          <w:tcPr>
+            <w:tcW w:type="dxa" w:w="1400"/>
             <w:tcBorders>
               <w:top w:val="single" w:color="BFBFBF" w:sz="4"/>
               <w:left w:val="single" w:color="BFBFBF" w:sz="4"/>
@@ -2171,7 +2412,38 @@
                 <w:sz w:val="20"/>
                 <w:szCs w:val="20"/>
               </w:rPr>
-              <w:t xml:space="preserve">Fields used</w:t>
+              <w:t xml:space="preserve">Conformed?</w:t>
+            </w:r>
+          </w:p>
+        </w:tc>
+        <w:tc>
+          <w:tcPr>
+            <w:tcW w:type="dxa" w:w="3360"/>
+            <w:tcBorders>
+              <w:top w:val="single" w:color="BFBFBF" w:sz="4"/>
+              <w:left w:val="single" w:color="BFBFBF" w:sz="4"/>
+              <w:bottom w:val="single" w:color="BFBFBF" w:sz="4"/>
+              <w:right w:val="single" w:color="BFBFBF" w:sz="4"/>
+            </w:tcBorders>
+            <w:shd w:fill="1F4E78" w:color="auto" w:val="clear"/>
+            <w:tcMar>
+              <w:top w:type="dxa" w:w="100"/>
+              <w:left w:type="dxa" w:w="140"/>
+              <w:bottom w:type="dxa" w:w="100"/>
+              <w:right w:type="dxa" w:w="140"/>
+            </w:tcMar>
+            <w:vAlign w:val="center"/>
+          </w:tcPr>
+          <w:p>
+            <w:r>
+              <w:rPr>
+                <w:b/>
+                <w:bCs/>
+                <w:color w:val="FFFFFF"/>
+                <w:sz w:val="20"/>
+                <w:szCs w:val="20"/>
+              </w:rPr>
+              <w:t xml:space="preserve">Note</w:t>
             </w:r>
           </w:p>
         </w:tc>
@@ -2179,82 +2451,120 @@
       <w:tr>
         <w:tc>
           <w:tcPr>
-            <w:tcW w:type="dxa" w:w="3200"/>
-            <w:tcBorders>
-              <w:top w:val="single" w:color="BFBFBF" w:sz="4"/>
-              <w:left w:val="single" w:color="BFBFBF" w:sz="4"/>
-              <w:bottom w:val="single" w:color="BFBFBF" w:sz="4"/>
-              <w:right w:val="single" w:color="BFBFBF" w:sz="4"/>
-            </w:tcBorders>
-            <w:tcMar>
-              <w:top w:type="dxa" w:w="100"/>
-              <w:left w:type="dxa" w:w="140"/>
-              <w:bottom w:type="dxa" w:w="100"/>
-              <w:right w:type="dxa" w:w="140"/>
-            </w:tcMar>
-            <w:vAlign w:val="top"/>
-          </w:tcPr>
-          <w:p>
-            <w:r>
-              <w:rPr>
-                <w:sz w:val="20"/>
-                <w:szCs w:val="20"/>
-              </w:rPr>
-              <w:t xml:space="preserve">lcr_buffer</w:t>
-            </w:r>
-          </w:p>
-        </w:tc>
-        <w:tc>
-          <w:tcPr>
-            <w:tcW w:type="dxa" w:w="1800"/>
-            <w:tcBorders>
-              <w:top w:val="single" w:color="BFBFBF" w:sz="4"/>
-              <w:left w:val="single" w:color="BFBFBF" w:sz="4"/>
-              <w:bottom w:val="single" w:color="BFBFBF" w:sz="4"/>
-              <w:right w:val="single" w:color="BFBFBF" w:sz="4"/>
-            </w:tcBorders>
-            <w:tcMar>
-              <w:top w:type="dxa" w:w="100"/>
-              <w:left w:type="dxa" w:w="140"/>
-              <w:bottom w:type="dxa" w:w="100"/>
-              <w:right w:type="dxa" w:w="140"/>
-            </w:tcMar>
-            <w:vAlign w:val="top"/>
-          </w:tcPr>
-          <w:p>
-            <w:r>
-              <w:rPr>
-                <w:sz w:val="20"/>
-                <w:szCs w:val="20"/>
-              </w:rPr>
-              <w:t xml:space="preserve">&gt;= 1.3</w:t>
-            </w:r>
-          </w:p>
-        </w:tc>
-        <w:tc>
-          <w:tcPr>
-            <w:tcW w:type="dxa" w:w="4360"/>
-            <w:tcBorders>
-              <w:top w:val="single" w:color="BFBFBF" w:sz="4"/>
-              <w:left w:val="single" w:color="BFBFBF" w:sz="4"/>
-              <w:bottom w:val="single" w:color="BFBFBF" w:sz="4"/>
-              <w:right w:val="single" w:color="BFBFBF" w:sz="4"/>
-            </w:tcBorders>
-            <w:tcMar>
-              <w:top w:type="dxa" w:w="100"/>
-              <w:left w:type="dxa" w:w="140"/>
-              <w:bottom w:type="dxa" w:w="100"/>
-              <w:right w:type="dxa" w:w="140"/>
-            </w:tcMar>
-            <w:vAlign w:val="top"/>
-          </w:tcPr>
-          <w:p>
-            <w:r>
-              <w:rPr>
-                <w:sz w:val="20"/>
-                <w:szCs w:val="20"/>
-              </w:rPr>
-              <w:t xml:space="preserve">hqla_amount, currency, business_date</w:t>
+            <w:tcW w:type="dxa" w:w="2200"/>
+            <w:tcBorders>
+              <w:top w:val="single" w:color="BFBFBF" w:sz="4"/>
+              <w:left w:val="single" w:color="BFBFBF" w:sz="4"/>
+              <w:bottom w:val="single" w:color="BFBFBF" w:sz="4"/>
+              <w:right w:val="single" w:color="BFBFBF" w:sz="4"/>
+            </w:tcBorders>
+            <w:tcMar>
+              <w:top w:type="dxa" w:w="100"/>
+              <w:left w:type="dxa" w:w="140"/>
+              <w:bottom w:type="dxa" w:w="100"/>
+              <w:right w:type="dxa" w:w="140"/>
+            </w:tcMar>
+            <w:vAlign w:val="top"/>
+          </w:tcPr>
+          <w:p>
+            <w:r>
+              <w:rPr>
+                <w:b/>
+                <w:bCs/>
+                <w:sz w:val="20"/>
+                <w:szCs w:val="20"/>
+              </w:rPr>
+              <w:t xml:space="preserve">FX rate</w:t>
+            </w:r>
+          </w:p>
+        </w:tc>
+        <w:tc>
+          <w:tcPr>
+            <w:tcW w:type="dxa" w:w="2400"/>
+            <w:tcBorders>
+              <w:top w:val="single" w:color="BFBFBF" w:sz="4"/>
+              <w:left w:val="single" w:color="BFBFBF" w:sz="4"/>
+              <w:bottom w:val="single" w:color="BFBFBF" w:sz="4"/>
+              <w:right w:val="single" w:color="BFBFBF" w:sz="4"/>
+            </w:tcBorders>
+            <w:tcMar>
+              <w:top w:type="dxa" w:w="100"/>
+              <w:left w:type="dxa" w:w="140"/>
+              <w:bottom w:type="dxa" w:w="100"/>
+              <w:right w:type="dxa" w:w="140"/>
+            </w:tcMar>
+            <w:vAlign w:val="top"/>
+          </w:tcPr>
+          <w:p>
+            <w:r>
+              <w:rPr>
+                <w:rFonts w:ascii="Consolas" w:cs="Consolas" w:eastAsia="Consolas" w:hAnsi="Consolas"/>
+                <w:color w:val="1F4E78"/>
+                <w:sz w:val="20"/>
+                <w:szCs w:val="20"/>
+              </w:rPr>
+              <w:t xml:space="preserve">core.fx_rate</w:t>
+            </w:r>
+          </w:p>
+        </w:tc>
+        <w:tc>
+          <w:tcPr>
+            <w:tcW w:type="dxa" w:w="1400"/>
+            <w:tcBorders>
+              <w:top w:val="single" w:color="BFBFBF" w:sz="4"/>
+              <w:left w:val="single" w:color="BFBFBF" w:sz="4"/>
+              <w:bottom w:val="single" w:color="BFBFBF" w:sz="4"/>
+              <w:right w:val="single" w:color="BFBFBF" w:sz="4"/>
+            </w:tcBorders>
+            <w:shd w:fill="E2F0D9" w:color="auto" w:val="clear"/>
+            <w:tcMar>
+              <w:top w:type="dxa" w:w="100"/>
+              <w:left w:type="dxa" w:w="140"/>
+              <w:bottom w:type="dxa" w:w="100"/>
+              <w:right w:type="dxa" w:w="140"/>
+            </w:tcMar>
+            <w:vAlign w:val="center"/>
+          </w:tcPr>
+          <w:p>
+            <w:pPr>
+              <w:jc w:val="center"/>
+            </w:pPr>
+            <w:r>
+              <w:rPr>
+                <w:b/>
+                <w:bCs/>
+                <w:color w:val="548235"/>
+                <w:sz w:val="20"/>
+                <w:szCs w:val="20"/>
+              </w:rPr>
+              <w:t xml:space="preserve">Yes</w:t>
+            </w:r>
+          </w:p>
+        </w:tc>
+        <w:tc>
+          <w:tcPr>
+            <w:tcW w:type="dxa" w:w="3360"/>
+            <w:tcBorders>
+              <w:top w:val="single" w:color="BFBFBF" w:sz="4"/>
+              <w:left w:val="single" w:color="BFBFBF" w:sz="4"/>
+              <w:bottom w:val="single" w:color="BFBFBF" w:sz="4"/>
+              <w:right w:val="single" w:color="BFBFBF" w:sz="4"/>
+            </w:tcBorders>
+            <w:tcMar>
+              <w:top w:type="dxa" w:w="100"/>
+              <w:left w:type="dxa" w:w="140"/>
+              <w:bottom w:type="dxa" w:w="100"/>
+              <w:right w:type="dxa" w:w="140"/>
+            </w:tcMar>
+            <w:vAlign w:val="top"/>
+          </w:tcPr>
+          <w:p>
+            <w:r>
+              <w:rPr>
+                <w:sz w:val="18"/>
+                <w:szCs w:val="18"/>
+              </w:rPr>
+              <w:t xml:space="preserve">Applies the conformed risk FX rate to harmonize MIDAS (CMOS) and LAMP (ALFA) bases. usd_unencumbered_liquidity is computed against this single source.</w:t>
             </w:r>
           </w:p>
         </w:tc>
@@ -2262,82 +2572,362 @@
       <w:tr>
         <w:tc>
           <w:tcPr>
-            <w:tcW w:type="dxa" w:w="3200"/>
-            <w:tcBorders>
-              <w:top w:val="single" w:color="BFBFBF" w:sz="4"/>
-              <w:left w:val="single" w:color="BFBFBF" w:sz="4"/>
-              <w:bottom w:val="single" w:color="BFBFBF" w:sz="4"/>
-              <w:right w:val="single" w:color="BFBFBF" w:sz="4"/>
-            </w:tcBorders>
-            <w:tcMar>
-              <w:top w:type="dxa" w:w="100"/>
-              <w:left w:type="dxa" w:w="140"/>
-              <w:bottom w:type="dxa" w:w="100"/>
-              <w:right w:type="dxa" w:w="140"/>
-            </w:tcMar>
-            <w:vAlign w:val="top"/>
-          </w:tcPr>
-          <w:p>
-            <w:r>
-              <w:rPr>
-                <w:sz w:val="20"/>
-                <w:szCs w:val="20"/>
-              </w:rPr>
-              <w:t xml:space="preserve">collateral_exposure</w:t>
-            </w:r>
-          </w:p>
-        </w:tc>
-        <w:tc>
-          <w:tcPr>
-            <w:tcW w:type="dxa" w:w="1800"/>
-            <w:tcBorders>
-              <w:top w:val="single" w:color="BFBFBF" w:sz="4"/>
-              <w:left w:val="single" w:color="BFBFBF" w:sz="4"/>
-              <w:bottom w:val="single" w:color="BFBFBF" w:sz="4"/>
-              <w:right w:val="single" w:color="BFBFBF" w:sz="4"/>
-            </w:tcBorders>
-            <w:tcMar>
-              <w:top w:type="dxa" w:w="100"/>
-              <w:left w:type="dxa" w:w="140"/>
-              <w:bottom w:type="dxa" w:w="100"/>
-              <w:right w:type="dxa" w:w="140"/>
-            </w:tcMar>
-            <w:vAlign w:val="top"/>
-          </w:tcPr>
-          <w:p>
-            <w:r>
-              <w:rPr>
-                <w:sz w:val="20"/>
-                <w:szCs w:val="20"/>
-              </w:rPr>
-              <w:t xml:space="preserve">&gt;= 2.0</w:t>
-            </w:r>
-          </w:p>
-        </w:tc>
-        <w:tc>
-          <w:tcPr>
-            <w:tcW w:type="dxa" w:w="4360"/>
-            <w:tcBorders>
-              <w:top w:val="single" w:color="BFBFBF" w:sz="4"/>
-              <w:left w:val="single" w:color="BFBFBF" w:sz="4"/>
-              <w:bottom w:val="single" w:color="BFBFBF" w:sz="4"/>
-              <w:right w:val="single" w:color="BFBFBF" w:sz="4"/>
-            </w:tcBorders>
-            <w:tcMar>
-              <w:top w:type="dxa" w:w="100"/>
-              <w:left w:type="dxa" w:w="140"/>
-              <w:bottom w:type="dxa" w:w="100"/>
-              <w:right w:type="dxa" w:w="140"/>
-            </w:tcMar>
-            <w:vAlign w:val="top"/>
-          </w:tcPr>
-          <w:p>
-            <w:r>
-              <w:rPr>
-                <w:sz w:val="20"/>
-                <w:szCs w:val="20"/>
-              </w:rPr>
-              <w:t xml:space="preserve">pledged_collateral_amount, currency, business_date</w:t>
+            <w:tcW w:type="dxa" w:w="2200"/>
+            <w:tcBorders>
+              <w:top w:val="single" w:color="BFBFBF" w:sz="4"/>
+              <w:left w:val="single" w:color="BFBFBF" w:sz="4"/>
+              <w:bottom w:val="single" w:color="BFBFBF" w:sz="4"/>
+              <w:right w:val="single" w:color="BFBFBF" w:sz="4"/>
+            </w:tcBorders>
+            <w:tcMar>
+              <w:top w:type="dxa" w:w="100"/>
+              <w:left w:type="dxa" w:w="140"/>
+              <w:bottom w:type="dxa" w:w="100"/>
+              <w:right w:type="dxa" w:w="140"/>
+            </w:tcMar>
+            <w:vAlign w:val="top"/>
+          </w:tcPr>
+          <w:p>
+            <w:r>
+              <w:rPr>
+                <w:b/>
+                <w:bCs/>
+                <w:sz w:val="20"/>
+                <w:szCs w:val="20"/>
+              </w:rPr>
+              <w:t xml:space="preserve">Asset classification</w:t>
+            </w:r>
+          </w:p>
+        </w:tc>
+        <w:tc>
+          <w:tcPr>
+            <w:tcW w:type="dxa" w:w="2400"/>
+            <w:tcBorders>
+              <w:top w:val="single" w:color="BFBFBF" w:sz="4"/>
+              <w:left w:val="single" w:color="BFBFBF" w:sz="4"/>
+              <w:bottom w:val="single" w:color="BFBFBF" w:sz="4"/>
+              <w:right w:val="single" w:color="BFBFBF" w:sz="4"/>
+            </w:tcBorders>
+            <w:tcMar>
+              <w:top w:type="dxa" w:w="100"/>
+              <w:left w:type="dxa" w:w="140"/>
+              <w:bottom w:type="dxa" w:w="100"/>
+              <w:right w:type="dxa" w:w="140"/>
+            </w:tcMar>
+            <w:vAlign w:val="top"/>
+          </w:tcPr>
+          <w:p>
+            <w:r>
+              <w:rPr>
+                <w:rFonts w:ascii="Consolas" w:cs="Consolas" w:eastAsia="Consolas" w:hAnsi="Consolas"/>
+                <w:color w:val="1F4E78"/>
+                <w:sz w:val="20"/>
+                <w:szCs w:val="20"/>
+              </w:rPr>
+              <w:t xml:space="preserve">core.asset_type</w:t>
+            </w:r>
+          </w:p>
+        </w:tc>
+        <w:tc>
+          <w:tcPr>
+            <w:tcW w:type="dxa" w:w="1400"/>
+            <w:tcBorders>
+              <w:top w:val="single" w:color="BFBFBF" w:sz="4"/>
+              <w:left w:val="single" w:color="BFBFBF" w:sz="4"/>
+              <w:bottom w:val="single" w:color="BFBFBF" w:sz="4"/>
+              <w:right w:val="single" w:color="BFBFBF" w:sz="4"/>
+            </w:tcBorders>
+            <w:shd w:fill="E2F0D9" w:color="auto" w:val="clear"/>
+            <w:tcMar>
+              <w:top w:type="dxa" w:w="100"/>
+              <w:left w:type="dxa" w:w="140"/>
+              <w:bottom w:type="dxa" w:w="100"/>
+              <w:right w:type="dxa" w:w="140"/>
+            </w:tcMar>
+            <w:vAlign w:val="center"/>
+          </w:tcPr>
+          <w:p>
+            <w:pPr>
+              <w:jc w:val="center"/>
+            </w:pPr>
+            <w:r>
+              <w:rPr>
+                <w:b/>
+                <w:bCs/>
+                <w:color w:val="548235"/>
+                <w:sz w:val="20"/>
+                <w:szCs w:val="20"/>
+              </w:rPr>
+              <w:t xml:space="preserve">Yes</w:t>
+            </w:r>
+          </w:p>
+        </w:tc>
+        <w:tc>
+          <w:tcPr>
+            <w:tcW w:type="dxa" w:w="3360"/>
+            <w:tcBorders>
+              <w:top w:val="single" w:color="BFBFBF" w:sz="4"/>
+              <w:left w:val="single" w:color="BFBFBF" w:sz="4"/>
+              <w:bottom w:val="single" w:color="BFBFBF" w:sz="4"/>
+              <w:right w:val="single" w:color="BFBFBF" w:sz="4"/>
+            </w:tcBorders>
+            <w:tcMar>
+              <w:top w:type="dxa" w:w="100"/>
+              <w:left w:type="dxa" w:w="140"/>
+              <w:bottom w:type="dxa" w:w="100"/>
+              <w:right w:type="dxa" w:w="140"/>
+            </w:tcMar>
+            <w:vAlign w:val="top"/>
+          </w:tcPr>
+          <w:p>
+            <w:r>
+              <w:rPr>
+                <w:sz w:val="18"/>
+                <w:szCs w:val="18"/>
+              </w:rPr>
+              <w:t xml:space="preserve">Reconciles cmos_native_taxonomy and alfa_native_taxonomy via the conformed risk asset taxonomy. Cross-reference tables in core_model map producer-native codes.</w:t>
+            </w:r>
+          </w:p>
+        </w:tc>
+      </w:tr>
+      <w:tr>
+        <w:tc>
+          <w:tcPr>
+            <w:tcW w:type="dxa" w:w="2200"/>
+            <w:tcBorders>
+              <w:top w:val="single" w:color="BFBFBF" w:sz="4"/>
+              <w:left w:val="single" w:color="BFBFBF" w:sz="4"/>
+              <w:bottom w:val="single" w:color="BFBFBF" w:sz="4"/>
+              <w:right w:val="single" w:color="BFBFBF" w:sz="4"/>
+            </w:tcBorders>
+            <w:tcMar>
+              <w:top w:type="dxa" w:w="100"/>
+              <w:left w:type="dxa" w:w="140"/>
+              <w:bottom w:type="dxa" w:w="100"/>
+              <w:right w:type="dxa" w:w="140"/>
+            </w:tcMar>
+            <w:vAlign w:val="top"/>
+          </w:tcPr>
+          <w:p>
+            <w:r>
+              <w:rPr>
+                <w:b/>
+                <w:bCs/>
+                <w:sz w:val="20"/>
+                <w:szCs w:val="20"/>
+              </w:rPr>
+              <w:t xml:space="preserve">Business calendar</w:t>
+            </w:r>
+          </w:p>
+        </w:tc>
+        <w:tc>
+          <w:tcPr>
+            <w:tcW w:type="dxa" w:w="2400"/>
+            <w:tcBorders>
+              <w:top w:val="single" w:color="BFBFBF" w:sz="4"/>
+              <w:left w:val="single" w:color="BFBFBF" w:sz="4"/>
+              <w:bottom w:val="single" w:color="BFBFBF" w:sz="4"/>
+              <w:right w:val="single" w:color="BFBFBF" w:sz="4"/>
+            </w:tcBorders>
+            <w:tcMar>
+              <w:top w:type="dxa" w:w="100"/>
+              <w:left w:type="dxa" w:w="140"/>
+              <w:bottom w:type="dxa" w:w="100"/>
+              <w:right w:type="dxa" w:w="140"/>
+            </w:tcMar>
+            <w:vAlign w:val="top"/>
+          </w:tcPr>
+          <w:p>
+            <w:r>
+              <w:rPr>
+                <w:rFonts w:ascii="Consolas" w:cs="Consolas" w:eastAsia="Consolas" w:hAnsi="Consolas"/>
+                <w:color w:val="1F4E78"/>
+                <w:sz w:val="20"/>
+                <w:szCs w:val="20"/>
+              </w:rPr>
+              <w:t xml:space="preserve">risk_calendar</w:t>
+            </w:r>
+          </w:p>
+        </w:tc>
+        <w:tc>
+          <w:tcPr>
+            <w:tcW w:type="dxa" w:w="1400"/>
+            <w:tcBorders>
+              <w:top w:val="single" w:color="BFBFBF" w:sz="4"/>
+              <w:left w:val="single" w:color="BFBFBF" w:sz="4"/>
+              <w:bottom w:val="single" w:color="BFBFBF" w:sz="4"/>
+              <w:right w:val="single" w:color="BFBFBF" w:sz="4"/>
+            </w:tcBorders>
+            <w:shd w:fill="E2F0D9" w:color="auto" w:val="clear"/>
+            <w:tcMar>
+              <w:top w:type="dxa" w:w="100"/>
+              <w:left w:type="dxa" w:w="140"/>
+              <w:bottom w:type="dxa" w:w="100"/>
+              <w:right w:type="dxa" w:w="140"/>
+            </w:tcMar>
+            <w:vAlign w:val="center"/>
+          </w:tcPr>
+          <w:p>
+            <w:pPr>
+              <w:jc w:val="center"/>
+            </w:pPr>
+            <w:r>
+              <w:rPr>
+                <w:b/>
+                <w:bCs/>
+                <w:color w:val="548235"/>
+                <w:sz w:val="20"/>
+                <w:szCs w:val="20"/>
+              </w:rPr>
+              <w:t xml:space="preserve">Yes</w:t>
+            </w:r>
+          </w:p>
+        </w:tc>
+        <w:tc>
+          <w:tcPr>
+            <w:tcW w:type="dxa" w:w="3360"/>
+            <w:tcBorders>
+              <w:top w:val="single" w:color="BFBFBF" w:sz="4"/>
+              <w:left w:val="single" w:color="BFBFBF" w:sz="4"/>
+              <w:bottom w:val="single" w:color="BFBFBF" w:sz="4"/>
+              <w:right w:val="single" w:color="BFBFBF" w:sz="4"/>
+            </w:tcBorders>
+            <w:tcMar>
+              <w:top w:type="dxa" w:w="100"/>
+              <w:left w:type="dxa" w:w="140"/>
+              <w:bottom w:type="dxa" w:w="100"/>
+              <w:right w:type="dxa" w:w="140"/>
+            </w:tcMar>
+            <w:vAlign w:val="top"/>
+          </w:tcPr>
+          <w:p>
+            <w:r>
+              <w:rPr>
+                <w:sz w:val="18"/>
+                <w:szCs w:val="18"/>
+              </w:rPr>
+              <w:t xml:space="preserve">Uses the conformed risk_calendar.</w:t>
+            </w:r>
+          </w:p>
+        </w:tc>
+      </w:tr>
+      <w:tr>
+        <w:tc>
+          <w:tcPr>
+            <w:tcW w:type="dxa" w:w="2200"/>
+            <w:tcBorders>
+              <w:top w:val="single" w:color="BFBFBF" w:sz="4"/>
+              <w:left w:val="single" w:color="BFBFBF" w:sz="4"/>
+              <w:bottom w:val="single" w:color="BFBFBF" w:sz="4"/>
+              <w:right w:val="single" w:color="BFBFBF" w:sz="4"/>
+            </w:tcBorders>
+            <w:tcMar>
+              <w:top w:type="dxa" w:w="100"/>
+              <w:left w:type="dxa" w:w="140"/>
+              <w:bottom w:type="dxa" w:w="100"/>
+              <w:right w:type="dxa" w:w="140"/>
+            </w:tcMar>
+            <w:vAlign w:val="top"/>
+          </w:tcPr>
+          <w:p>
+            <w:r>
+              <w:rPr>
+                <w:b/>
+                <w:bCs/>
+                <w:sz w:val="20"/>
+                <w:szCs w:val="20"/>
+              </w:rPr>
+              <w:t xml:space="preserve">Country code</w:t>
+            </w:r>
+          </w:p>
+        </w:tc>
+        <w:tc>
+          <w:tcPr>
+            <w:tcW w:type="dxa" w:w="2400"/>
+            <w:tcBorders>
+              <w:top w:val="single" w:color="BFBFBF" w:sz="4"/>
+              <w:left w:val="single" w:color="BFBFBF" w:sz="4"/>
+              <w:bottom w:val="single" w:color="BFBFBF" w:sz="4"/>
+              <w:right w:val="single" w:color="BFBFBF" w:sz="4"/>
+            </w:tcBorders>
+            <w:tcMar>
+              <w:top w:type="dxa" w:w="100"/>
+              <w:left w:type="dxa" w:w="140"/>
+              <w:bottom w:type="dxa" w:w="100"/>
+              <w:right w:type="dxa" w:w="140"/>
+            </w:tcMar>
+            <w:vAlign w:val="top"/>
+          </w:tcPr>
+          <w:p>
+            <w:r>
+              <w:rPr>
+                <w:rFonts w:ascii="Consolas" w:cs="Consolas" w:eastAsia="Consolas" w:hAnsi="Consolas"/>
+                <w:color w:val="1F4E78"/>
+                <w:sz w:val="20"/>
+                <w:szCs w:val="20"/>
+              </w:rPr>
+              <w:t xml:space="preserve">iso_3166</w:t>
+            </w:r>
+          </w:p>
+        </w:tc>
+        <w:tc>
+          <w:tcPr>
+            <w:tcW w:type="dxa" w:w="1400"/>
+            <w:tcBorders>
+              <w:top w:val="single" w:color="BFBFBF" w:sz="4"/>
+              <w:left w:val="single" w:color="BFBFBF" w:sz="4"/>
+              <w:bottom w:val="single" w:color="BFBFBF" w:sz="4"/>
+              <w:right w:val="single" w:color="BFBFBF" w:sz="4"/>
+            </w:tcBorders>
+            <w:shd w:fill="E2F0D9" w:color="auto" w:val="clear"/>
+            <w:tcMar>
+              <w:top w:type="dxa" w:w="100"/>
+              <w:left w:type="dxa" w:w="140"/>
+              <w:bottom w:type="dxa" w:w="100"/>
+              <w:right w:type="dxa" w:w="140"/>
+            </w:tcMar>
+            <w:vAlign w:val="center"/>
+          </w:tcPr>
+          <w:p>
+            <w:pPr>
+              <w:jc w:val="center"/>
+            </w:pPr>
+            <w:r>
+              <w:rPr>
+                <w:b/>
+                <w:bCs/>
+                <w:color w:val="548235"/>
+                <w:sz w:val="20"/>
+                <w:szCs w:val="20"/>
+              </w:rPr>
+              <w:t xml:space="preserve">Yes</w:t>
+            </w:r>
+          </w:p>
+        </w:tc>
+        <w:tc>
+          <w:tcPr>
+            <w:tcW w:type="dxa" w:w="3360"/>
+            <w:tcBorders>
+              <w:top w:val="single" w:color="BFBFBF" w:sz="4"/>
+              <w:left w:val="single" w:color="BFBFBF" w:sz="4"/>
+              <w:bottom w:val="single" w:color="BFBFBF" w:sz="4"/>
+              <w:right w:val="single" w:color="BFBFBF" w:sz="4"/>
+            </w:tcBorders>
+            <w:tcMar>
+              <w:top w:type="dxa" w:w="100"/>
+              <w:left w:type="dxa" w:w="140"/>
+              <w:bottom w:type="dxa" w:w="100"/>
+              <w:right w:type="dxa" w:w="140"/>
+            </w:tcMar>
+            <w:vAlign w:val="top"/>
+          </w:tcPr>
+          <w:p>
+            <w:r>
+              <w:rPr>
+                <w:sz w:val="18"/>
+                <w:szCs w:val="18"/>
+              </w:rPr>
+              <w:t xml:space="preserve">Standard.</w:t>
             </w:r>
           </w:p>
         </w:tc>
@@ -2345,10 +2935,178 @@
     </w:tbl>
     <w:p>
       <w:pPr>
-        <w:spacing w:after="160"/>
+        <w:spacing w:after="200"/>
       </w:pPr>
       <w:r>
         <w:t xml:space="preserve"> </w:t>
+      </w:r>
+    </w:p>
+    <w:tbl>
+      <w:tblPr>
+        <w:tblW w:type="dxa" w:w="9360"/>
+        <w:tblBorders>
+          <w:top w:val="single" w:color="auto" w:sz="4"/>
+          <w:left w:val="single" w:color="auto" w:sz="4"/>
+          <w:bottom w:val="single" w:color="auto" w:sz="4"/>
+          <w:right w:val="single" w:color="auto" w:sz="4"/>
+          <w:insideH w:val="single" w:color="auto" w:sz="4"/>
+          <w:insideV w:val="single" w:color="auto" w:sz="4"/>
+        </w:tblBorders>
+      </w:tblPr>
+      <w:tblGrid>
+        <w:gridCol w:w="9360"/>
+      </w:tblGrid>
+      <w:tr>
+        <w:tc>
+          <w:tcPr>
+            <w:tcW w:type="dxa" w:w="9360"/>
+            <w:tcBorders>
+              <w:top w:val="single" w:color="548235" w:sz="4"/>
+              <w:left w:val="single" w:color="548235" w:sz="24"/>
+              <w:bottom w:val="single" w:color="548235" w:sz="4"/>
+              <w:right w:val="single" w:color="548235" w:sz="4"/>
+            </w:tcBorders>
+            <w:shd w:fill="E2F0D9" w:color="auto" w:val="clear"/>
+            <w:tcMar>
+              <w:top w:type="dxa" w:w="160"/>
+              <w:left w:type="dxa" w:w="200"/>
+              <w:bottom w:type="dxa" w:w="160"/>
+              <w:right w:type="dxa" w:w="200"/>
+            </w:tcMar>
+          </w:tcPr>
+          <w:p>
+            <w:r>
+              <w:rPr>
+                <w:b/>
+                <w:bCs/>
+                <w:color w:val="1F4E2D"/>
+                <w:sz w:val="22"/>
+                <w:szCs w:val="22"/>
+              </w:rPr>
+              <w:t xml:space="preserve">This is the point of reconciliation. Each upstream product (Collateral Exposure, LCR Buffer) declares its own non-conformed FX and asset taxonomy. This derived product applies conformed sources to produce reconciled cross-domain outputs.</w:t>
+            </w:r>
+          </w:p>
+        </w:tc>
+      </w:tr>
+    </w:tbl>
+    <w:p>
+      <w:pPr>
+        <w:spacing w:after="200"/>
+      </w:pPr>
+      <w:r>
+        <w:t xml:space="preserve"> </w:t>
+      </w:r>
+    </w:p>
+    <w:p>
+      <w:pPr>
+        <w:pStyle w:val="Heading2"/>
+        <w:spacing w:after="120" w:before="240"/>
+      </w:pPr>
+      <w:r>
+        <w:rPr>
+          <w:b/>
+          <w:bCs/>
+          <w:color w:val="1F4E78"/>
+          <w:sz w:val="26"/>
+          <w:szCs w:val="26"/>
+        </w:rPr>
+        <w:t xml:space="preserve">Composability</w:t>
+      </w:r>
+    </w:p>
+    <w:p>
+      <w:pPr>
+        <w:spacing w:after="80" w:before="80"/>
+      </w:pPr>
+      <w:r>
+        <w:rPr>
+          <w:rFonts w:ascii="Arial" w:cs="Arial" w:eastAsia="Arial" w:hAnsi="Arial"/>
+          <w:sz w:val="22"/>
+          <w:szCs w:val="22"/>
+        </w:rPr>
+        <w:t xml:space="preserve">Because this product reconciles upstream divergences, it can be safely joined with other conformed-reference products.</w:t>
+      </w:r>
+    </w:p>
+    <w:p>
+      <w:pPr>
+        <w:pStyle w:val="Heading3"/>
+        <w:spacing w:after="100" w:before="200"/>
+      </w:pPr>
+      <w:r>
+        <w:rPr>
+          <w:b/>
+          <w:bCs/>
+          <w:color w:val="1F4E78"/>
+          <w:sz w:val="22"/>
+          <w:szCs w:val="22"/>
+        </w:rPr>
+        <w:t xml:space="preserve">Safely joinable with</w:t>
+      </w:r>
+    </w:p>
+    <w:p>
+      <w:pPr>
+        <w:pStyle w:val="ListParagraph"/>
+        <w:numPr>
+          <w:ilvl w:val="0"/>
+          <w:numId w:val="2"/>
+        </w:numPr>
+        <w:spacing w:after="40" w:before="40"/>
+      </w:pPr>
+      <w:r>
+        <w:rPr>
+          <w:sz w:val="22"/>
+          <w:szCs w:val="22"/>
+        </w:rPr>
+        <w:t xml:space="preserve">counterparty_master — join on counterparty_id</w:t>
+      </w:r>
+    </w:p>
+    <w:p>
+      <w:pPr>
+        <w:pStyle w:val="ListParagraph"/>
+        <w:numPr>
+          <w:ilvl w:val="0"/>
+          <w:numId w:val="2"/>
+        </w:numPr>
+        <w:spacing w:after="40" w:before="40"/>
+      </w:pPr>
+      <w:r>
+        <w:rPr>
+          <w:sz w:val="22"/>
+          <w:szCs w:val="22"/>
+        </w:rPr>
+        <w:t xml:space="preserve">csa — join on csa_id</w:t>
+      </w:r>
+    </w:p>
+    <w:p>
+      <w:pPr>
+        <w:pStyle w:val="ListParagraph"/>
+        <w:numPr>
+          <w:ilvl w:val="0"/>
+          <w:numId w:val="2"/>
+        </w:numPr>
+        <w:spacing w:after="40" w:before="40"/>
+      </w:pPr>
+      <w:r>
+        <w:rPr>
+          <w:sz w:val="22"/>
+          <w:szCs w:val="22"/>
+        </w:rPr>
+        <w:t xml:space="preserve">core.legal_entity — join on legal_entity_id</w:t>
+      </w:r>
+    </w:p>
+    <w:p>
+      <w:pPr>
+        <w:pStyle w:val="Heading3"/>
+        <w:spacing w:after="100" w:before="200"/>
+      </w:pPr>
+      <w:r>
+        <w:rPr>
+          <w:b/>
+          <w:bCs/>
+          <w:color w:val="1F4E78"/>
+          <w:sz w:val="22"/>
+          <w:szCs w:val="22"/>
+        </w:rPr>
+        <w:t xml:space="preserve">Reconciliation required with</w:t>
       </w:r>
     </w:p>
     <w:p>
@@ -2364,7 +3122,106 @@
           <w:sz w:val="22"/>
           <w:szCs w:val="22"/>
         </w:rPr>
-        <w:t xml:space="preserve">Unity Catalog tracks the physical table lineage automatically. The contract declares these product-level dependencies; CI verifies that the declared lineage matches what UC observes.</w:t>
+        <w:t xml:space="preserve">None declared.</w:t>
+      </w:r>
+    </w:p>
+    <w:p>
+      <w:pPr>
+        <w:pStyle w:val="Heading3"/>
+        <w:spacing w:after="100" w:before="200"/>
+      </w:pPr>
+      <w:r>
+        <w:rPr>
+          <w:b/>
+          <w:bCs/>
+          <w:color w:val="1F4E78"/>
+          <w:sz w:val="22"/>
+          <w:szCs w:val="22"/>
+        </w:rPr>
+        <w:t xml:space="preserve">Reconciliation resolved for upstream pair</w:t>
+      </w:r>
+    </w:p>
+    <w:p>
+      <w:pPr>
+        <w:spacing w:after="80" w:before="80"/>
+      </w:pPr>
+      <w:r>
+        <w:rPr>
+          <w:rFonts w:ascii="Arial" w:cs="Arial" w:eastAsia="Arial" w:hAnsi="Arial"/>
+          <w:sz w:val="22"/>
+          <w:szCs w:val="22"/>
+        </w:rPr>
+        <w:t xml:space="preserve">This product was built to resolve reconciliation between the following foundational products:</w:t>
+      </w:r>
+    </w:p>
+    <w:p>
+      <w:pPr>
+        <w:spacing w:after="40" w:before="100"/>
+      </w:pPr>
+      <w:r>
+        <w:rPr>
+          <w:b/>
+          <w:bCs/>
+          <w:color w:val="1F4E78"/>
+          <w:sz w:val="22"/>
+          <w:szCs w:val="22"/>
+        </w:rPr>
+        <w:t xml:space="preserve">collateral_exposure (CMOS) + lcr_buffer (ALFA)</w:t>
+      </w:r>
+    </w:p>
+    <w:p>
+      <w:pPr>
+        <w:spacing w:after="80" w:before="80"/>
+      </w:pPr>
+      <w:r>
+        <w:rPr>
+          <w:rFonts w:ascii="Arial" w:cs="Arial" w:eastAsia="Arial" w:hAnsi="Arial"/>
+          <w:sz w:val="22"/>
+          <w:szCs w:val="22"/>
+        </w:rPr>
+        <w:t xml:space="preserve">Issues resolved within this product:</w:t>
+      </w:r>
+    </w:p>
+    <w:p>
+      <w:pPr>
+        <w:pStyle w:val="ListParagraph"/>
+        <w:numPr>
+          <w:ilvl w:val="0"/>
+          <w:numId w:val="2"/>
+        </w:numPr>
+        <w:spacing w:after="40" w:before="40"/>
+      </w:pPr>
+      <w:r>
+        <w:rPr>
+          <w:sz w:val="22"/>
+          <w:szCs w:val="22"/>
+        </w:rPr>
+        <w:t xml:space="preserve">FX source — MIDAS (CMOS) and LAMP (ALFA) reconciled via core.fx_rate</w:t>
+      </w:r>
+    </w:p>
+    <w:p>
+      <w:pPr>
+        <w:pStyle w:val="ListParagraph"/>
+        <w:numPr>
+          <w:ilvl w:val="0"/>
+          <w:numId w:val="2"/>
+        </w:numPr>
+        <w:spacing w:after="40" w:before="40"/>
+      </w:pPr>
+      <w:r>
+        <w:rPr>
+          <w:sz w:val="22"/>
+          <w:szCs w:val="22"/>
+        </w:rPr>
+        <w:t xml:space="preserve">Asset taxonomy — cmos_native and alfa_native reconciled via core.asset_type</w:t>
+      </w:r>
+    </w:p>
+    <w:p>
+      <w:pPr>
+        <w:spacing w:after="200"/>
+      </w:pPr>
+      <w:r>
+        <w:t xml:space="preserve"> </w:t>
       </w:r>
     </w:p>
     <w:p>
@@ -2380,7 +3237,7 @@
           <w:sz w:val="26"/>
           <w:szCs w:val="26"/>
         </w:rPr>
-        <w:t xml:space="preserve">Ownership &amp; contacts</w:t>
+        <w:t xml:space="preserve">Currency handling</w:t>
       </w:r>
     </w:p>
     <w:tbl>
@@ -2427,7 +3284,7 @@
                 <w:sz w:val="20"/>
                 <w:szCs w:val="20"/>
               </w:rPr>
-              <w:t xml:space="preserve">Business owner</w:t>
+              <w:t xml:space="preserve">Native currency carried?</w:t>
             </w:r>
           </w:p>
         </w:tc>
@@ -2454,7 +3311,7 @@
                 <w:sz w:val="20"/>
                 <w:szCs w:val="20"/>
               </w:rPr>
-              <w:t xml:space="preserve">Product Group — Liquidity &amp; Funding</w:t>
+              <w:t xml:space="preserve">Yes — native amounts preserved from upstream</w:t>
             </w:r>
           </w:p>
         </w:tc>
@@ -2487,7 +3344,7 @@
                 <w:sz w:val="20"/>
                 <w:szCs w:val="20"/>
               </w:rPr>
-              <w:t xml:space="preserve">Technical owner</w:t>
+              <w:t xml:space="preserve">Pre-converted to reporting currency?</w:t>
             </w:r>
           </w:p>
         </w:tc>
@@ -2514,7 +3371,7 @@
                 <w:sz w:val="20"/>
                 <w:szCs w:val="20"/>
               </w:rPr>
-              <w:t xml:space="preserve">Risk Data Platform team</w:t>
+              <w:t xml:space="preserve">Yes — usd_unencumbered_liquidity column</w:t>
             </w:r>
           </w:p>
         </w:tc>
@@ -2547,7 +3404,7 @@
                 <w:sz w:val="20"/>
                 <w:szCs w:val="20"/>
               </w:rPr>
-              <w:t xml:space="preserve">Steward email</w:t>
+              <w:t xml:space="preserve">Reporting currency</w:t>
             </w:r>
           </w:p>
         </w:tc>
@@ -2574,7 +3431,7 @@
                 <w:sz w:val="20"/>
                 <w:szCs w:val="20"/>
               </w:rPr>
-              <w:t xml:space="preserve">risk-data-collateralized-funding@td.com</w:t>
+              <w:t xml:space="preserve">USD</w:t>
             </w:r>
           </w:p>
         </w:tc>
@@ -2607,7 +3464,7 @@
                 <w:sz w:val="20"/>
                 <w:szCs w:val="20"/>
               </w:rPr>
-              <w:t xml:space="preserve">Producer domain</w:t>
+              <w:t xml:space="preserve">FX source used</w:t>
             </w:r>
           </w:p>
         </w:tc>
@@ -2634,7 +3491,67 @@
                 <w:sz w:val="20"/>
                 <w:szCs w:val="20"/>
               </w:rPr>
-              <w:t xml:space="preserve">Liquidity</w:t>
+              <w:t xml:space="preserve">core.fx_rate (conformed)</w:t>
+            </w:r>
+          </w:p>
+        </w:tc>
+      </w:tr>
+      <w:tr>
+        <w:tc>
+          <w:tcPr>
+            <w:tcW w:type="dxa" w:w="2800"/>
+            <w:tcBorders>
+              <w:top w:val="single" w:color="BFBFBF" w:sz="4"/>
+              <w:left w:val="single" w:color="BFBFBF" w:sz="4"/>
+              <w:bottom w:val="single" w:color="BFBFBF" w:sz="4"/>
+              <w:right w:val="single" w:color="BFBFBF" w:sz="4"/>
+            </w:tcBorders>
+            <w:shd w:fill="D9E8F5" w:color="auto" w:val="clear"/>
+            <w:tcMar>
+              <w:top w:type="dxa" w:w="100"/>
+              <w:left w:type="dxa" w:w="140"/>
+              <w:bottom w:type="dxa" w:w="100"/>
+              <w:right w:type="dxa" w:w="140"/>
+            </w:tcMar>
+            <w:vAlign w:val="top"/>
+          </w:tcPr>
+          <w:p>
+            <w:r>
+              <w:rPr>
+                <w:b/>
+                <w:bCs/>
+                <w:color w:val="1F4E78"/>
+                <w:sz w:val="20"/>
+                <w:szCs w:val="20"/>
+              </w:rPr>
+              <w:t xml:space="preserve">FX rate date</w:t>
+            </w:r>
+          </w:p>
+        </w:tc>
+        <w:tc>
+          <w:tcPr>
+            <w:tcW w:type="dxa" w:w="6560"/>
+            <w:tcBorders>
+              <w:top w:val="single" w:color="BFBFBF" w:sz="4"/>
+              <w:left w:val="single" w:color="BFBFBF" w:sz="4"/>
+              <w:bottom w:val="single" w:color="BFBFBF" w:sz="4"/>
+              <w:right w:val="single" w:color="BFBFBF" w:sz="4"/>
+            </w:tcBorders>
+            <w:tcMar>
+              <w:top w:type="dxa" w:w="100"/>
+              <w:left w:type="dxa" w:w="140"/>
+              <w:bottom w:type="dxa" w:w="100"/>
+              <w:right w:type="dxa" w:w="140"/>
+            </w:tcMar>
+            <w:vAlign w:val="top"/>
+          </w:tcPr>
+          <w:p>
+            <w:r>
+              <w:rPr>
+                <w:sz w:val="20"/>
+                <w:szCs w:val="20"/>
+              </w:rPr>
+              <w:t xml:space="preserve">Business date (T, end-of-day)</w:t>
             </w:r>
           </w:p>
         </w:tc>
@@ -2642,7 +3559,63 @@
     </w:tbl>
     <w:p>
       <w:pPr>
-        <w:spacing w:after="160"/>
+        <w:spacing w:after="120"/>
+      </w:pPr>
+      <w:r>
+        <w:t xml:space="preserve"> </w:t>
+      </w:r>
+    </w:p>
+    <w:tbl>
+      <w:tblPr>
+        <w:tblW w:type="dxa" w:w="9360"/>
+        <w:tblBorders>
+          <w:top w:val="single" w:color="auto" w:sz="4"/>
+          <w:left w:val="single" w:color="auto" w:sz="4"/>
+          <w:bottom w:val="single" w:color="auto" w:sz="4"/>
+          <w:right w:val="single" w:color="auto" w:sz="4"/>
+          <w:insideH w:val="single" w:color="auto" w:sz="4"/>
+          <w:insideV w:val="single" w:color="auto" w:sz="4"/>
+        </w:tblBorders>
+      </w:tblPr>
+      <w:tblGrid>
+        <w:gridCol w:w="9360"/>
+      </w:tblGrid>
+      <w:tr>
+        <w:tc>
+          <w:tcPr>
+            <w:tcW w:type="dxa" w:w="9360"/>
+            <w:tcBorders>
+              <w:top w:val="single" w:color="548235" w:sz="4"/>
+              <w:left w:val="single" w:color="548235" w:sz="24"/>
+              <w:bottom w:val="single" w:color="548235" w:sz="4"/>
+              <w:right w:val="single" w:color="548235" w:sz="4"/>
+            </w:tcBorders>
+            <w:shd w:fill="E2F0D9" w:color="auto" w:val="clear"/>
+            <w:tcMar>
+              <w:top w:type="dxa" w:w="160"/>
+              <w:left w:type="dxa" w:w="200"/>
+              <w:bottom w:type="dxa" w:w="160"/>
+              <w:right w:type="dxa" w:w="200"/>
+            </w:tcMar>
+          </w:tcPr>
+          <w:p>
+            <w:r>
+              <w:rPr>
+                <w:b/>
+                <w:bCs/>
+                <w:color w:val="1F4E2D"/>
+                <w:sz w:val="22"/>
+                <w:szCs w:val="22"/>
+              </w:rPr>
+              <w:t xml:space="preserve">The usd_unencumbered_liquidity column is safe for cross-product aggregation because it uses core.fx_rate. This is the column to use for consolidated reporting across collateral and liquidity domains.</w:t>
+            </w:r>
+          </w:p>
+        </w:tc>
+      </w:tr>
+    </w:tbl>
+    <w:p>
+      <w:pPr>
+        <w:spacing w:after="200"/>
       </w:pPr>
       <w:r>
         <w:t xml:space="preserve"> </w:t>
@@ -2661,7 +3634,55 @@
           <w:sz w:val="26"/>
           <w:szCs w:val="26"/>
         </w:rPr>
-        <w:t xml:space="preserve">Operational commitments</w:t>
+        <w:t xml:space="preserve">Known issues</w:t>
+      </w:r>
+    </w:p>
+    <w:p>
+      <w:pPr>
+        <w:spacing w:after="80" w:before="80"/>
+      </w:pPr>
+      <w:r>
+        <w:rPr>
+          <w:rFonts w:ascii="Arial" w:cs="Arial" w:eastAsia="Arial" w:hAnsi="Arial"/>
+          <w:i/>
+          <w:iCs/>
+          <w:color w:val="595959"/>
+          <w:sz w:val="22"/>
+          <w:szCs w:val="22"/>
+        </w:rPr>
+        <w:t xml:space="preserve">No declared issues at this product level.</w:t>
+      </w:r>
+    </w:p>
+    <w:p>
+      <w:pPr>
+        <w:spacing w:after="80" w:before="80"/>
+      </w:pPr>
+      <w:r>
+        <w:rPr>
+          <w:rFonts w:ascii="Arial" w:cs="Arial" w:eastAsia="Arial" w:hAnsi="Arial"/>
+          <w:i/>
+          <w:iCs/>
+          <w:color w:val="595959"/>
+          <w:sz w:val="22"/>
+          <w:szCs w:val="22"/>
+        </w:rPr>
+        <w:t xml:space="preserve">Note: this product depends on core.fx_rate and core.asset_type. While both are populated, the canonical FX policy is being formalized (see RISKDATA-4521). If the canonical FX source changes, this product will rebuild and notify subscribed consumers per the change_policy.</w:t>
+      </w:r>
+    </w:p>
+    <w:p>
+      <w:pPr>
+        <w:pStyle w:val="Heading2"/>
+        <w:spacing w:after="120" w:before="240"/>
+      </w:pPr>
+      <w:r>
+        <w:rPr>
+          <w:b/>
+          <w:bCs/>
+          <w:color w:val="1F4E78"/>
+          <w:sz w:val="26"/>
+          <w:szCs w:val="26"/>
+        </w:rPr>
+        <w:t xml:space="preserve">Ownership &amp; contacts</w:t>
       </w:r>
     </w:p>
     <w:tbl>
@@ -2708,7 +3729,7 @@
                 <w:sz w:val="20"/>
                 <w:szCs w:val="20"/>
               </w:rPr>
-              <w:t xml:space="preserve">Refresh frequency</w:t>
+              <w:t xml:space="preserve">Business owner</w:t>
             </w:r>
           </w:p>
         </w:tc>
@@ -2735,7 +3756,7 @@
                 <w:sz w:val="20"/>
                 <w:szCs w:val="20"/>
               </w:rPr>
-              <w:t xml:space="preserve">Daily</w:t>
+              <w:t xml:space="preserve">Product Group — Liquidity &amp; Funding</w:t>
             </w:r>
           </w:p>
         </w:tc>
@@ -2768,7 +3789,7 @@
                 <w:sz w:val="20"/>
                 <w:szCs w:val="20"/>
               </w:rPr>
-              <w:t xml:space="preserve">SLA</w:t>
+              <w:t xml:space="preserve">Technical owner</w:t>
             </w:r>
           </w:p>
         </w:tc>
@@ -2795,7 +3816,7 @@
                 <w:sz w:val="20"/>
                 <w:szCs w:val="20"/>
               </w:rPr>
-              <w:t xml:space="preserve">Daily by 07:00 EST</w:t>
+              <w:t xml:space="preserve">Risk Data Platform team</w:t>
             </w:r>
           </w:p>
         </w:tc>
@@ -2828,7 +3849,7 @@
                 <w:sz w:val="20"/>
                 <w:szCs w:val="20"/>
               </w:rPr>
-              <w:t xml:space="preserve">Freshness alert</w:t>
+              <w:t xml:space="preserve">Steward email</w:t>
             </w:r>
           </w:p>
         </w:tc>
@@ -2855,7 +3876,7 @@
                 <w:sz w:val="20"/>
                 <w:szCs w:val="20"/>
               </w:rPr>
-              <w:t xml:space="preserve">08:00 EST</w:t>
+              <w:t xml:space="preserve">risk-data-collateralized-funding@td.com</w:t>
             </w:r>
           </w:p>
         </w:tc>
@@ -2888,7 +3909,7 @@
                 <w:sz w:val="20"/>
                 <w:szCs w:val="20"/>
               </w:rPr>
-              <w:t xml:space="preserve">Breaking change notice</w:t>
+              <w:t xml:space="preserve">Producer domain</w:t>
             </w:r>
           </w:p>
         </w:tc>
@@ -2915,11 +3936,44 @@
                 <w:sz w:val="20"/>
                 <w:szCs w:val="20"/>
               </w:rPr>
-              <w:t xml:space="preserve">60 days</w:t>
+              <w:t xml:space="preserve">Liquidity (cross-domain)</w:t>
             </w:r>
           </w:p>
         </w:tc>
       </w:tr>
+    </w:tbl>
+    <w:p>
+      <w:pPr>
+        <w:pStyle w:val="Heading2"/>
+        <w:spacing w:after="120" w:before="240"/>
+      </w:pPr>
+      <w:r>
+        <w:rPr>
+          <w:b/>
+          <w:bCs/>
+          <w:color w:val="1F4E78"/>
+          <w:sz w:val="26"/>
+          <w:szCs w:val="26"/>
+        </w:rPr>
+        <w:t xml:space="preserve">Operational commitments</w:t>
+      </w:r>
+    </w:p>
+    <w:tbl>
+      <w:tblPr>
+        <w:tblW w:type="dxa" w:w="9360"/>
+        <w:tblBorders>
+          <w:top w:val="single" w:color="auto" w:sz="4"/>
+          <w:left w:val="single" w:color="auto" w:sz="4"/>
+          <w:bottom w:val="single" w:color="auto" w:sz="4"/>
+          <w:right w:val="single" w:color="auto" w:sz="4"/>
+          <w:insideH w:val="single" w:color="auto" w:sz="4"/>
+          <w:insideV w:val="single" w:color="auto" w:sz="4"/>
+        </w:tblBorders>
+      </w:tblPr>
+      <w:tblGrid>
+        <w:gridCol w:w="2800"/>
+        <w:gridCol w:w="6560"/>
+      </w:tblGrid>
       <w:tr>
         <w:tc>
           <w:tcPr>
@@ -2948,7 +4002,7 @@
                 <w:sz w:val="20"/>
                 <w:szCs w:val="20"/>
               </w:rPr>
-              <w:t xml:space="preserve">Additive change notice</w:t>
+              <w:t xml:space="preserve">Refresh frequency</w:t>
             </w:r>
           </w:p>
         </w:tc>
@@ -2975,7 +4029,7 @@
                 <w:sz w:val="20"/>
                 <w:szCs w:val="20"/>
               </w:rPr>
-              <w:t xml:space="preserve">14 days</w:t>
+              <w:t xml:space="preserve">Daily</w:t>
             </w:r>
           </w:p>
         </w:tc>
@@ -3008,7 +4062,7 @@
                 <w:sz w:val="20"/>
                 <w:szCs w:val="20"/>
               </w:rPr>
-              <w:t xml:space="preserve">Deprecation notice</w:t>
+              <w:t xml:space="preserve">SLA</w:t>
             </w:r>
           </w:p>
         </w:tc>
@@ -3035,7 +4089,7 @@
                 <w:sz w:val="20"/>
                 <w:szCs w:val="20"/>
               </w:rPr>
-              <w:t xml:space="preserve">90 days</w:t>
+              <w:t xml:space="preserve">Daily by 07:00 EST</w:t>
             </w:r>
           </w:p>
         </w:tc>
@@ -3068,6 +4122,246 @@
                 <w:sz w:val="20"/>
                 <w:szCs w:val="20"/>
               </w:rPr>
+              <w:t xml:space="preserve">Freshness alert</w:t>
+            </w:r>
+          </w:p>
+        </w:tc>
+        <w:tc>
+          <w:tcPr>
+            <w:tcW w:type="dxa" w:w="6560"/>
+            <w:tcBorders>
+              <w:top w:val="single" w:color="BFBFBF" w:sz="4"/>
+              <w:left w:val="single" w:color="BFBFBF" w:sz="4"/>
+              <w:bottom w:val="single" w:color="BFBFBF" w:sz="4"/>
+              <w:right w:val="single" w:color="BFBFBF" w:sz="4"/>
+            </w:tcBorders>
+            <w:tcMar>
+              <w:top w:type="dxa" w:w="100"/>
+              <w:left w:type="dxa" w:w="140"/>
+              <w:bottom w:type="dxa" w:w="100"/>
+              <w:right w:type="dxa" w:w="140"/>
+            </w:tcMar>
+            <w:vAlign w:val="top"/>
+          </w:tcPr>
+          <w:p>
+            <w:r>
+              <w:rPr>
+                <w:sz w:val="20"/>
+                <w:szCs w:val="20"/>
+              </w:rPr>
+              <w:t xml:space="preserve">08:00 EST</w:t>
+            </w:r>
+          </w:p>
+        </w:tc>
+      </w:tr>
+      <w:tr>
+        <w:tc>
+          <w:tcPr>
+            <w:tcW w:type="dxa" w:w="2800"/>
+            <w:tcBorders>
+              <w:top w:val="single" w:color="BFBFBF" w:sz="4"/>
+              <w:left w:val="single" w:color="BFBFBF" w:sz="4"/>
+              <w:bottom w:val="single" w:color="BFBFBF" w:sz="4"/>
+              <w:right w:val="single" w:color="BFBFBF" w:sz="4"/>
+            </w:tcBorders>
+            <w:shd w:fill="D9E8F5" w:color="auto" w:val="clear"/>
+            <w:tcMar>
+              <w:top w:type="dxa" w:w="100"/>
+              <w:left w:type="dxa" w:w="140"/>
+              <w:bottom w:type="dxa" w:w="100"/>
+              <w:right w:type="dxa" w:w="140"/>
+            </w:tcMar>
+            <w:vAlign w:val="top"/>
+          </w:tcPr>
+          <w:p>
+            <w:r>
+              <w:rPr>
+                <w:b/>
+                <w:bCs/>
+                <w:color w:val="1F4E78"/>
+                <w:sz w:val="20"/>
+                <w:szCs w:val="20"/>
+              </w:rPr>
+              <w:t xml:space="preserve">Breaking change notice</w:t>
+            </w:r>
+          </w:p>
+        </w:tc>
+        <w:tc>
+          <w:tcPr>
+            <w:tcW w:type="dxa" w:w="6560"/>
+            <w:tcBorders>
+              <w:top w:val="single" w:color="BFBFBF" w:sz="4"/>
+              <w:left w:val="single" w:color="BFBFBF" w:sz="4"/>
+              <w:bottom w:val="single" w:color="BFBFBF" w:sz="4"/>
+              <w:right w:val="single" w:color="BFBFBF" w:sz="4"/>
+            </w:tcBorders>
+            <w:tcMar>
+              <w:top w:type="dxa" w:w="100"/>
+              <w:left w:type="dxa" w:w="140"/>
+              <w:bottom w:type="dxa" w:w="100"/>
+              <w:right w:type="dxa" w:w="140"/>
+            </w:tcMar>
+            <w:vAlign w:val="top"/>
+          </w:tcPr>
+          <w:p>
+            <w:r>
+              <w:rPr>
+                <w:sz w:val="20"/>
+                <w:szCs w:val="20"/>
+              </w:rPr>
+              <w:t xml:space="preserve">60 days</w:t>
+            </w:r>
+          </w:p>
+        </w:tc>
+      </w:tr>
+      <w:tr>
+        <w:tc>
+          <w:tcPr>
+            <w:tcW w:type="dxa" w:w="2800"/>
+            <w:tcBorders>
+              <w:top w:val="single" w:color="BFBFBF" w:sz="4"/>
+              <w:left w:val="single" w:color="BFBFBF" w:sz="4"/>
+              <w:bottom w:val="single" w:color="BFBFBF" w:sz="4"/>
+              <w:right w:val="single" w:color="BFBFBF" w:sz="4"/>
+            </w:tcBorders>
+            <w:shd w:fill="D9E8F5" w:color="auto" w:val="clear"/>
+            <w:tcMar>
+              <w:top w:type="dxa" w:w="100"/>
+              <w:left w:type="dxa" w:w="140"/>
+              <w:bottom w:type="dxa" w:w="100"/>
+              <w:right w:type="dxa" w:w="140"/>
+            </w:tcMar>
+            <w:vAlign w:val="top"/>
+          </w:tcPr>
+          <w:p>
+            <w:r>
+              <w:rPr>
+                <w:b/>
+                <w:bCs/>
+                <w:color w:val="1F4E78"/>
+                <w:sz w:val="20"/>
+                <w:szCs w:val="20"/>
+              </w:rPr>
+              <w:t xml:space="preserve">Additive change notice</w:t>
+            </w:r>
+          </w:p>
+        </w:tc>
+        <w:tc>
+          <w:tcPr>
+            <w:tcW w:type="dxa" w:w="6560"/>
+            <w:tcBorders>
+              <w:top w:val="single" w:color="BFBFBF" w:sz="4"/>
+              <w:left w:val="single" w:color="BFBFBF" w:sz="4"/>
+              <w:bottom w:val="single" w:color="BFBFBF" w:sz="4"/>
+              <w:right w:val="single" w:color="BFBFBF" w:sz="4"/>
+            </w:tcBorders>
+            <w:tcMar>
+              <w:top w:type="dxa" w:w="100"/>
+              <w:left w:type="dxa" w:w="140"/>
+              <w:bottom w:type="dxa" w:w="100"/>
+              <w:right w:type="dxa" w:w="140"/>
+            </w:tcMar>
+            <w:vAlign w:val="top"/>
+          </w:tcPr>
+          <w:p>
+            <w:r>
+              <w:rPr>
+                <w:sz w:val="20"/>
+                <w:szCs w:val="20"/>
+              </w:rPr>
+              <w:t xml:space="preserve">14 days</w:t>
+            </w:r>
+          </w:p>
+        </w:tc>
+      </w:tr>
+      <w:tr>
+        <w:tc>
+          <w:tcPr>
+            <w:tcW w:type="dxa" w:w="2800"/>
+            <w:tcBorders>
+              <w:top w:val="single" w:color="BFBFBF" w:sz="4"/>
+              <w:left w:val="single" w:color="BFBFBF" w:sz="4"/>
+              <w:bottom w:val="single" w:color="BFBFBF" w:sz="4"/>
+              <w:right w:val="single" w:color="BFBFBF" w:sz="4"/>
+            </w:tcBorders>
+            <w:shd w:fill="D9E8F5" w:color="auto" w:val="clear"/>
+            <w:tcMar>
+              <w:top w:type="dxa" w:w="100"/>
+              <w:left w:type="dxa" w:w="140"/>
+              <w:bottom w:type="dxa" w:w="100"/>
+              <w:right w:type="dxa" w:w="140"/>
+            </w:tcMar>
+            <w:vAlign w:val="top"/>
+          </w:tcPr>
+          <w:p>
+            <w:r>
+              <w:rPr>
+                <w:b/>
+                <w:bCs/>
+                <w:color w:val="1F4E78"/>
+                <w:sz w:val="20"/>
+                <w:szCs w:val="20"/>
+              </w:rPr>
+              <w:t xml:space="preserve">Deprecation notice</w:t>
+            </w:r>
+          </w:p>
+        </w:tc>
+        <w:tc>
+          <w:tcPr>
+            <w:tcW w:type="dxa" w:w="6560"/>
+            <w:tcBorders>
+              <w:top w:val="single" w:color="BFBFBF" w:sz="4"/>
+              <w:left w:val="single" w:color="BFBFBF" w:sz="4"/>
+              <w:bottom w:val="single" w:color="BFBFBF" w:sz="4"/>
+              <w:right w:val="single" w:color="BFBFBF" w:sz="4"/>
+            </w:tcBorders>
+            <w:tcMar>
+              <w:top w:type="dxa" w:w="100"/>
+              <w:left w:type="dxa" w:w="140"/>
+              <w:bottom w:type="dxa" w:w="100"/>
+              <w:right w:type="dxa" w:w="140"/>
+            </w:tcMar>
+            <w:vAlign w:val="top"/>
+          </w:tcPr>
+          <w:p>
+            <w:r>
+              <w:rPr>
+                <w:sz w:val="20"/>
+                <w:szCs w:val="20"/>
+              </w:rPr>
+              <w:t xml:space="preserve">90 days</w:t>
+            </w:r>
+          </w:p>
+        </w:tc>
+      </w:tr>
+      <w:tr>
+        <w:tc>
+          <w:tcPr>
+            <w:tcW w:type="dxa" w:w="2800"/>
+            <w:tcBorders>
+              <w:top w:val="single" w:color="BFBFBF" w:sz="4"/>
+              <w:left w:val="single" w:color="BFBFBF" w:sz="4"/>
+              <w:bottom w:val="single" w:color="BFBFBF" w:sz="4"/>
+              <w:right w:val="single" w:color="BFBFBF" w:sz="4"/>
+            </w:tcBorders>
+            <w:shd w:fill="D9E8F5" w:color="auto" w:val="clear"/>
+            <w:tcMar>
+              <w:top w:type="dxa" w:w="100"/>
+              <w:left w:type="dxa" w:w="140"/>
+              <w:bottom w:type="dxa" w:w="100"/>
+              <w:right w:type="dxa" w:w="140"/>
+            </w:tcMar>
+            <w:vAlign w:val="top"/>
+          </w:tcPr>
+          <w:p>
+            <w:r>
+              <w:rPr>
+                <w:b/>
+                <w:bCs/>
+                <w:color w:val="1F4E78"/>
+                <w:sz w:val="20"/>
+                <w:szCs w:val="20"/>
+              </w:rPr>
               <w:t xml:space="preserve">Notification channel</w:t>
             </w:r>
           </w:p>
@@ -3101,14 +4395,6 @@
         </w:tc>
       </w:tr>
     </w:tbl>
-    <w:p>
-      <w:pPr>
-        <w:spacing w:after="160"/>
-      </w:pPr>
-      <w:r>
-        <w:t xml:space="preserve"> </w:t>
-      </w:r>
-    </w:p>
     <w:p>
       <w:pPr>
         <w:pStyle w:val="Heading2"/>
@@ -3172,7 +4458,7 @@
           <w:sz w:val="22"/>
           <w:szCs w:val="22"/>
         </w:rPr>
-        <w:t xml:space="preserve">pledged_not_exceed_hqla — pledged_collateral_amount must not exceed hqla_amount (otherwise escalate to liquidity team)</w:t>
+        <w:t xml:space="preserve">pledged_not_exceed_hqla — pledged must not exceed hqla (escalate to liquidity team if false)</w:t>
       </w:r>
     </w:p>
     <w:p>
@@ -3189,7 +4475,7 @@
           <w:sz w:val="22"/>
           <w:szCs w:val="22"/>
         </w:rPr>
-        <w:t xml:space="preserve">coverage_ratio_bounded — coverage_ratio must be between 0 and 1</w:t>
+        <w:t xml:space="preserve">coverage_ratio_bounded — coverage_ratio between 0 and 1</w:t>
       </w:r>
     </w:p>
     <w:p>
@@ -3239,7 +4525,7 @@
           <w:sz w:val="22"/>
           <w:szCs w:val="22"/>
         </w:rPr>
-        <w:t xml:space="preserve">Daily — every currency present in LCR Buffer must appear in this view</w:t>
+        <w:t xml:space="preserve">Daily — every currency in LCR Buffer must appear here</w:t>
       </w:r>
     </w:p>
     <w:p>
@@ -3256,7 +4542,137 @@
           <w:sz w:val="22"/>
           <w:szCs w:val="22"/>
         </w:rPr>
-        <w:t xml:space="preserve">Daily — coverage_ratio expected range 0.6 to 1.0 (alert if outside)</w:t>
+        <w:t xml:space="preserve">Daily — coverage_ratio expected range 0.6–1.0 (alert if outside)</w:t>
+      </w:r>
+    </w:p>
+    <w:p>
+      <w:pPr>
+        <w:pStyle w:val="ListParagraph"/>
+        <w:numPr>
+          <w:ilvl w:val="0"/>
+          <w:numId w:val="2"/>
+        </w:numPr>
+        <w:spacing w:after="40" w:before="40"/>
+      </w:pPr>
+      <w:r>
+        <w:rPr>
+          <w:sz w:val="22"/>
+          <w:szCs w:val="22"/>
+        </w:rPr>
+        <w:t xml:space="preserve">Daily — usd_unencumbered_liquidity reconciles to native amounts via core.fx_rate within 0.01%</w:t>
+      </w:r>
+    </w:p>
+    <w:p>
+      <w:pPr>
+        <w:pStyle w:val="Heading2"/>
+        <w:spacing w:after="120" w:before="240"/>
+      </w:pPr>
+      <w:r>
+        <w:rPr>
+          <w:b/>
+          <w:bCs/>
+          <w:color w:val="1F4E78"/>
+          <w:sz w:val="26"/>
+          <w:szCs w:val="26"/>
+        </w:rPr>
+        <w:t xml:space="preserve">Lineage</w:t>
+      </w:r>
+    </w:p>
+    <w:p>
+      <w:pPr>
+        <w:spacing w:after="80" w:before="80"/>
+      </w:pPr>
+      <w:r>
+        <w:rPr>
+          <w:rFonts w:ascii="Arial" w:cs="Arial" w:eastAsia="Arial" w:hAnsi="Arial"/>
+          <w:sz w:val="22"/>
+          <w:szCs w:val="22"/>
+        </w:rPr>
+        <w:t xml:space="preserve">Built from two foundational products plus conformed reference data:</w:t>
+      </w:r>
+    </w:p>
+    <w:p>
+      <w:pPr>
+        <w:pStyle w:val="ListParagraph"/>
+        <w:numPr>
+          <w:ilvl w:val="0"/>
+          <w:numId w:val="2"/>
+        </w:numPr>
+        <w:spacing w:after="40" w:before="40"/>
+      </w:pPr>
+      <w:r>
+        <w:rPr>
+          <w:sz w:val="22"/>
+          <w:szCs w:val="22"/>
+        </w:rPr>
+        <w:t xml:space="preserve">risk_warehouse.products.lcr_buffer (foundational, ALFA)</w:t>
+      </w:r>
+    </w:p>
+    <w:p>
+      <w:pPr>
+        <w:pStyle w:val="ListParagraph"/>
+        <w:numPr>
+          <w:ilvl w:val="0"/>
+          <w:numId w:val="2"/>
+        </w:numPr>
+        <w:spacing w:after="40" w:before="40"/>
+      </w:pPr>
+      <w:r>
+        <w:rPr>
+          <w:sz w:val="22"/>
+          <w:szCs w:val="22"/>
+        </w:rPr>
+        <w:t xml:space="preserve">risk_warehouse.products.collateral_exposure (foundational, CMOS)</w:t>
+      </w:r>
+    </w:p>
+    <w:p>
+      <w:pPr>
+        <w:pStyle w:val="ListParagraph"/>
+        <w:numPr>
+          <w:ilvl w:val="0"/>
+          <w:numId w:val="2"/>
+        </w:numPr>
+        <w:spacing w:after="40" w:before="40"/>
+      </w:pPr>
+      <w:r>
+        <w:rPr>
+          <w:sz w:val="22"/>
+          <w:szCs w:val="22"/>
+        </w:rPr>
+        <w:t xml:space="preserve">risk_warehouse.core.fx_rate (conformed reference)</w:t>
+      </w:r>
+    </w:p>
+    <w:p>
+      <w:pPr>
+        <w:pStyle w:val="ListParagraph"/>
+        <w:numPr>
+          <w:ilvl w:val="0"/>
+          <w:numId w:val="2"/>
+        </w:numPr>
+        <w:spacing w:after="40" w:before="40"/>
+      </w:pPr>
+      <w:r>
+        <w:rPr>
+          <w:sz w:val="22"/>
+          <w:szCs w:val="22"/>
+        </w:rPr>
+        <w:t xml:space="preserve">risk_warehouse.core.asset_type (conformed reference)</w:t>
+      </w:r>
+    </w:p>
+    <w:p>
+      <w:pPr>
+        <w:spacing w:after="80" w:before="80"/>
+      </w:pPr>
+      <w:r>
+        <w:rPr>
+          <w:rFonts w:ascii="Arial" w:cs="Arial" w:eastAsia="Arial" w:hAnsi="Arial"/>
+          <w:i/>
+          <w:iCs/>
+          <w:color w:val="595959"/>
+          <w:sz w:val="22"/>
+          <w:szCs w:val="22"/>
+        </w:rPr>
+        <w:t xml:space="preserve">Unity Catalog tracks the physical table lineage automatically.</w:t>
       </w:r>
     </w:p>
     <w:p>
@@ -3527,105 +4943,12 @@
                 <w:sz w:val="20"/>
                 <w:szCs w:val="20"/>
               </w:rPr>
-              <w:t xml:space="preserve">Initial contracted release of Collateralized Funding View.</w:t>
+              <w:t xml:space="preserve">Initial contracted release.</w:t>
             </w:r>
           </w:p>
         </w:tc>
       </w:tr>
     </w:tbl>
-    <w:p>
-      <w:pPr>
-        <w:spacing w:after="200"/>
-      </w:pPr>
-      <w:r>
-        <w:t xml:space="preserve"> </w:t>
-      </w:r>
-    </w:p>
-    <w:p>
-      <w:pPr>
-        <w:pStyle w:val="Heading2"/>
-        <w:spacing w:after="120" w:before="240"/>
-      </w:pPr>
-      <w:r>
-        <w:rPr>
-          <w:b/>
-          <w:bCs/>
-          <w:color w:val="1F4E78"/>
-          <w:sz w:val="26"/>
-          <w:szCs w:val="26"/>
-        </w:rPr>
-        <w:t xml:space="preserve">Get access</w:t>
-      </w:r>
-    </w:p>
-    <w:p>
-      <w:pPr>
-        <w:spacing w:after="80" w:before="80"/>
-      </w:pPr>
-      <w:r>
-        <w:rPr>
-          <w:rFonts w:ascii="Arial" w:cs="Arial" w:eastAsia="Arial" w:hAnsi="Arial"/>
-          <w:sz w:val="22"/>
-          <w:szCs w:val="22"/>
-        </w:rPr>
-        <w:t xml:space="preserve">Read access to this product requires subscription. Subscribing takes one click and registers your team as a consumer — you'll receive change notifications and your dependency will be tracked.</w:t>
-      </w:r>
-    </w:p>
-    <w:tbl>
-      <w:tblPr>
-        <w:tblW w:type="dxa" w:w="9360"/>
-        <w:tblBorders>
-          <w:top w:val="single" w:color="auto" w:sz="4"/>
-          <w:left w:val="single" w:color="auto" w:sz="4"/>
-          <w:bottom w:val="single" w:color="auto" w:sz="4"/>
-          <w:right w:val="single" w:color="auto" w:sz="4"/>
-          <w:insideH w:val="single" w:color="auto" w:sz="4"/>
-          <w:insideV w:val="single" w:color="auto" w:sz="4"/>
-        </w:tblBorders>
-      </w:tblPr>
-      <w:tblGrid>
-        <w:gridCol w:w="9360"/>
-      </w:tblGrid>
-      <w:tr>
-        <w:tc>
-          <w:tcPr>
-            <w:tcW w:type="dxa" w:w="9360"/>
-            <w:tcBorders>
-              <w:top w:val="single" w:color="E0A030" w:sz="4"/>
-              <w:left w:val="single" w:color="E0A030" w:sz="24"/>
-              <w:bottom w:val="single" w:color="E0A030" w:sz="4"/>
-              <w:right w:val="single" w:color="E0A030" w:sz="4"/>
-            </w:tcBorders>
-            <w:shd w:fill="FFF4CE" w:color="auto" w:val="clear"/>
-            <w:tcMar>
-              <w:top w:type="dxa" w:w="160"/>
-              <w:left w:type="dxa" w:w="200"/>
-              <w:bottom w:type="dxa" w:w="160"/>
-              <w:right w:type="dxa" w:w="200"/>
-            </w:tcMar>
-          </w:tcPr>
-          <w:p>
-            <w:r>
-              <w:rPr>
-                <w:b/>
-                <w:bCs/>
-                <w:color w:val="664D03"/>
-                <w:sz w:val="22"/>
-                <w:szCs w:val="22"/>
-              </w:rPr>
-              <w:t xml:space="preserve">Subscribe button (placeholder) — links to consumer registry form. Once subscribed, your team appears in the registered consumer list and you receive change notifications.</w:t>
-            </w:r>
-          </w:p>
-        </w:tc>
-      </w:tr>
-    </w:tbl>
-    <w:p>
-      <w:pPr>
-        <w:spacing w:after="200"/>
-      </w:pPr>
-      <w:r>
-        <w:t xml:space="preserve"> </w:t>
-      </w:r>
-    </w:p>
     <w:p>
       <w:pPr>
         <w:pStyle w:val="Heading2"/>
@@ -3656,7 +4979,7 @@
           <w:sz w:val="22"/>
           <w:szCs w:val="22"/>
         </w:rPr>
-        <w:t xml:space="preserve">Contract source (YAML in Git): risk-warehouse/contracts/liquidity_funding_risk/collateralized_funding_view.yaml</w:t>
+        <w:t xml:space="preserve">Contract source (YAML in Git): contracts/liquidity_funding_risk/collateralized_funding_view.yaml</w:t>
       </w:r>
     </w:p>
     <w:p>
@@ -3690,7 +5013,7 @@
           <w:sz w:val="22"/>
           <w:szCs w:val="22"/>
         </w:rPr>
-        <w:t xml:space="preserve">Requirements document (intake)</w:t>
+        <w:t xml:space="preserve">Upstream foundational: Collateral Exposure (CMOS)</w:t>
       </w:r>
     </w:p>
     <w:p>
@@ -3707,1941 +5030,24 @@
           <w:sz w:val="22"/>
           <w:szCs w:val="22"/>
         </w:rPr>
-        <w:t xml:space="preserve">Change request tracking (Jira project RISKDATA)</w:t>
-      </w:r>
-    </w:p>
-    <w:p>
-      <w:pPr>
-        <w:pStyle w:val="Heading1"/>
-        <w:spacing w:after="160" w:before="320"/>
-      </w:pPr>
-      <w:r>
-        <w:rPr>
-          <w:b/>
-          <w:bCs/>
-          <w:color w:val="1F4E78"/>
-          <w:sz w:val="32"/>
-          <w:szCs w:val="32"/>
-        </w:rPr>
-        <w:t xml:space="preserve">Contract source (YAML)</w:t>
-      </w:r>
-    </w:p>
-    <w:p>
-      <w:pPr>
-        <w:spacing w:after="80" w:before="80"/>
-      </w:pPr>
-      <w:r>
-        <w:rPr>
-          <w:rFonts w:ascii="Arial" w:cs="Arial" w:eastAsia="Arial" w:hAnsi="Arial"/>
-          <w:i/>
-          <w:iCs/>
-          <w:color w:val="595959"/>
+        <w:t xml:space="preserve">Upstream foundational: LCR Buffer (ALFA)</w:t>
+      </w:r>
+    </w:p>
+    <w:p>
+      <w:pPr>
+        <w:pStyle w:val="ListParagraph"/>
+        <w:numPr>
+          <w:ilvl w:val="0"/>
+          <w:numId w:val="2"/>
+        </w:numPr>
+        <w:spacing w:after="40" w:before="40"/>
+      </w:pPr>
+      <w:r>
+        <w:rPr>
           <w:sz w:val="22"/>
           <w:szCs w:val="22"/>
         </w:rPr>
-        <w:t xml:space="preserve">The YAML below is the source of truth for everything on this page. The rendered content above is generated from this YAML by CI when the page is published. Show this section to engineers, auditors, or anyone who needs the literal contract.</w:t>
-      </w:r>
-    </w:p>
-    <w:p>
-      <w:pPr>
-        <w:spacing w:after="120"/>
-      </w:pPr>
-      <w:r>
-        <w:t xml:space="preserve"> </w:t>
-      </w:r>
-    </w:p>
-    <w:tbl>
-      <w:tblPr>
-        <w:tblW w:type="dxa" w:w="9360"/>
-        <w:tblBorders>
-          <w:top w:val="single" w:color="auto" w:sz="4"/>
-          <w:left w:val="single" w:color="auto" w:sz="4"/>
-          <w:bottom w:val="single" w:color="auto" w:sz="4"/>
-          <w:right w:val="single" w:color="auto" w:sz="4"/>
-          <w:insideH w:val="single" w:color="auto" w:sz="4"/>
-          <w:insideV w:val="single" w:color="auto" w:sz="4"/>
-        </w:tblBorders>
-      </w:tblPr>
-      <w:tblGrid>
-        <w:gridCol w:w="9360"/>
-      </w:tblGrid>
-      <w:tr>
-        <w:tc>
-          <w:tcPr>
-            <w:tcW w:type="dxa" w:w="9360"/>
-            <w:tcBorders>
-              <w:top w:val="single" w:color="CCCCCC" w:sz="4"/>
-              <w:left w:val="single" w:color="CCCCCC" w:sz="4"/>
-              <w:bottom w:val="single" w:color="CCCCCC" w:sz="4"/>
-              <w:right w:val="single" w:color="CCCCCC" w:sz="4"/>
-            </w:tcBorders>
-            <w:shd w:fill="F4F4F4" w:color="auto" w:val="clear"/>
-            <w:tcMar>
-              <w:top w:type="dxa" w:w="120"/>
-              <w:left w:type="dxa" w:w="160"/>
-              <w:bottom w:type="dxa" w:w="120"/>
-              <w:right w:type="dxa" w:w="160"/>
-            </w:tcMar>
-          </w:tcPr>
-          <w:p>
-            <w:pPr>
-              <w:spacing w:after="0" w:before="0"/>
-            </w:pPr>
-            <w:r>
-              <w:rPr>
-                <w:rFonts w:ascii="Consolas" w:cs="Consolas" w:eastAsia="Consolas" w:hAnsi="Consolas"/>
-                <w:color w:val="1F4E78"/>
-                <w:sz w:val="16"/>
-                <w:szCs w:val="16"/>
-              </w:rPr>
-              <w:t xml:space="preserve">product:</w:t>
-            </w:r>
-          </w:p>
-          <w:p>
-            <w:pPr>
-              <w:spacing w:after="0" w:before="0"/>
-            </w:pPr>
-            <w:r>
-              <w:rPr>
-                <w:rFonts w:ascii="Consolas" w:cs="Consolas" w:eastAsia="Consolas" w:hAnsi="Consolas"/>
-                <w:color w:val="1F4E78"/>
-                <w:sz w:val="16"/>
-                <w:szCs w:val="16"/>
-              </w:rPr>
-              <w:t xml:space="preserve">  product_id: collateralized_funding_view</w:t>
-            </w:r>
-          </w:p>
-          <w:p>
-            <w:pPr>
-              <w:spacing w:after="0" w:before="0"/>
-            </w:pPr>
-            <w:r>
-              <w:rPr>
-                <w:rFonts w:ascii="Consolas" w:cs="Consolas" w:eastAsia="Consolas" w:hAnsi="Consolas"/>
-                <w:color w:val="1F4E78"/>
-                <w:sz w:val="16"/>
-                <w:szCs w:val="16"/>
-              </w:rPr>
-              <w:t xml:space="preserve">  product_name: "Collateralized Funding View"</w:t>
-            </w:r>
-          </w:p>
-          <w:p>
-            <w:pPr>
-              <w:spacing w:after="0" w:before="0"/>
-            </w:pPr>
-            <w:r>
-              <w:rPr>
-                <w:rFonts w:ascii="Consolas" w:cs="Consolas" w:eastAsia="Consolas" w:hAnsi="Consolas"/>
-                <w:color w:val="1F4E78"/>
-                <w:sz w:val="16"/>
-                <w:szCs w:val="16"/>
-              </w:rPr>
-              <w:t xml:space="preserve">  contract_version: 1.0.0</w:t>
-            </w:r>
-          </w:p>
-          <w:p>
-            <w:pPr>
-              <w:spacing w:after="0" w:before="0"/>
-            </w:pPr>
-            <w:r>
-              <w:rPr>
-                <w:rFonts w:ascii="Consolas" w:cs="Consolas" w:eastAsia="Consolas" w:hAnsi="Consolas"/>
-                <w:color w:val="1F4E78"/>
-                <w:sz w:val="16"/>
-                <w:szCs w:val="16"/>
-              </w:rPr>
-              <w:t xml:space="preserve">  contract_last_changed: 2026-05-13</w:t>
-            </w:r>
-          </w:p>
-          <w:p>
-            <w:pPr>
-              <w:spacing w:after="0" w:before="0"/>
-            </w:pPr>
-            <w:r>
-              <w:rPr>
-                <w:rFonts w:ascii="Consolas" w:cs="Consolas" w:eastAsia="Consolas" w:hAnsi="Consolas"/>
-                <w:color w:val="1F4E78"/>
-                <w:sz w:val="16"/>
-                <w:szCs w:val="16"/>
-              </w:rPr>
-              <w:t xml:space="preserve">  status: active</w:t>
-            </w:r>
-          </w:p>
-          <w:p>
-            <w:pPr>
-              <w:spacing w:after="0" w:before="0"/>
-            </w:pPr>
-            <w:r>
-              <w:rPr>
-                <w:rFonts w:ascii="Consolas" w:cs="Consolas" w:eastAsia="Consolas" w:hAnsi="Consolas"/>
-                <w:color w:val="1F4E78"/>
-                <w:sz w:val="16"/>
-                <w:szCs w:val="16"/>
-              </w:rPr>
-              <w:t xml:space="preserve"> </w:t>
-            </w:r>
-          </w:p>
-          <w:p>
-            <w:pPr>
-              <w:spacing w:after="0" w:before="0"/>
-            </w:pPr>
-            <w:r>
-              <w:rPr>
-                <w:rFonts w:ascii="Consolas" w:cs="Consolas" w:eastAsia="Consolas" w:hAnsi="Consolas"/>
-                <w:color w:val="1F4E78"/>
-                <w:sz w:val="16"/>
-                <w:szCs w:val="16"/>
-              </w:rPr>
-              <w:t xml:space="preserve">  capability: liquidity_funding_risk</w:t>
-            </w:r>
-          </w:p>
-          <w:p>
-            <w:pPr>
-              <w:spacing w:after="0" w:before="0"/>
-            </w:pPr>
-            <w:r>
-              <w:rPr>
-                <w:rFonts w:ascii="Consolas" w:cs="Consolas" w:eastAsia="Consolas" w:hAnsi="Consolas"/>
-                <w:color w:val="1F4E78"/>
-                <w:sz w:val="16"/>
-                <w:szCs w:val="16"/>
-              </w:rPr>
-              <w:t xml:space="preserve">  archetype: derived</w:t>
-            </w:r>
-          </w:p>
-          <w:p>
-            <w:pPr>
-              <w:spacing w:after="0" w:before="0"/>
-            </w:pPr>
-            <w:r>
-              <w:rPr>
-                <w:rFonts w:ascii="Consolas" w:cs="Consolas" w:eastAsia="Consolas" w:hAnsi="Consolas"/>
-                <w:color w:val="1F4E78"/>
-                <w:sz w:val="16"/>
-                <w:szCs w:val="16"/>
-              </w:rPr>
-              <w:t xml:space="preserve">  table_shape: materialized_view</w:t>
-            </w:r>
-          </w:p>
-          <w:p>
-            <w:pPr>
-              <w:spacing w:after="0" w:before="0"/>
-            </w:pPr>
-            <w:r>
-              <w:rPr>
-                <w:rFonts w:ascii="Consolas" w:cs="Consolas" w:eastAsia="Consolas" w:hAnsi="Consolas"/>
-                <w:color w:val="1F4E78"/>
-                <w:sz w:val="16"/>
-                <w:szCs w:val="16"/>
-              </w:rPr>
-              <w:t xml:space="preserve"> </w:t>
-            </w:r>
-          </w:p>
-          <w:p>
-            <w:pPr>
-              <w:spacing w:after="0" w:before="0"/>
-            </w:pPr>
-            <w:r>
-              <w:rPr>
-                <w:rFonts w:ascii="Consolas" w:cs="Consolas" w:eastAsia="Consolas" w:hAnsi="Consolas"/>
-                <w:color w:val="1F4E78"/>
-                <w:sz w:val="16"/>
-                <w:szCs w:val="16"/>
-              </w:rPr>
-              <w:t xml:space="preserve">  producer_app: null</w:t>
-            </w:r>
-          </w:p>
-          <w:p>
-            <w:pPr>
-              <w:spacing w:after="0" w:before="0"/>
-            </w:pPr>
-            <w:r>
-              <w:rPr>
-                <w:rFonts w:ascii="Consolas" w:cs="Consolas" w:eastAsia="Consolas" w:hAnsi="Consolas"/>
-                <w:color w:val="1F4E78"/>
-                <w:sz w:val="16"/>
-                <w:szCs w:val="16"/>
-              </w:rPr>
-              <w:t xml:space="preserve">  producer_domain: liquidity</w:t>
-            </w:r>
-          </w:p>
-          <w:p>
-            <w:pPr>
-              <w:spacing w:after="0" w:before="0"/>
-            </w:pPr>
-            <w:r>
-              <w:rPr>
-                <w:rFonts w:ascii="Consolas" w:cs="Consolas" w:eastAsia="Consolas" w:hAnsi="Consolas"/>
-                <w:color w:val="1F4E78"/>
-                <w:sz w:val="16"/>
-                <w:szCs w:val="16"/>
-              </w:rPr>
-              <w:t xml:space="preserve"> </w:t>
-            </w:r>
-          </w:p>
-          <w:p>
-            <w:pPr>
-              <w:spacing w:after="0" w:before="0"/>
-            </w:pPr>
-            <w:r>
-              <w:rPr>
-                <w:rFonts w:ascii="Consolas" w:cs="Consolas" w:eastAsia="Consolas" w:hAnsi="Consolas"/>
-                <w:color w:val="1F4E78"/>
-                <w:sz w:val="16"/>
-                <w:szCs w:val="16"/>
-              </w:rPr>
-              <w:t xml:space="preserve">  business_owner: pg_liquidity_funding</w:t>
-            </w:r>
-          </w:p>
-          <w:p>
-            <w:pPr>
-              <w:spacing w:after="0" w:before="0"/>
-            </w:pPr>
-            <w:r>
-              <w:rPr>
-                <w:rFonts w:ascii="Consolas" w:cs="Consolas" w:eastAsia="Consolas" w:hAnsi="Consolas"/>
-                <w:color w:val="1F4E78"/>
-                <w:sz w:val="16"/>
-                <w:szCs w:val="16"/>
-              </w:rPr>
-              <w:t xml:space="preserve">  technical_owner: risk_data_platform</w:t>
-            </w:r>
-          </w:p>
-          <w:p>
-            <w:pPr>
-              <w:spacing w:after="0" w:before="0"/>
-            </w:pPr>
-            <w:r>
-              <w:rPr>
-                <w:rFonts w:ascii="Consolas" w:cs="Consolas" w:eastAsia="Consolas" w:hAnsi="Consolas"/>
-                <w:color w:val="1F4E78"/>
-                <w:sz w:val="16"/>
-                <w:szCs w:val="16"/>
-              </w:rPr>
-              <w:t xml:space="preserve">  steward_email: risk-data-collateralized-funding@td.com</w:t>
-            </w:r>
-          </w:p>
-          <w:p>
-            <w:pPr>
-              <w:spacing w:after="0" w:before="0"/>
-            </w:pPr>
-            <w:r>
-              <w:rPr>
-                <w:rFonts w:ascii="Consolas" w:cs="Consolas" w:eastAsia="Consolas" w:hAnsi="Consolas"/>
-                <w:color w:val="1F4E78"/>
-                <w:sz w:val="16"/>
-                <w:szCs w:val="16"/>
-              </w:rPr>
-              <w:t xml:space="preserve"> </w:t>
-            </w:r>
-          </w:p>
-          <w:p>
-            <w:pPr>
-              <w:spacing w:after="0" w:before="0"/>
-            </w:pPr>
-            <w:r>
-              <w:rPr>
-                <w:rFonts w:ascii="Consolas" w:cs="Consolas" w:eastAsia="Consolas" w:hAnsi="Consolas"/>
-                <w:color w:val="1F4E78"/>
-                <w:sz w:val="16"/>
-                <w:szCs w:val="16"/>
-              </w:rPr>
-              <w:t xml:space="preserve">references:</w:t>
-            </w:r>
-          </w:p>
-          <w:p>
-            <w:pPr>
-              <w:spacing w:after="0" w:before="0"/>
-            </w:pPr>
-            <w:r>
-              <w:rPr>
-                <w:rFonts w:ascii="Consolas" w:cs="Consolas" w:eastAsia="Consolas" w:hAnsi="Consolas"/>
-                <w:color w:val="1F4E78"/>
-                <w:sz w:val="16"/>
-                <w:szCs w:val="16"/>
-              </w:rPr>
-              <w:t xml:space="preserve">  contract_yaml_url: https://github.com/td/risk-warehouse/blob/main/contracts/liquidity_funding_risk/collateralized_funding_view.yaml</w:t>
-            </w:r>
-          </w:p>
-          <w:p>
-            <w:pPr>
-              <w:spacing w:after="0" w:before="0"/>
-            </w:pPr>
-            <w:r>
-              <w:rPr>
-                <w:rFonts w:ascii="Consolas" w:cs="Consolas" w:eastAsia="Consolas" w:hAnsi="Consolas"/>
-                <w:color w:val="1F4E78"/>
-                <w:sz w:val="16"/>
-                <w:szCs w:val="16"/>
-              </w:rPr>
-              <w:t xml:space="preserve">  confluence_product_page: https://td.atlassian.net/wiki/spaces/RISK/.../collateralized-funding-view</w:t>
-            </w:r>
-          </w:p>
-          <w:p>
-            <w:pPr>
-              <w:spacing w:after="0" w:before="0"/>
-            </w:pPr>
-            <w:r>
-              <w:rPr>
-                <w:rFonts w:ascii="Consolas" w:cs="Consolas" w:eastAsia="Consolas" w:hAnsi="Consolas"/>
-                <w:color w:val="1F4E78"/>
-                <w:sz w:val="16"/>
-                <w:szCs w:val="16"/>
-              </w:rPr>
-              <w:t xml:space="preserve">  collibra_ref: LFR-CFV-001</w:t>
-            </w:r>
-          </w:p>
-          <w:p>
-            <w:pPr>
-              <w:spacing w:after="0" w:before="0"/>
-            </w:pPr>
-            <w:r>
-              <w:rPr>
-                <w:rFonts w:ascii="Consolas" w:cs="Consolas" w:eastAsia="Consolas" w:hAnsi="Consolas"/>
-                <w:color w:val="1F4E78"/>
-                <w:sz w:val="16"/>
-                <w:szCs w:val="16"/>
-              </w:rPr>
-              <w:t xml:space="preserve">  requirements_doc: https://td.atlassian.net/wiki/spaces/RISK/.../cfv-intake</w:t>
-            </w:r>
-          </w:p>
-          <w:p>
-            <w:pPr>
-              <w:spacing w:after="0" w:before="0"/>
-            </w:pPr>
-            <w:r>
-              <w:rPr>
-                <w:rFonts w:ascii="Consolas" w:cs="Consolas" w:eastAsia="Consolas" w:hAnsi="Consolas"/>
-                <w:color w:val="1F4E78"/>
-                <w:sz w:val="16"/>
-                <w:szCs w:val="16"/>
-              </w:rPr>
-              <w:t xml:space="preserve">  change_request_tracking: https://td.atlassian.net/jira/projects/RISKDATA/board</w:t>
-            </w:r>
-          </w:p>
-          <w:p>
-            <w:pPr>
-              <w:spacing w:after="0" w:before="0"/>
-            </w:pPr>
-            <w:r>
-              <w:rPr>
-                <w:rFonts w:ascii="Consolas" w:cs="Consolas" w:eastAsia="Consolas" w:hAnsi="Consolas"/>
-                <w:color w:val="1F4E78"/>
-                <w:sz w:val="16"/>
-                <w:szCs w:val="16"/>
-              </w:rPr>
-              <w:t xml:space="preserve"> </w:t>
-            </w:r>
-          </w:p>
-          <w:p>
-            <w:pPr>
-              <w:spacing w:after="0" w:before="0"/>
-            </w:pPr>
-            <w:r>
-              <w:rPr>
-                <w:rFonts w:ascii="Consolas" w:cs="Consolas" w:eastAsia="Consolas" w:hAnsi="Consolas"/>
-                <w:color w:val="1F4E78"/>
-                <w:sz w:val="16"/>
-                <w:szCs w:val="16"/>
-              </w:rPr>
-              <w:t xml:space="preserve">description:</w:t>
-            </w:r>
-          </w:p>
-          <w:p>
-            <w:pPr>
-              <w:spacing w:after="0" w:before="0"/>
-            </w:pPr>
-            <w:r>
-              <w:rPr>
-                <w:rFonts w:ascii="Consolas" w:cs="Consolas" w:eastAsia="Consolas" w:hAnsi="Consolas"/>
-                <w:color w:val="1F4E78"/>
-                <w:sz w:val="16"/>
-                <w:szCs w:val="16"/>
-              </w:rPr>
-              <w:t xml:space="preserve">  business_description: |</w:t>
-            </w:r>
-          </w:p>
-          <w:p>
-            <w:pPr>
-              <w:spacing w:after="0" w:before="0"/>
-            </w:pPr>
-            <w:r>
-              <w:rPr>
-                <w:rFonts w:ascii="Consolas" w:cs="Consolas" w:eastAsia="Consolas" w:hAnsi="Consolas"/>
-                <w:color w:val="1F4E78"/>
-                <w:sz w:val="16"/>
-                <w:szCs w:val="16"/>
-              </w:rPr>
-              <w:t xml:space="preserve">    Daily view of liquidity buffer adjusted for collateral encumbrance.</w:t>
-            </w:r>
-          </w:p>
-          <w:p>
-            <w:pPr>
-              <w:spacing w:after="0" w:before="0"/>
-            </w:pPr>
-            <w:r>
-              <w:rPr>
-                <w:rFonts w:ascii="Consolas" w:cs="Consolas" w:eastAsia="Consolas" w:hAnsi="Consolas"/>
-                <w:color w:val="1F4E78"/>
-                <w:sz w:val="16"/>
-                <w:szCs w:val="16"/>
-              </w:rPr>
-              <w:t xml:space="preserve">    Joins LCR Buffer (Liquidity) with Collateral Exposure (CMOS) to give</w:t>
-            </w:r>
-          </w:p>
-          <w:p>
-            <w:pPr>
-              <w:spacing w:after="0" w:before="0"/>
-            </w:pPr>
-            <w:r>
-              <w:rPr>
-                <w:rFonts w:ascii="Consolas" w:cs="Consolas" w:eastAsia="Consolas" w:hAnsi="Consolas"/>
-                <w:color w:val="1F4E78"/>
-                <w:sz w:val="16"/>
-                <w:szCs w:val="16"/>
-              </w:rPr>
-              <w:t xml:space="preserve">    the funding desk a single view of unencumbered liquidity.</w:t>
-            </w:r>
-          </w:p>
-          <w:p>
-            <w:pPr>
-              <w:spacing w:after="0" w:before="0"/>
-            </w:pPr>
-            <w:r>
-              <w:rPr>
-                <w:rFonts w:ascii="Consolas" w:cs="Consolas" w:eastAsia="Consolas" w:hAnsi="Consolas"/>
-                <w:color w:val="1F4E78"/>
-                <w:sz w:val="16"/>
-                <w:szCs w:val="16"/>
-              </w:rPr>
-              <w:t xml:space="preserve"> </w:t>
-            </w:r>
-          </w:p>
-          <w:p>
-            <w:pPr>
-              <w:spacing w:after="0" w:before="0"/>
-            </w:pPr>
-            <w:r>
-              <w:rPr>
-                <w:rFonts w:ascii="Consolas" w:cs="Consolas" w:eastAsia="Consolas" w:hAnsi="Consolas"/>
-                <w:color w:val="1F4E78"/>
-                <w:sz w:val="16"/>
-                <w:szCs w:val="16"/>
-              </w:rPr>
-              <w:t xml:space="preserve">grain:</w:t>
-            </w:r>
-          </w:p>
-          <w:p>
-            <w:pPr>
-              <w:spacing w:after="0" w:before="0"/>
-            </w:pPr>
-            <w:r>
-              <w:rPr>
-                <w:rFonts w:ascii="Consolas" w:cs="Consolas" w:eastAsia="Consolas" w:hAnsi="Consolas"/>
-                <w:color w:val="1F4E78"/>
-                <w:sz w:val="16"/>
-                <w:szCs w:val="16"/>
-              </w:rPr>
-              <w:t xml:space="preserve">  grain_short: business_date+currency</w:t>
-            </w:r>
-          </w:p>
-          <w:p>
-            <w:pPr>
-              <w:spacing w:after="0" w:before="0"/>
-            </w:pPr>
-            <w:r>
-              <w:rPr>
-                <w:rFonts w:ascii="Consolas" w:cs="Consolas" w:eastAsia="Consolas" w:hAnsi="Consolas"/>
-                <w:color w:val="1F4E78"/>
-                <w:sz w:val="16"/>
-                <w:szCs w:val="16"/>
-              </w:rPr>
-              <w:t xml:space="preserve">  grain_description: |</w:t>
-            </w:r>
-          </w:p>
-          <w:p>
-            <w:pPr>
-              <w:spacing w:after="0" w:before="0"/>
-            </w:pPr>
-            <w:r>
-              <w:rPr>
-                <w:rFonts w:ascii="Consolas" w:cs="Consolas" w:eastAsia="Consolas" w:hAnsi="Consolas"/>
-                <w:color w:val="1F4E78"/>
-                <w:sz w:val="16"/>
-                <w:szCs w:val="16"/>
-              </w:rPr>
-              <w:t xml:space="preserve">    One row per business date per currency. Currencies present are those</w:t>
-            </w:r>
-          </w:p>
-          <w:p>
-            <w:pPr>
-              <w:spacing w:after="0" w:before="0"/>
-            </w:pPr>
-            <w:r>
-              <w:rPr>
-                <w:rFonts w:ascii="Consolas" w:cs="Consolas" w:eastAsia="Consolas" w:hAnsi="Consolas"/>
-                <w:color w:val="1F4E78"/>
-                <w:sz w:val="16"/>
-                <w:szCs w:val="16"/>
-              </w:rPr>
-              <w:t xml:space="preserve">    with non-zero HQLA or non-zero pledged collateral on that date.</w:t>
-            </w:r>
-          </w:p>
-          <w:p>
-            <w:pPr>
-              <w:spacing w:after="0" w:before="0"/>
-            </w:pPr>
-            <w:r>
-              <w:rPr>
-                <w:rFonts w:ascii="Consolas" w:cs="Consolas" w:eastAsia="Consolas" w:hAnsi="Consolas"/>
-                <w:color w:val="1F4E78"/>
-                <w:sz w:val="16"/>
-                <w:szCs w:val="16"/>
-              </w:rPr>
-              <w:t xml:space="preserve"> </w:t>
-            </w:r>
-          </w:p>
-          <w:p>
-            <w:pPr>
-              <w:spacing w:after="0" w:before="0"/>
-            </w:pPr>
-            <w:r>
-              <w:rPr>
-                <w:rFonts w:ascii="Consolas" w:cs="Consolas" w:eastAsia="Consolas" w:hAnsi="Consolas"/>
-                <w:color w:val="1F4E78"/>
-                <w:sz w:val="16"/>
-                <w:szCs w:val="16"/>
-              </w:rPr>
-              <w:t xml:space="preserve">dimensions:</w:t>
-            </w:r>
-          </w:p>
-          <w:p>
-            <w:pPr>
-              <w:spacing w:after="0" w:before="0"/>
-            </w:pPr>
-            <w:r>
-              <w:rPr>
-                <w:rFonts w:ascii="Consolas" w:cs="Consolas" w:eastAsia="Consolas" w:hAnsi="Consolas"/>
-                <w:color w:val="1F4E78"/>
-                <w:sz w:val="16"/>
-                <w:szCs w:val="16"/>
-              </w:rPr>
-              <w:t xml:space="preserve">  allowed:</w:t>
-            </w:r>
-          </w:p>
-          <w:p>
-            <w:pPr>
-              <w:spacing w:after="0" w:before="0"/>
-            </w:pPr>
-            <w:r>
-              <w:rPr>
-                <w:rFonts w:ascii="Consolas" w:cs="Consolas" w:eastAsia="Consolas" w:hAnsi="Consolas"/>
-                <w:color w:val="1F4E78"/>
-                <w:sz w:val="16"/>
-                <w:szCs w:val="16"/>
-              </w:rPr>
-              <w:t xml:space="preserve">    - business_date</w:t>
-            </w:r>
-          </w:p>
-          <w:p>
-            <w:pPr>
-              <w:spacing w:after="0" w:before="0"/>
-            </w:pPr>
-            <w:r>
-              <w:rPr>
-                <w:rFonts w:ascii="Consolas" w:cs="Consolas" w:eastAsia="Consolas" w:hAnsi="Consolas"/>
-                <w:color w:val="1F4E78"/>
-                <w:sz w:val="16"/>
-                <w:szCs w:val="16"/>
-              </w:rPr>
-              <w:t xml:space="preserve">    - currency</w:t>
-            </w:r>
-          </w:p>
-          <w:p>
-            <w:pPr>
-              <w:spacing w:after="0" w:before="0"/>
-            </w:pPr>
-            <w:r>
-              <w:rPr>
-                <w:rFonts w:ascii="Consolas" w:cs="Consolas" w:eastAsia="Consolas" w:hAnsi="Consolas"/>
-                <w:color w:val="1F4E78"/>
-                <w:sz w:val="16"/>
-                <w:szCs w:val="16"/>
-              </w:rPr>
-              <w:t xml:space="preserve">  blocked:</w:t>
-            </w:r>
-          </w:p>
-          <w:p>
-            <w:pPr>
-              <w:spacing w:after="0" w:before="0"/>
-            </w:pPr>
-            <w:r>
-              <w:rPr>
-                <w:rFonts w:ascii="Consolas" w:cs="Consolas" w:eastAsia="Consolas" w:hAnsi="Consolas"/>
-                <w:color w:val="1F4E78"/>
-                <w:sz w:val="16"/>
-                <w:szCs w:val="16"/>
-              </w:rPr>
-              <w:t xml:space="preserve">    - counterparty</w:t>
-            </w:r>
-          </w:p>
-          <w:p>
-            <w:pPr>
-              <w:spacing w:after="0" w:before="0"/>
-            </w:pPr>
-            <w:r>
-              <w:rPr>
-                <w:rFonts w:ascii="Consolas" w:cs="Consolas" w:eastAsia="Consolas" w:hAnsi="Consolas"/>
-                <w:color w:val="1F4E78"/>
-                <w:sz w:val="16"/>
-                <w:szCs w:val="16"/>
-              </w:rPr>
-              <w:t xml:space="preserve">    - book</w:t>
-            </w:r>
-          </w:p>
-          <w:p>
-            <w:pPr>
-              <w:spacing w:after="0" w:before="0"/>
-            </w:pPr>
-            <w:r>
-              <w:rPr>
-                <w:rFonts w:ascii="Consolas" w:cs="Consolas" w:eastAsia="Consolas" w:hAnsi="Consolas"/>
-                <w:color w:val="1F4E78"/>
-                <w:sz w:val="16"/>
-                <w:szCs w:val="16"/>
-              </w:rPr>
-              <w:t xml:space="preserve"> </w:t>
-            </w:r>
-          </w:p>
-          <w:p>
-            <w:pPr>
-              <w:spacing w:after="0" w:before="0"/>
-            </w:pPr>
-            <w:r>
-              <w:rPr>
-                <w:rFonts w:ascii="Consolas" w:cs="Consolas" w:eastAsia="Consolas" w:hAnsi="Consolas"/>
-                <w:color w:val="1F4E78"/>
-                <w:sz w:val="16"/>
-                <w:szCs w:val="16"/>
-              </w:rPr>
-              <w:t xml:space="preserve">measures:</w:t>
-            </w:r>
-          </w:p>
-          <w:p>
-            <w:pPr>
-              <w:spacing w:after="0" w:before="0"/>
-            </w:pPr>
-            <w:r>
-              <w:rPr>
-                <w:rFonts w:ascii="Consolas" w:cs="Consolas" w:eastAsia="Consolas" w:hAnsi="Consolas"/>
-                <w:color w:val="1F4E78"/>
-                <w:sz w:val="16"/>
-                <w:szCs w:val="16"/>
-              </w:rPr>
-              <w:t xml:space="preserve">  - name: hqla_amount</w:t>
-            </w:r>
-          </w:p>
-          <w:p>
-            <w:pPr>
-              <w:spacing w:after="0" w:before="0"/>
-            </w:pPr>
-            <w:r>
-              <w:rPr>
-                <w:rFonts w:ascii="Consolas" w:cs="Consolas" w:eastAsia="Consolas" w:hAnsi="Consolas"/>
-                <w:color w:val="1F4E78"/>
-                <w:sz w:val="16"/>
-                <w:szCs w:val="16"/>
-              </w:rPr>
-              <w:t xml:space="preserve">    aggregation: additive</w:t>
-            </w:r>
-          </w:p>
-          <w:p>
-            <w:pPr>
-              <w:spacing w:after="0" w:before="0"/>
-            </w:pPr>
-            <w:r>
-              <w:rPr>
-                <w:rFonts w:ascii="Consolas" w:cs="Consolas" w:eastAsia="Consolas" w:hAnsi="Consolas"/>
-                <w:color w:val="1F4E78"/>
-                <w:sz w:val="16"/>
-                <w:szCs w:val="16"/>
-              </w:rPr>
-              <w:t xml:space="preserve">    safe_aggregation:</w:t>
-            </w:r>
-          </w:p>
-          <w:p>
-            <w:pPr>
-              <w:spacing w:after="0" w:before="0"/>
-            </w:pPr>
-            <w:r>
-              <w:rPr>
-                <w:rFonts w:ascii="Consolas" w:cs="Consolas" w:eastAsia="Consolas" w:hAnsi="Consolas"/>
-                <w:color w:val="1F4E78"/>
-                <w:sz w:val="16"/>
-                <w:szCs w:val="16"/>
-              </w:rPr>
-              <w:t xml:space="preserve">      - currency</w:t>
-            </w:r>
-          </w:p>
-          <w:p>
-            <w:pPr>
-              <w:spacing w:after="0" w:before="0"/>
-            </w:pPr>
-            <w:r>
-              <w:rPr>
-                <w:rFonts w:ascii="Consolas" w:cs="Consolas" w:eastAsia="Consolas" w:hAnsi="Consolas"/>
-                <w:color w:val="1F4E78"/>
-                <w:sz w:val="16"/>
-                <w:szCs w:val="16"/>
-              </w:rPr>
-              <w:t xml:space="preserve">    unit: native_currency</w:t>
-            </w:r>
-          </w:p>
-          <w:p>
-            <w:pPr>
-              <w:spacing w:after="0" w:before="0"/>
-            </w:pPr>
-            <w:r>
-              <w:rPr>
-                <w:rFonts w:ascii="Consolas" w:cs="Consolas" w:eastAsia="Consolas" w:hAnsi="Consolas"/>
-                <w:color w:val="1F4E78"/>
-                <w:sz w:val="16"/>
-                <w:szCs w:val="16"/>
-              </w:rPr>
-              <w:t xml:space="preserve">  - name: pledged_collateral_amount</w:t>
-            </w:r>
-          </w:p>
-          <w:p>
-            <w:pPr>
-              <w:spacing w:after="0" w:before="0"/>
-            </w:pPr>
-            <w:r>
-              <w:rPr>
-                <w:rFonts w:ascii="Consolas" w:cs="Consolas" w:eastAsia="Consolas" w:hAnsi="Consolas"/>
-                <w:color w:val="1F4E78"/>
-                <w:sz w:val="16"/>
-                <w:szCs w:val="16"/>
-              </w:rPr>
-              <w:t xml:space="preserve">    aggregation: additive</w:t>
-            </w:r>
-          </w:p>
-          <w:p>
-            <w:pPr>
-              <w:spacing w:after="0" w:before="0"/>
-            </w:pPr>
-            <w:r>
-              <w:rPr>
-                <w:rFonts w:ascii="Consolas" w:cs="Consolas" w:eastAsia="Consolas" w:hAnsi="Consolas"/>
-                <w:color w:val="1F4E78"/>
-                <w:sz w:val="16"/>
-                <w:szCs w:val="16"/>
-              </w:rPr>
-              <w:t xml:space="preserve">    safe_aggregation:</w:t>
-            </w:r>
-          </w:p>
-          <w:p>
-            <w:pPr>
-              <w:spacing w:after="0" w:before="0"/>
-            </w:pPr>
-            <w:r>
-              <w:rPr>
-                <w:rFonts w:ascii="Consolas" w:cs="Consolas" w:eastAsia="Consolas" w:hAnsi="Consolas"/>
-                <w:color w:val="1F4E78"/>
-                <w:sz w:val="16"/>
-                <w:szCs w:val="16"/>
-              </w:rPr>
-              <w:t xml:space="preserve">      - currency</w:t>
-            </w:r>
-          </w:p>
-          <w:p>
-            <w:pPr>
-              <w:spacing w:after="0" w:before="0"/>
-            </w:pPr>
-            <w:r>
-              <w:rPr>
-                <w:rFonts w:ascii="Consolas" w:cs="Consolas" w:eastAsia="Consolas" w:hAnsi="Consolas"/>
-                <w:color w:val="1F4E78"/>
-                <w:sz w:val="16"/>
-                <w:szCs w:val="16"/>
-              </w:rPr>
-              <w:t xml:space="preserve">    unit: native_currency</w:t>
-            </w:r>
-          </w:p>
-          <w:p>
-            <w:pPr>
-              <w:spacing w:after="0" w:before="0"/>
-            </w:pPr>
-            <w:r>
-              <w:rPr>
-                <w:rFonts w:ascii="Consolas" w:cs="Consolas" w:eastAsia="Consolas" w:hAnsi="Consolas"/>
-                <w:color w:val="1F4E78"/>
-                <w:sz w:val="16"/>
-                <w:szCs w:val="16"/>
-              </w:rPr>
-              <w:t xml:space="preserve">  - name: unencumbered_liquidity</w:t>
-            </w:r>
-          </w:p>
-          <w:p>
-            <w:pPr>
-              <w:spacing w:after="0" w:before="0"/>
-            </w:pPr>
-            <w:r>
-              <w:rPr>
-                <w:rFonts w:ascii="Consolas" w:cs="Consolas" w:eastAsia="Consolas" w:hAnsi="Consolas"/>
-                <w:color w:val="1F4E78"/>
-                <w:sz w:val="16"/>
-                <w:szCs w:val="16"/>
-              </w:rPr>
-              <w:t xml:space="preserve">    aggregation: additive</w:t>
-            </w:r>
-          </w:p>
-          <w:p>
-            <w:pPr>
-              <w:spacing w:after="0" w:before="0"/>
-            </w:pPr>
-            <w:r>
-              <w:rPr>
-                <w:rFonts w:ascii="Consolas" w:cs="Consolas" w:eastAsia="Consolas" w:hAnsi="Consolas"/>
-                <w:color w:val="1F4E78"/>
-                <w:sz w:val="16"/>
-                <w:szCs w:val="16"/>
-              </w:rPr>
-              <w:t xml:space="preserve">    safe_aggregation:</w:t>
-            </w:r>
-          </w:p>
-          <w:p>
-            <w:pPr>
-              <w:spacing w:after="0" w:before="0"/>
-            </w:pPr>
-            <w:r>
-              <w:rPr>
-                <w:rFonts w:ascii="Consolas" w:cs="Consolas" w:eastAsia="Consolas" w:hAnsi="Consolas"/>
-                <w:color w:val="1F4E78"/>
-                <w:sz w:val="16"/>
-                <w:szCs w:val="16"/>
-              </w:rPr>
-              <w:t xml:space="preserve">      - currency</w:t>
-            </w:r>
-          </w:p>
-          <w:p>
-            <w:pPr>
-              <w:spacing w:after="0" w:before="0"/>
-            </w:pPr>
-            <w:r>
-              <w:rPr>
-                <w:rFonts w:ascii="Consolas" w:cs="Consolas" w:eastAsia="Consolas" w:hAnsi="Consolas"/>
-                <w:color w:val="1F4E78"/>
-                <w:sz w:val="16"/>
-                <w:szCs w:val="16"/>
-              </w:rPr>
-              <w:t xml:space="preserve">    unit: native_currency</w:t>
-            </w:r>
-          </w:p>
-          <w:p>
-            <w:pPr>
-              <w:spacing w:after="0" w:before="0"/>
-            </w:pPr>
-            <w:r>
-              <w:rPr>
-                <w:rFonts w:ascii="Consolas" w:cs="Consolas" w:eastAsia="Consolas" w:hAnsi="Consolas"/>
-                <w:color w:val="1F4E78"/>
-                <w:sz w:val="16"/>
-                <w:szCs w:val="16"/>
-              </w:rPr>
-              <w:t xml:space="preserve">  - name: coverage_ratio</w:t>
-            </w:r>
-          </w:p>
-          <w:p>
-            <w:pPr>
-              <w:spacing w:after="0" w:before="0"/>
-            </w:pPr>
-            <w:r>
-              <w:rPr>
-                <w:rFonts w:ascii="Consolas" w:cs="Consolas" w:eastAsia="Consolas" w:hAnsi="Consolas"/>
-                <w:color w:val="1F4E78"/>
-                <w:sz w:val="16"/>
-                <w:szCs w:val="16"/>
-              </w:rPr>
-              <w:t xml:space="preserve">    aggregation: non_additive_ratio</w:t>
-            </w:r>
-          </w:p>
-          <w:p>
-            <w:pPr>
-              <w:spacing w:after="0" w:before="0"/>
-            </w:pPr>
-            <w:r>
-              <w:rPr>
-                <w:rFonts w:ascii="Consolas" w:cs="Consolas" w:eastAsia="Consolas" w:hAnsi="Consolas"/>
-                <w:color w:val="1F4E78"/>
-                <w:sz w:val="16"/>
-                <w:szCs w:val="16"/>
-              </w:rPr>
-              <w:t xml:space="preserve">    unsafe_aggregation:</w:t>
-            </w:r>
-          </w:p>
-          <w:p>
-            <w:pPr>
-              <w:spacing w:after="0" w:before="0"/>
-            </w:pPr>
-            <w:r>
-              <w:rPr>
-                <w:rFonts w:ascii="Consolas" w:cs="Consolas" w:eastAsia="Consolas" w:hAnsi="Consolas"/>
-                <w:color w:val="1F4E78"/>
-                <w:sz w:val="16"/>
-                <w:szCs w:val="16"/>
-              </w:rPr>
-              <w:t xml:space="preserve">      - currency</w:t>
-            </w:r>
-          </w:p>
-          <w:p>
-            <w:pPr>
-              <w:spacing w:after="0" w:before="0"/>
-            </w:pPr>
-            <w:r>
-              <w:rPr>
-                <w:rFonts w:ascii="Consolas" w:cs="Consolas" w:eastAsia="Consolas" w:hAnsi="Consolas"/>
-                <w:color w:val="1F4E78"/>
-                <w:sz w:val="16"/>
-                <w:szCs w:val="16"/>
-              </w:rPr>
-              <w:t xml:space="preserve">    unit: ratio</w:t>
-            </w:r>
-          </w:p>
-          <w:p>
-            <w:pPr>
-              <w:spacing w:after="0" w:before="0"/>
-            </w:pPr>
-            <w:r>
-              <w:rPr>
-                <w:rFonts w:ascii="Consolas" w:cs="Consolas" w:eastAsia="Consolas" w:hAnsi="Consolas"/>
-                <w:color w:val="1F4E78"/>
-                <w:sz w:val="16"/>
-                <w:szCs w:val="16"/>
-              </w:rPr>
-              <w:t xml:space="preserve"> </w:t>
-            </w:r>
-          </w:p>
-          <w:p>
-            <w:pPr>
-              <w:spacing w:after="0" w:before="0"/>
-            </w:pPr>
-            <w:r>
-              <w:rPr>
-                <w:rFonts w:ascii="Consolas" w:cs="Consolas" w:eastAsia="Consolas" w:hAnsi="Consolas"/>
-                <w:color w:val="1F4E78"/>
-                <w:sz w:val="16"/>
-                <w:szCs w:val="16"/>
-              </w:rPr>
-              <w:t xml:space="preserve">sla:</w:t>
-            </w:r>
-          </w:p>
-          <w:p>
-            <w:pPr>
-              <w:spacing w:after="0" w:before="0"/>
-            </w:pPr>
-            <w:r>
-              <w:rPr>
-                <w:rFonts w:ascii="Consolas" w:cs="Consolas" w:eastAsia="Consolas" w:hAnsi="Consolas"/>
-                <w:color w:val="1F4E78"/>
-                <w:sz w:val="16"/>
-                <w:szCs w:val="16"/>
-              </w:rPr>
-              <w:t xml:space="preserve">  refresh_frequency: daily</w:t>
-            </w:r>
-          </w:p>
-          <w:p>
-            <w:pPr>
-              <w:spacing w:after="0" w:before="0"/>
-            </w:pPr>
-            <w:r>
-              <w:rPr>
-                <w:rFonts w:ascii="Consolas" w:cs="Consolas" w:eastAsia="Consolas" w:hAnsi="Consolas"/>
-                <w:color w:val="1F4E78"/>
-                <w:sz w:val="16"/>
-                <w:szCs w:val="16"/>
-              </w:rPr>
-              <w:t xml:space="preserve">  refresh_sla: daily_by_07:00_EST</w:t>
-            </w:r>
-          </w:p>
-          <w:p>
-            <w:pPr>
-              <w:spacing w:after="0" w:before="0"/>
-            </w:pPr>
-            <w:r>
-              <w:rPr>
-                <w:rFonts w:ascii="Consolas" w:cs="Consolas" w:eastAsia="Consolas" w:hAnsi="Consolas"/>
-                <w:color w:val="1F4E78"/>
-                <w:sz w:val="16"/>
-                <w:szCs w:val="16"/>
-              </w:rPr>
-              <w:t xml:space="preserve">  freshness_alert_after: 08:00_EST</w:t>
-            </w:r>
-          </w:p>
-          <w:p>
-            <w:pPr>
-              <w:spacing w:after="0" w:before="0"/>
-            </w:pPr>
-            <w:r>
-              <w:rPr>
-                <w:rFonts w:ascii="Consolas" w:cs="Consolas" w:eastAsia="Consolas" w:hAnsi="Consolas"/>
-                <w:color w:val="1F4E78"/>
-                <w:sz w:val="16"/>
-                <w:szCs w:val="16"/>
-              </w:rPr>
-              <w:t xml:space="preserve"> </w:t>
-            </w:r>
-          </w:p>
-          <w:p>
-            <w:pPr>
-              <w:spacing w:after="0" w:before="0"/>
-            </w:pPr>
-            <w:r>
-              <w:rPr>
-                <w:rFonts w:ascii="Consolas" w:cs="Consolas" w:eastAsia="Consolas" w:hAnsi="Consolas"/>
-                <w:color w:val="1F4E78"/>
-                <w:sz w:val="16"/>
-                <w:szCs w:val="16"/>
-              </w:rPr>
-              <w:t xml:space="preserve">change_policy:</w:t>
-            </w:r>
-          </w:p>
-          <w:p>
-            <w:pPr>
-              <w:spacing w:after="0" w:before="0"/>
-            </w:pPr>
-            <w:r>
-              <w:rPr>
-                <w:rFonts w:ascii="Consolas" w:cs="Consolas" w:eastAsia="Consolas" w:hAnsi="Consolas"/>
-                <w:color w:val="1F4E78"/>
-                <w:sz w:val="16"/>
-                <w:szCs w:val="16"/>
-              </w:rPr>
-              <w:t xml:space="preserve">  breaking_change_notice_days: 60</w:t>
-            </w:r>
-          </w:p>
-          <w:p>
-            <w:pPr>
-              <w:spacing w:after="0" w:before="0"/>
-            </w:pPr>
-            <w:r>
-              <w:rPr>
-                <w:rFonts w:ascii="Consolas" w:cs="Consolas" w:eastAsia="Consolas" w:hAnsi="Consolas"/>
-                <w:color w:val="1F4E78"/>
-                <w:sz w:val="16"/>
-                <w:szCs w:val="16"/>
-              </w:rPr>
-              <w:t xml:space="preserve">  additive_change_notice_days: 14</w:t>
-            </w:r>
-          </w:p>
-          <w:p>
-            <w:pPr>
-              <w:spacing w:after="0" w:before="0"/>
-            </w:pPr>
-            <w:r>
-              <w:rPr>
-                <w:rFonts w:ascii="Consolas" w:cs="Consolas" w:eastAsia="Consolas" w:hAnsi="Consolas"/>
-                <w:color w:val="1F4E78"/>
-                <w:sz w:val="16"/>
-                <w:szCs w:val="16"/>
-              </w:rPr>
-              <w:t xml:space="preserve">  deprecation_notice_days: 90</w:t>
-            </w:r>
-          </w:p>
-          <w:p>
-            <w:pPr>
-              <w:spacing w:after="0" w:before="0"/>
-            </w:pPr>
-            <w:r>
-              <w:rPr>
-                <w:rFonts w:ascii="Consolas" w:cs="Consolas" w:eastAsia="Consolas" w:hAnsi="Consolas"/>
-                <w:color w:val="1F4E78"/>
-                <w:sz w:val="16"/>
-                <w:szCs w:val="16"/>
-              </w:rPr>
-              <w:t xml:space="preserve">  notification_channel: risk-data-collateralized-funding@td.com</w:t>
-            </w:r>
-          </w:p>
-          <w:p>
-            <w:pPr>
-              <w:spacing w:after="0" w:before="0"/>
-            </w:pPr>
-            <w:r>
-              <w:rPr>
-                <w:rFonts w:ascii="Consolas" w:cs="Consolas" w:eastAsia="Consolas" w:hAnsi="Consolas"/>
-                <w:color w:val="1F4E78"/>
-                <w:sz w:val="16"/>
-                <w:szCs w:val="16"/>
-              </w:rPr>
-              <w:t xml:space="preserve"> </w:t>
-            </w:r>
-          </w:p>
-          <w:p>
-            <w:pPr>
-              <w:spacing w:after="0" w:before="0"/>
-            </w:pPr>
-            <w:r>
-              <w:rPr>
-                <w:rFonts w:ascii="Consolas" w:cs="Consolas" w:eastAsia="Consolas" w:hAnsi="Consolas"/>
-                <w:color w:val="1F4E78"/>
-                <w:sz w:val="16"/>
-                <w:szCs w:val="16"/>
-              </w:rPr>
-              <w:t xml:space="preserve">classification:</w:t>
-            </w:r>
-          </w:p>
-          <w:p>
-            <w:pPr>
-              <w:spacing w:after="0" w:before="0"/>
-            </w:pPr>
-            <w:r>
-              <w:rPr>
-                <w:rFonts w:ascii="Consolas" w:cs="Consolas" w:eastAsia="Consolas" w:hAnsi="Consolas"/>
-                <w:color w:val="1F4E78"/>
-                <w:sz w:val="16"/>
-                <w:szCs w:val="16"/>
-              </w:rPr>
-              <w:t xml:space="preserve">  data_classification: confidential</w:t>
-            </w:r>
-          </w:p>
-          <w:p>
-            <w:pPr>
-              <w:spacing w:after="0" w:before="0"/>
-            </w:pPr>
-            <w:r>
-              <w:rPr>
-                <w:rFonts w:ascii="Consolas" w:cs="Consolas" w:eastAsia="Consolas" w:hAnsi="Consolas"/>
-                <w:color w:val="1F4E78"/>
-                <w:sz w:val="16"/>
-                <w:szCs w:val="16"/>
-              </w:rPr>
-              <w:t xml:space="preserve">  pii_present: false</w:t>
-            </w:r>
-          </w:p>
-          <w:p>
-            <w:pPr>
-              <w:spacing w:after="0" w:before="0"/>
-            </w:pPr>
-            <w:r>
-              <w:rPr>
-                <w:rFonts w:ascii="Consolas" w:cs="Consolas" w:eastAsia="Consolas" w:hAnsi="Consolas"/>
-                <w:color w:val="1F4E78"/>
-                <w:sz w:val="16"/>
-                <w:szCs w:val="16"/>
-              </w:rPr>
-              <w:t xml:space="preserve"> </w:t>
-            </w:r>
-          </w:p>
-          <w:p>
-            <w:pPr>
-              <w:spacing w:after="0" w:before="0"/>
-            </w:pPr>
-            <w:r>
-              <w:rPr>
-                <w:rFonts w:ascii="Consolas" w:cs="Consolas" w:eastAsia="Consolas" w:hAnsi="Consolas"/>
-                <w:color w:val="1F4E78"/>
-                <w:sz w:val="16"/>
-                <w:szCs w:val="16"/>
-              </w:rPr>
-              <w:t xml:space="preserve">lineage:</w:t>
-            </w:r>
-          </w:p>
-          <w:p>
-            <w:pPr>
-              <w:spacing w:after="0" w:before="0"/>
-            </w:pPr>
-            <w:r>
-              <w:rPr>
-                <w:rFonts w:ascii="Consolas" w:cs="Consolas" w:eastAsia="Consolas" w:hAnsi="Consolas"/>
-                <w:color w:val="1F4E78"/>
-                <w:sz w:val="16"/>
-                <w:szCs w:val="16"/>
-              </w:rPr>
-              <w:t xml:space="preserve">  upstream_products:</w:t>
-            </w:r>
-          </w:p>
-          <w:p>
-            <w:pPr>
-              <w:spacing w:after="0" w:before="0"/>
-            </w:pPr>
-            <w:r>
-              <w:rPr>
-                <w:rFonts w:ascii="Consolas" w:cs="Consolas" w:eastAsia="Consolas" w:hAnsi="Consolas"/>
-                <w:color w:val="1F4E78"/>
-                <w:sz w:val="16"/>
-                <w:szCs w:val="16"/>
-              </w:rPr>
-              <w:t xml:space="preserve">    - product_id: lcr_buffer</w:t>
-            </w:r>
-          </w:p>
-          <w:p>
-            <w:pPr>
-              <w:spacing w:after="0" w:before="0"/>
-            </w:pPr>
-            <w:r>
-              <w:rPr>
-                <w:rFonts w:ascii="Consolas" w:cs="Consolas" w:eastAsia="Consolas" w:hAnsi="Consolas"/>
-                <w:color w:val="1F4E78"/>
-                <w:sz w:val="16"/>
-                <w:szCs w:val="16"/>
-              </w:rPr>
-              <w:t xml:space="preserve">      version: "&gt;=1.3"</w:t>
-            </w:r>
-          </w:p>
-          <w:p>
-            <w:pPr>
-              <w:spacing w:after="0" w:before="0"/>
-            </w:pPr>
-            <w:r>
-              <w:rPr>
-                <w:rFonts w:ascii="Consolas" w:cs="Consolas" w:eastAsia="Consolas" w:hAnsi="Consolas"/>
-                <w:color w:val="1F4E78"/>
-                <w:sz w:val="16"/>
-                <w:szCs w:val="16"/>
-              </w:rPr>
-              <w:t xml:space="preserve">      fields_used:</w:t>
-            </w:r>
-          </w:p>
-          <w:p>
-            <w:pPr>
-              <w:spacing w:after="0" w:before="0"/>
-            </w:pPr>
-            <w:r>
-              <w:rPr>
-                <w:rFonts w:ascii="Consolas" w:cs="Consolas" w:eastAsia="Consolas" w:hAnsi="Consolas"/>
-                <w:color w:val="1F4E78"/>
-                <w:sz w:val="16"/>
-                <w:szCs w:val="16"/>
-              </w:rPr>
-              <w:t xml:space="preserve">        - hqla_amount</w:t>
-            </w:r>
-          </w:p>
-          <w:p>
-            <w:pPr>
-              <w:spacing w:after="0" w:before="0"/>
-            </w:pPr>
-            <w:r>
-              <w:rPr>
-                <w:rFonts w:ascii="Consolas" w:cs="Consolas" w:eastAsia="Consolas" w:hAnsi="Consolas"/>
-                <w:color w:val="1F4E78"/>
-                <w:sz w:val="16"/>
-                <w:szCs w:val="16"/>
-              </w:rPr>
-              <w:t xml:space="preserve">        - currency</w:t>
-            </w:r>
-          </w:p>
-          <w:p>
-            <w:pPr>
-              <w:spacing w:after="0" w:before="0"/>
-            </w:pPr>
-            <w:r>
-              <w:rPr>
-                <w:rFonts w:ascii="Consolas" w:cs="Consolas" w:eastAsia="Consolas" w:hAnsi="Consolas"/>
-                <w:color w:val="1F4E78"/>
-                <w:sz w:val="16"/>
-                <w:szCs w:val="16"/>
-              </w:rPr>
-              <w:t xml:space="preserve">        - business_date</w:t>
-            </w:r>
-          </w:p>
-          <w:p>
-            <w:pPr>
-              <w:spacing w:after="0" w:before="0"/>
-            </w:pPr>
-            <w:r>
-              <w:rPr>
-                <w:rFonts w:ascii="Consolas" w:cs="Consolas" w:eastAsia="Consolas" w:hAnsi="Consolas"/>
-                <w:color w:val="1F4E78"/>
-                <w:sz w:val="16"/>
-                <w:szCs w:val="16"/>
-              </w:rPr>
-              <w:t xml:space="preserve">    - product_id: collateral_exposure</w:t>
-            </w:r>
-          </w:p>
-          <w:p>
-            <w:pPr>
-              <w:spacing w:after="0" w:before="0"/>
-            </w:pPr>
-            <w:r>
-              <w:rPr>
-                <w:rFonts w:ascii="Consolas" w:cs="Consolas" w:eastAsia="Consolas" w:hAnsi="Consolas"/>
-                <w:color w:val="1F4E78"/>
-                <w:sz w:val="16"/>
-                <w:szCs w:val="16"/>
-              </w:rPr>
-              <w:t xml:space="preserve">      version: "&gt;=2.0"</w:t>
-            </w:r>
-          </w:p>
-          <w:p>
-            <w:pPr>
-              <w:spacing w:after="0" w:before="0"/>
-            </w:pPr>
-            <w:r>
-              <w:rPr>
-                <w:rFonts w:ascii="Consolas" w:cs="Consolas" w:eastAsia="Consolas" w:hAnsi="Consolas"/>
-                <w:color w:val="1F4E78"/>
-                <w:sz w:val="16"/>
-                <w:szCs w:val="16"/>
-              </w:rPr>
-              <w:t xml:space="preserve">      fields_used:</w:t>
-            </w:r>
-          </w:p>
-          <w:p>
-            <w:pPr>
-              <w:spacing w:after="0" w:before="0"/>
-            </w:pPr>
-            <w:r>
-              <w:rPr>
-                <w:rFonts w:ascii="Consolas" w:cs="Consolas" w:eastAsia="Consolas" w:hAnsi="Consolas"/>
-                <w:color w:val="1F4E78"/>
-                <w:sz w:val="16"/>
-                <w:szCs w:val="16"/>
-              </w:rPr>
-              <w:t xml:space="preserve">        - pledged_collateral_amount</w:t>
-            </w:r>
-          </w:p>
-          <w:p>
-            <w:pPr>
-              <w:spacing w:after="0" w:before="0"/>
-            </w:pPr>
-            <w:r>
-              <w:rPr>
-                <w:rFonts w:ascii="Consolas" w:cs="Consolas" w:eastAsia="Consolas" w:hAnsi="Consolas"/>
-                <w:color w:val="1F4E78"/>
-                <w:sz w:val="16"/>
-                <w:szCs w:val="16"/>
-              </w:rPr>
-              <w:t xml:space="preserve">        - currency</w:t>
-            </w:r>
-          </w:p>
-          <w:p>
-            <w:pPr>
-              <w:spacing w:after="0" w:before="0"/>
-            </w:pPr>
-            <w:r>
-              <w:rPr>
-                <w:rFonts w:ascii="Consolas" w:cs="Consolas" w:eastAsia="Consolas" w:hAnsi="Consolas"/>
-                <w:color w:val="1F4E78"/>
-                <w:sz w:val="16"/>
-                <w:szCs w:val="16"/>
-              </w:rPr>
-              <w:t xml:space="preserve">        - business_date</w:t>
-            </w:r>
-          </w:p>
-          <w:p>
-            <w:pPr>
-              <w:spacing w:after="0" w:before="0"/>
-            </w:pPr>
-            <w:r>
-              <w:rPr>
-                <w:rFonts w:ascii="Consolas" w:cs="Consolas" w:eastAsia="Consolas" w:hAnsi="Consolas"/>
-                <w:color w:val="1F4E78"/>
-                <w:sz w:val="16"/>
-                <w:szCs w:val="16"/>
-              </w:rPr>
-              <w:t xml:space="preserve">  upstream_tables:</w:t>
-            </w:r>
-          </w:p>
-          <w:p>
-            <w:pPr>
-              <w:spacing w:after="0" w:before="0"/>
-            </w:pPr>
-            <w:r>
-              <w:rPr>
-                <w:rFonts w:ascii="Consolas" w:cs="Consolas" w:eastAsia="Consolas" w:hAnsi="Consolas"/>
-                <w:color w:val="1F4E78"/>
-                <w:sz w:val="16"/>
-                <w:szCs w:val="16"/>
-              </w:rPr>
-              <w:t xml:space="preserve">    - risk_warehouse.products.lcr_buffer</w:t>
-            </w:r>
-          </w:p>
-          <w:p>
-            <w:pPr>
-              <w:spacing w:after="0" w:before="0"/>
-            </w:pPr>
-            <w:r>
-              <w:rPr>
-                <w:rFonts w:ascii="Consolas" w:cs="Consolas" w:eastAsia="Consolas" w:hAnsi="Consolas"/>
-                <w:color w:val="1F4E78"/>
-                <w:sz w:val="16"/>
-                <w:szCs w:val="16"/>
-              </w:rPr>
-              <w:t xml:space="preserve">    - risk_warehouse.products.collateral_exposure</w:t>
-            </w:r>
-          </w:p>
-          <w:p>
-            <w:pPr>
-              <w:spacing w:after="0" w:before="0"/>
-            </w:pPr>
-            <w:r>
-              <w:rPr>
-                <w:rFonts w:ascii="Consolas" w:cs="Consolas" w:eastAsia="Consolas" w:hAnsi="Consolas"/>
-                <w:color w:val="1F4E78"/>
-                <w:sz w:val="16"/>
-                <w:szCs w:val="16"/>
-              </w:rPr>
-              <w:t xml:space="preserve"> </w:t>
-            </w:r>
-          </w:p>
-          <w:p>
-            <w:pPr>
-              <w:spacing w:after="0" w:before="0"/>
-            </w:pPr>
-            <w:r>
-              <w:rPr>
-                <w:rFonts w:ascii="Consolas" w:cs="Consolas" w:eastAsia="Consolas" w:hAnsi="Consolas"/>
-                <w:color w:val="1F4E78"/>
-                <w:sz w:val="16"/>
-                <w:szCs w:val="16"/>
-              </w:rPr>
-              <w:t xml:space="preserve">consumer_registry:</w:t>
-            </w:r>
-          </w:p>
-          <w:p>
-            <w:pPr>
-              <w:spacing w:after="0" w:before="0"/>
-            </w:pPr>
-            <w:r>
-              <w:rPr>
-                <w:rFonts w:ascii="Consolas" w:cs="Consolas" w:eastAsia="Consolas" w:hAnsi="Consolas"/>
-                <w:color w:val="1F4E78"/>
-                <w:sz w:val="16"/>
-                <w:szCs w:val="16"/>
-              </w:rPr>
-              <w:t xml:space="preserve">  type: databricks_table</w:t>
-            </w:r>
-          </w:p>
-          <w:p>
-            <w:pPr>
-              <w:spacing w:after="0" w:before="0"/>
-            </w:pPr>
-            <w:r>
-              <w:rPr>
-                <w:rFonts w:ascii="Consolas" w:cs="Consolas" w:eastAsia="Consolas" w:hAnsi="Consolas"/>
-                <w:color w:val="1F4E78"/>
-                <w:sz w:val="16"/>
-                <w:szCs w:val="16"/>
-              </w:rPr>
-              <w:t xml:space="preserve">  location: risk_governance.consumer_registry</w:t>
-            </w:r>
-          </w:p>
-          <w:p>
-            <w:pPr>
-              <w:spacing w:after="0" w:before="0"/>
-            </w:pPr>
-            <w:r>
-              <w:rPr>
-                <w:rFonts w:ascii="Consolas" w:cs="Consolas" w:eastAsia="Consolas" w:hAnsi="Consolas"/>
-                <w:color w:val="1F4E78"/>
-                <w:sz w:val="16"/>
-                <w:szCs w:val="16"/>
-              </w:rPr>
-              <w:t xml:space="preserve">  filter: "product_id = 'collateralized_funding_view'"</w:t>
-            </w:r>
-          </w:p>
-          <w:p>
-            <w:pPr>
-              <w:spacing w:after="0" w:before="0"/>
-            </w:pPr>
-            <w:r>
-              <w:rPr>
-                <w:rFonts w:ascii="Consolas" w:cs="Consolas" w:eastAsia="Consolas" w:hAnsi="Consolas"/>
-                <w:color w:val="1F4E78"/>
-                <w:sz w:val="16"/>
-                <w:szCs w:val="16"/>
-              </w:rPr>
-              <w:t xml:space="preserve"> </w:t>
-            </w:r>
-          </w:p>
-          <w:p>
-            <w:pPr>
-              <w:spacing w:after="0" w:before="0"/>
-            </w:pPr>
-            <w:r>
-              <w:rPr>
-                <w:rFonts w:ascii="Consolas" w:cs="Consolas" w:eastAsia="Consolas" w:hAnsi="Consolas"/>
-                <w:color w:val="1F4E78"/>
-                <w:sz w:val="16"/>
-                <w:szCs w:val="16"/>
-              </w:rPr>
-              <w:t xml:space="preserve">quality:</w:t>
-            </w:r>
-          </w:p>
-          <w:p>
-            <w:pPr>
-              <w:spacing w:after="0" w:before="0"/>
-            </w:pPr>
-            <w:r>
-              <w:rPr>
-                <w:rFonts w:ascii="Consolas" w:cs="Consolas" w:eastAsia="Consolas" w:hAnsi="Consolas"/>
-                <w:color w:val="1F4E78"/>
-                <w:sz w:val="16"/>
-                <w:szCs w:val="16"/>
-              </w:rPr>
-              <w:t xml:space="preserve">  constraints:</w:t>
-            </w:r>
-          </w:p>
-          <w:p>
-            <w:pPr>
-              <w:spacing w:after="0" w:before="0"/>
-            </w:pPr>
-            <w:r>
-              <w:rPr>
-                <w:rFonts w:ascii="Consolas" w:cs="Consolas" w:eastAsia="Consolas" w:hAnsi="Consolas"/>
-                <w:color w:val="1F4E78"/>
-                <w:sz w:val="16"/>
-                <w:szCs w:val="16"/>
-              </w:rPr>
-              <w:t xml:space="preserve">    - name: amounts_non_negative</w:t>
-            </w:r>
-          </w:p>
-          <w:p>
-            <w:pPr>
-              <w:spacing w:after="0" w:before="0"/>
-            </w:pPr>
-            <w:r>
-              <w:rPr>
-                <w:rFonts w:ascii="Consolas" w:cs="Consolas" w:eastAsia="Consolas" w:hAnsi="Consolas"/>
-                <w:color w:val="1F4E78"/>
-                <w:sz w:val="16"/>
-                <w:szCs w:val="16"/>
-              </w:rPr>
-              <w:t xml:space="preserve">      check: hqla_amount &gt;= 0 AND pledged_collateral_amount &gt;= 0</w:t>
-            </w:r>
-          </w:p>
-          <w:p>
-            <w:pPr>
-              <w:spacing w:after="0" w:before="0"/>
-            </w:pPr>
-            <w:r>
-              <w:rPr>
-                <w:rFonts w:ascii="Consolas" w:cs="Consolas" w:eastAsia="Consolas" w:hAnsi="Consolas"/>
-                <w:color w:val="1F4E78"/>
-                <w:sz w:val="16"/>
-                <w:szCs w:val="16"/>
-              </w:rPr>
-              <w:t xml:space="preserve">    - name: pledged_not_exceed_hqla</w:t>
-            </w:r>
-          </w:p>
-          <w:p>
-            <w:pPr>
-              <w:spacing w:after="0" w:before="0"/>
-            </w:pPr>
-            <w:r>
-              <w:rPr>
-                <w:rFonts w:ascii="Consolas" w:cs="Consolas" w:eastAsia="Consolas" w:hAnsi="Consolas"/>
-                <w:color w:val="1F4E78"/>
-                <w:sz w:val="16"/>
-                <w:szCs w:val="16"/>
-              </w:rPr>
-              <w:t xml:space="preserve">      check: pledged_collateral_amount &lt;= hqla_amount</w:t>
-            </w:r>
-          </w:p>
-          <w:p>
-            <w:pPr>
-              <w:spacing w:after="0" w:before="0"/>
-            </w:pPr>
-            <w:r>
-              <w:rPr>
-                <w:rFonts w:ascii="Consolas" w:cs="Consolas" w:eastAsia="Consolas" w:hAnsi="Consolas"/>
-                <w:color w:val="1F4E78"/>
-                <w:sz w:val="16"/>
-                <w:szCs w:val="16"/>
-              </w:rPr>
-              <w:t xml:space="preserve">    - name: coverage_ratio_bounded</w:t>
-            </w:r>
-          </w:p>
-          <w:p>
-            <w:pPr>
-              <w:spacing w:after="0" w:before="0"/>
-            </w:pPr>
-            <w:r>
-              <w:rPr>
-                <w:rFonts w:ascii="Consolas" w:cs="Consolas" w:eastAsia="Consolas" w:hAnsi="Consolas"/>
-                <w:color w:val="1F4E78"/>
-                <w:sz w:val="16"/>
-                <w:szCs w:val="16"/>
-              </w:rPr>
-              <w:t xml:space="preserve">      check: coverage_ratio BETWEEN 0 AND 1</w:t>
-            </w:r>
-          </w:p>
-          <w:p>
-            <w:pPr>
-              <w:spacing w:after="0" w:before="0"/>
-            </w:pPr>
-            <w:r>
-              <w:rPr>
-                <w:rFonts w:ascii="Consolas" w:cs="Consolas" w:eastAsia="Consolas" w:hAnsi="Consolas"/>
-                <w:color w:val="1F4E78"/>
-                <w:sz w:val="16"/>
-                <w:szCs w:val="16"/>
-              </w:rPr>
-              <w:t xml:space="preserve">  tests:</w:t>
-            </w:r>
-          </w:p>
-          <w:p>
-            <w:pPr>
-              <w:spacing w:after="0" w:before="0"/>
-            </w:pPr>
-            <w:r>
-              <w:rPr>
-                <w:rFonts w:ascii="Consolas" w:cs="Consolas" w:eastAsia="Consolas" w:hAnsi="Consolas"/>
-                <w:color w:val="1F4E78"/>
-                <w:sz w:val="16"/>
-                <w:szCs w:val="16"/>
-              </w:rPr>
-              <w:t xml:space="preserve">    - name: row_count_within_band</w:t>
-            </w:r>
-          </w:p>
-          <w:p>
-            <w:pPr>
-              <w:spacing w:after="0" w:before="0"/>
-            </w:pPr>
-            <w:r>
-              <w:rPr>
-                <w:rFonts w:ascii="Consolas" w:cs="Consolas" w:eastAsia="Consolas" w:hAnsi="Consolas"/>
-                <w:color w:val="1F4E78"/>
-                <w:sz w:val="16"/>
-                <w:szCs w:val="16"/>
-              </w:rPr>
-              <w:t xml:space="preserve">      schedule: daily</w:t>
-            </w:r>
-          </w:p>
-          <w:p>
-            <w:pPr>
-              <w:spacing w:after="0" w:before="0"/>
-            </w:pPr>
-            <w:r>
-              <w:rPr>
-                <w:rFonts w:ascii="Consolas" w:cs="Consolas" w:eastAsia="Consolas" w:hAnsi="Consolas"/>
-                <w:color w:val="1F4E78"/>
-                <w:sz w:val="16"/>
-                <w:szCs w:val="16"/>
-              </w:rPr>
-              <w:t xml:space="preserve">      threshold: "±10% vs prior business day"</w:t>
-            </w:r>
-          </w:p>
-          <w:p>
-            <w:pPr>
-              <w:spacing w:after="0" w:before="0"/>
-            </w:pPr>
-            <w:r>
-              <w:rPr>
-                <w:rFonts w:ascii="Consolas" w:cs="Consolas" w:eastAsia="Consolas" w:hAnsi="Consolas"/>
-                <w:color w:val="1F4E78"/>
-                <w:sz w:val="16"/>
-                <w:szCs w:val="16"/>
-              </w:rPr>
-              <w:t xml:space="preserve">    - name: currency_coverage_matches_lcr</w:t>
-            </w:r>
-          </w:p>
-          <w:p>
-            <w:pPr>
-              <w:spacing w:after="0" w:before="0"/>
-            </w:pPr>
-            <w:r>
-              <w:rPr>
-                <w:rFonts w:ascii="Consolas" w:cs="Consolas" w:eastAsia="Consolas" w:hAnsi="Consolas"/>
-                <w:color w:val="1F4E78"/>
-                <w:sz w:val="16"/>
-                <w:szCs w:val="16"/>
-              </w:rPr>
-              <w:t xml:space="preserve">      schedule: daily</w:t>
-            </w:r>
-          </w:p>
-          <w:p>
-            <w:pPr>
-              <w:spacing w:after="0" w:before="0"/>
-            </w:pPr>
-            <w:r>
-              <w:rPr>
-                <w:rFonts w:ascii="Consolas" w:cs="Consolas" w:eastAsia="Consolas" w:hAnsi="Consolas"/>
-                <w:color w:val="1F4E78"/>
-                <w:sz w:val="16"/>
-                <w:szCs w:val="16"/>
-              </w:rPr>
-              <w:t xml:space="preserve">    - name: coverage_ratio_within_expected_range</w:t>
-            </w:r>
-          </w:p>
-          <w:p>
-            <w:pPr>
-              <w:spacing w:after="0" w:before="0"/>
-            </w:pPr>
-            <w:r>
-              <w:rPr>
-                <w:rFonts w:ascii="Consolas" w:cs="Consolas" w:eastAsia="Consolas" w:hAnsi="Consolas"/>
-                <w:color w:val="1F4E78"/>
-                <w:sz w:val="16"/>
-                <w:szCs w:val="16"/>
-              </w:rPr>
-              <w:t xml:space="preserve">      schedule: daily</w:t>
-            </w:r>
-          </w:p>
-          <w:p>
-            <w:pPr>
-              <w:spacing w:after="0" w:before="0"/>
-            </w:pPr>
-            <w:r>
-              <w:rPr>
-                <w:rFonts w:ascii="Consolas" w:cs="Consolas" w:eastAsia="Consolas" w:hAnsi="Consolas"/>
-                <w:color w:val="1F4E78"/>
-                <w:sz w:val="16"/>
-                <w:szCs w:val="16"/>
-              </w:rPr>
-              <w:t xml:space="preserve">      threshold: "0.6 - 1.0"</w:t>
-            </w:r>
-          </w:p>
-          <w:p>
-            <w:pPr>
-              <w:spacing w:after="0" w:before="0"/>
-            </w:pPr>
-            <w:r>
-              <w:rPr>
-                <w:rFonts w:ascii="Consolas" w:cs="Consolas" w:eastAsia="Consolas" w:hAnsi="Consolas"/>
-                <w:color w:val="1F4E78"/>
-                <w:sz w:val="16"/>
-                <w:szCs w:val="16"/>
-              </w:rPr>
-              <w:t xml:space="preserve"> </w:t>
-            </w:r>
-          </w:p>
-          <w:p>
-            <w:pPr>
-              <w:spacing w:after="0" w:before="0"/>
-            </w:pPr>
-            <w:r>
-              <w:rPr>
-                <w:rFonts w:ascii="Consolas" w:cs="Consolas" w:eastAsia="Consolas" w:hAnsi="Consolas"/>
-                <w:color w:val="1F4E78"/>
-                <w:sz w:val="16"/>
-                <w:szCs w:val="16"/>
-              </w:rPr>
-              <w:t xml:space="preserve">change_history:</w:t>
-            </w:r>
-          </w:p>
-          <w:p>
-            <w:pPr>
-              <w:spacing w:after="0" w:before="0"/>
-            </w:pPr>
-            <w:r>
-              <w:rPr>
-                <w:rFonts w:ascii="Consolas" w:cs="Consolas" w:eastAsia="Consolas" w:hAnsi="Consolas"/>
-                <w:color w:val="1F4E78"/>
-                <w:sz w:val="16"/>
-                <w:szCs w:val="16"/>
-              </w:rPr>
-              <w:t xml:space="preserve">  - version: 1.0.0</w:t>
-            </w:r>
-          </w:p>
-          <w:p>
-            <w:pPr>
-              <w:spacing w:after="0" w:before="0"/>
-            </w:pPr>
-            <w:r>
-              <w:rPr>
-                <w:rFonts w:ascii="Consolas" w:cs="Consolas" w:eastAsia="Consolas" w:hAnsi="Consolas"/>
-                <w:color w:val="1F4E78"/>
-                <w:sz w:val="16"/>
-                <w:szCs w:val="16"/>
-              </w:rPr>
-              <w:t xml:space="preserve">    date: 2026-05-13</w:t>
-            </w:r>
-          </w:p>
-          <w:p>
-            <w:pPr>
-              <w:spacing w:after="0" w:before="0"/>
-            </w:pPr>
-            <w:r>
-              <w:rPr>
-                <w:rFonts w:ascii="Consolas" w:cs="Consolas" w:eastAsia="Consolas" w:hAnsi="Consolas"/>
-                <w:color w:val="1F4E78"/>
-                <w:sz w:val="16"/>
-                <w:szCs w:val="16"/>
-              </w:rPr>
-              <w:t xml:space="preserve">    type: initial</w:t>
-            </w:r>
-          </w:p>
-          <w:p>
-            <w:pPr>
-              <w:spacing w:after="0" w:before="0"/>
-            </w:pPr>
-            <w:r>
-              <w:rPr>
-                <w:rFonts w:ascii="Consolas" w:cs="Consolas" w:eastAsia="Consolas" w:hAnsi="Consolas"/>
-                <w:color w:val="1F4E78"/>
-                <w:sz w:val="16"/>
-                <w:szCs w:val="16"/>
-              </w:rPr>
-              <w:t xml:space="preserve">    summary: "Initial contracted release of Collateralized Funding View."</w:t>
-            </w:r>
-          </w:p>
-          <w:p>
-            <w:pPr>
-              <w:spacing w:after="0" w:before="0"/>
-            </w:pPr>
-            <w:r>
-              <w:rPr>
-                <w:rFonts w:ascii="Consolas" w:cs="Consolas" w:eastAsia="Consolas" w:hAnsi="Consolas"/>
-                <w:color w:val="1F4E78"/>
-                <w:sz w:val="16"/>
-                <w:szCs w:val="16"/>
-              </w:rPr>
-              <w:t xml:space="preserve">    approved_by:</w:t>
-            </w:r>
-          </w:p>
-          <w:p>
-            <w:pPr>
-              <w:spacing w:after="0" w:before="0"/>
-            </w:pPr>
-            <w:r>
-              <w:rPr>
-                <w:rFonts w:ascii="Consolas" w:cs="Consolas" w:eastAsia="Consolas" w:hAnsi="Consolas"/>
-                <w:color w:val="1F4E78"/>
-                <w:sz w:val="16"/>
-                <w:szCs w:val="16"/>
-              </w:rPr>
-              <w:t xml:space="preserve">      - pg_liquidity_funding</w:t>
-            </w:r>
-          </w:p>
-          <w:p>
-            <w:pPr>
-              <w:spacing w:after="0" w:before="0"/>
-            </w:pPr>
-            <w:r>
-              <w:rPr>
-                <w:rFonts w:ascii="Consolas" w:cs="Consolas" w:eastAsia="Consolas" w:hAnsi="Consolas"/>
-                <w:color w:val="1F4E78"/>
-                <w:sz w:val="16"/>
-                <w:szCs w:val="16"/>
-              </w:rPr>
-              <w:t xml:space="preserve">      - risk_data_platform</w:t>
-            </w:r>
-          </w:p>
-        </w:tc>
-      </w:tr>
-    </w:tbl>
-    <w:p>
-      <w:pPr>
-        <w:spacing w:after="200"/>
-      </w:pPr>
-      <w:r>
-        <w:t xml:space="preserve"> </w:t>
-      </w:r>
-    </w:p>
-    <w:p>
-      <w:pPr>
-        <w:spacing w:after="80" w:before="80"/>
-      </w:pPr>
-      <w:r>
-        <w:rPr>
-          <w:rFonts w:ascii="Arial" w:cs="Arial" w:eastAsia="Arial" w:hAnsi="Arial"/>
-          <w:i/>
-          <w:iCs/>
-          <w:color w:val="595959"/>
-          <w:sz w:val="22"/>
-          <w:szCs w:val="22"/>
-        </w:rPr>
-        <w:t xml:space="preserve">When this YAML is updated in Git and merged via pull request, CI regenerates this entire page, applies the corresponding Unity Catalog tags to the table, and syncs the metadata to Collibra. The contract is the source; everything else is a projection of it.</w:t>
+        <w:t xml:space="preserve">Requirements document (intake)</w:t>
       </w:r>
     </w:p>
     <w:sectPr>
